--- a/por/docx/64.content.docx
+++ b/por/docx/64.content.docx
@@ -4,39 +4,88 @@
   <w:body>
     <w:p/>
     <w:p>
-      <w:r/>
+      <w:pPr/>
+      <w:r>
+        <w:rPr>
+          <w:lang w:val="pt_PT" w:bidi="pt_PT"/>
+        </w:rPr>
+      </w:r>
     </w:p>
     <w:p>
       <w:pPr>
         <w:pStyle w:val="Heading2"/>
       </w:pPr>
       <w:r>
-        <w:t>License Information</w:t>
-      </w:r>
-      <w:r/>
+        <w:rPr>
+          <w:lang w:val="pt_PT" w:bidi="pt_PT"/>
+        </w:rPr>
+        <w:t>Resource: Notas de Tradução (unfoldingWord)</w:t>
+      </w:r>
+      <w:r>
+        <w:rPr>
+          <w:lang w:val="pt_PT" w:bidi="pt_PT"/>
+        </w:rPr>
+      </w:r>
     </w:p>
     <w:p>
-      <w:r/>
+      <w:pPr>
+        <w:pStyle w:val="Heading2"/>
+      </w:pPr>
+      <w:r>
+        <w:rPr>
+          <w:lang w:val="pt_PT" w:bidi="pt_PT"/>
+        </w:rPr>
+        <w:t>License Information</w:t>
+      </w:r>
+      <w:r>
+        <w:rPr>
+          <w:lang w:val="pt_PT" w:bidi="pt_PT"/>
+        </w:rPr>
+      </w:r>
+    </w:p>
+    <w:p>
+      <w:pPr/>
+      <w:r>
+        <w:rPr>
+          <w:lang w:val="pt_PT" w:bidi="pt_PT"/>
+        </w:rPr>
+      </w:r>
       <w:r>
         <w:rPr>
           <w:b/>
-        </w:rPr>
-        <w:t>Translation Notes (unfoldingWord)</w:t>
-      </w:r>
-      <w:r>
+          <w:lang w:val="pt_PT" w:bidi="pt_PT"/>
+        </w:rPr>
+        <w:t>Notas de Tradução (unfoldingWord)</w:t>
+      </w:r>
+      <w:r>
+        <w:rPr>
+          <w:lang w:val="pt_PT" w:bidi="pt_PT"/>
+        </w:rPr>
         <w:t xml:space="preserve"> (Portuguese) is based on</w:t>
       </w:r>
       <w:r>
+        <w:rPr>
+          <w:lang w:val="pt_PT" w:bidi="pt_PT"/>
+        </w:rPr>
         <w:t xml:space="preserve">: </w:t>
       </w:r>
       <w:r>
+        <w:rPr>
+          <w:lang w:val="pt_PT" w:bidi="pt_PT"/>
+        </w:rPr>
         <w:t>unfoldingWord® Translation Notes</w:t>
       </w:r>
       <w:r>
+        <w:rPr>
+          <w:lang w:val="pt_PT" w:bidi="pt_PT"/>
+        </w:rPr>
         <w:t xml:space="preserve">, </w:t>
       </w:r>
       <w:hyperlink r:id="rId13">
         <w:r>
+          <w:rPr>
+            <w:lang w:val="pt_PT" w:bidi="pt_PT"/>
+          </w:rPr>
           <w:rPr>
             <w:color w:val="0000EE"/>
             <w:u w:val="single"/>
@@ -45,10 +94,16 @@
         </w:r>
       </w:hyperlink>
       <w:r>
+        <w:rPr>
+          <w:lang w:val="pt_PT" w:bidi="pt_PT"/>
+        </w:rPr>
         <w:t xml:space="preserve">, 2022, which is licensed under a </w:t>
       </w:r>
       <w:hyperlink r:id="rId14">
         <w:r>
+          <w:rPr>
+            <w:lang w:val="pt_PT" w:bidi="pt_PT"/>
+          </w:rPr>
           <w:rPr>
             <w:color w:val="0000EE"/>
             <w:u w:val="single"/>
@@ -57,24 +112,50 @@
         </w:r>
       </w:hyperlink>
       <w:r>
+        <w:rPr>
+          <w:lang w:val="pt_PT" w:bidi="pt_PT"/>
+        </w:rPr>
         <w:t>.</w:t>
       </w:r>
-      <w:r/>
+      <w:r>
+        <w:rPr>
+          <w:lang w:val="pt_PT" w:bidi="pt_PT"/>
+        </w:rPr>
+      </w:r>
     </w:p>
     <w:p>
-      <w:r/>
-      <w:r>
+      <w:pPr/>
+      <w:r>
+        <w:rPr>
+          <w:lang w:val="pt_PT" w:bidi="pt_PT"/>
+        </w:rPr>
+      </w:r>
+      <w:r>
+        <w:rPr>
+          <w:lang w:val="pt_PT" w:bidi="pt_PT"/>
+        </w:rPr>
         <w:t>This PDF version is provided under the same license.</w:t>
       </w:r>
-      <w:r/>
-      <w:r/>
+      <w:r>
+        <w:rPr>
+          <w:lang w:val="pt_PT" w:bidi="pt_PT"/>
+        </w:rPr>
+      </w:r>
+      <w:r>
+        <w:rPr>
+          <w:lang w:val="pt_PT" w:bidi="pt_PT"/>
+        </w:rPr>
+      </w:r>
     </w:p>
     <w:p>
       <w:pPr>
         <w:pStyle w:val="Heading1"/>
       </w:pPr>
       <w:r>
-        <w:t>Translation Notes (unfoldingWord)</w:t>
+        <w:rPr>
+          <w:lang w:val="pt_PT" w:bidi="pt_PT"/>
+        </w:rPr>
+        <w:t>Notas de Tradução (unfoldingWord)</w:t>
       </w:r>
     </w:p>
     <w:p>
@@ -96,31 +177,154 @@
       </w:pPr>
     </w:p>
     <w:p>
-      <w:r/>
+      <w:pPr/>
+      <w:r>
+        <w:rPr>
+          <w:lang w:val="pt_PT" w:bidi="pt_PT"/>
+        </w:rPr>
+      </w:r>
     </w:p>
     <w:p>
       <w:pPr>
         <w:pStyle w:val="Heading2"/>
       </w:pPr>
       <w:r>
-        <w:t>3 João - Introdução</w:t>
-      </w:r>
-      <w:r/>
+        <w:rPr>
+          <w:lang w:val="pt_PT" w:bidi="pt_PT"/>
+        </w:rPr>
+        <w:t>3JN</w:t>
+      </w:r>
+      <w:r>
+        <w:rPr>
+          <w:lang w:val="pt_PT" w:bidi="pt_PT"/>
+        </w:rPr>
+      </w:r>
     </w:p>
     <w:p>
-      <w:pPr>
-        <w:pStyle w:val="Heading3"/>
-      </w:pPr>
-      <w:r>
-        <w:t>Parte 1: Introdução geral</w:t>
+      <w:pPr/>
+      <w:r>
+        <w:rPr>
+          <w:lang w:val="pt_PT" w:bidi="pt_PT"/>
+        </w:rPr>
+      </w:r>
+      <w:r>
+        <w:rPr>
+          <w:i/>
+          <w:lang w:val="pt_PT" w:bidi="pt_PT"/>
+        </w:rPr>
+        <w:t>3 João - Introdução</w:t>
+      </w:r>
+      <w:r>
+        <w:rPr>
+          <w:lang w:val="pt_PT" w:bidi="pt_PT"/>
+        </w:rPr>
       </w:r>
     </w:p>
     <w:p>
+      <w:pPr/>
+      <w:r>
+        <w:rPr>
+          <w:lang w:val="pt_PT" w:bidi="pt_PT"/>
+        </w:rPr>
+      </w:r>
+      <w:r>
+        <w:rPr>
+          <w:lang w:val="pt_PT" w:bidi="pt_PT"/>
+        </w:rPr>
+        <w:t xml:space="preserve"> </w:t>
+      </w:r>
+      <w:r>
+        <w:rPr>
+          <w:lang w:val="pt_PT" w:bidi="pt_PT"/>
+        </w:rPr>
+      </w:r>
+      <w:r>
+        <w:rPr>
+          <w:lang w:val="pt_PT" w:bidi="pt_PT"/>
+        </w:rPr>
+      </w:r>
+    </w:p>
+    <w:p>
+      <w:pPr>
+        <w:sectPr>
+          <w:footnotePr>
+            <w:numRestart w:val="eachSect"/>
+          </w:footnotePr>
+          <w:type w:val="continuous"/>
+          <w:pgSz w:w="12240" w:h="15840" w:code="1"/>
+          <w:pgMar w:top="1440" w:right="1440" w:bottom="1440" w:left="1440" w:header="504" w:footer="504" w:gutter="0"/>
+          <w:cols w:space="708"/>
+          <w:titlePg/>
+          <w:docGrid w:linePitch="360"/>
+        </w:sectPr>
+      </w:pPr>
+    </w:p>
+    <w:p>
+      <w:pPr/>
+      <w:r>
+        <w:rPr>
+          <w:lang w:val="pt_PT" w:bidi="pt_PT"/>
+        </w:rPr>
+      </w:r>
+    </w:p>
+    <w:p>
+      <w:pPr>
+        <w:pStyle w:val="Heading2"/>
+      </w:pPr>
+      <w:r>
+        <w:rPr>
+          <w:lang w:val="pt_PT" w:bidi="pt_PT"/>
+        </w:rPr>
+        <w:t>3 João - Introdução</w:t>
+      </w:r>
+      <w:r>
+        <w:rPr>
+          <w:lang w:val="pt_PT" w:bidi="pt_PT"/>
+        </w:rPr>
+      </w:r>
+    </w:p>
+    <w:p>
+      <w:pPr>
+        <w:pStyle w:val="Heading3"/>
+      </w:pPr>
+      <w:r>
+        <w:rPr>
+          <w:lang w:val="pt_PT" w:bidi="pt_PT"/>
+        </w:rPr>
+        <w:t>Parte 1: Introdução geral</w:t>
+      </w:r>
+    </w:p>
+    <w:p>
       <w:pPr>
         <w:pStyle w:val="Heading4"/>
       </w:pPr>
       <w:r>
+        <w:rPr>
+          <w:lang w:val="pt_PT" w:bidi="pt_PT"/>
+        </w:rPr>
         <w:t>Esboço do livro de 3 João</w:t>
+      </w:r>
+    </w:p>
+    <w:p>
+      <w:pPr>
+        <w:pStyle w:val="ListNumber"/>
+        <w:numPr>
+          <w:ilvl w:val="0"/>
+          <w:numId w:val="14"/>
+        </w:numPr>
+        <w:spacing w:line="240" w:lineRule="auto"/>
+        <w:ind w:left="720"/>
+      </w:pPr>
+      <w:r>
+        <w:rPr>
+          <w:lang w:val="pt_PT" w:bidi="pt_PT"/>
+        </w:rPr>
+      </w:r>
+      <w:r>
+        <w:rPr>
+          <w:lang w:val="pt_PT" w:bidi="pt_PT"/>
+        </w:rPr>
+        <w:t>Introdução (1.1)</w:t>
       </w:r>
     </w:p>
     <w:p>
@@ -129,9 +333,16 @@
         <w:spacing w:line="240" w:lineRule="auto"/>
         <w:ind w:left="720"/>
       </w:pPr>
-      <w:r/>
-      <w:r>
-        <w:t>Introdução (1.1)</w:t>
+      <w:r>
+        <w:rPr>
+          <w:lang w:val="pt_PT" w:bidi="pt_PT"/>
+        </w:rPr>
+      </w:r>
+      <w:r>
+        <w:rPr>
+          <w:lang w:val="pt_PT" w:bidi="pt_PT"/>
+        </w:rPr>
+        <w:t>Encorajamento e instruções para demonstrar hospitalidade (1.2–8)</w:t>
       </w:r>
     </w:p>
     <w:p>
@@ -140,9 +351,16 @@
         <w:spacing w:line="240" w:lineRule="auto"/>
         <w:ind w:left="720"/>
       </w:pPr>
-      <w:r/>
-      <w:r>
-        <w:t>Encorajamento e instruções para demonstrar hospitalidade (1.2–8)</w:t>
+      <w:r>
+        <w:rPr>
+          <w:lang w:val="pt_PT" w:bidi="pt_PT"/>
+        </w:rPr>
+      </w:r>
+      <w:r>
+        <w:rPr>
+          <w:lang w:val="pt_PT" w:bidi="pt_PT"/>
+        </w:rPr>
+        <w:t>condenação de Diótrefes (1.9–10)</w:t>
       </w:r>
     </w:p>
     <w:p>
@@ -151,9 +369,16 @@
         <w:spacing w:line="240" w:lineRule="auto"/>
         <w:ind w:left="720"/>
       </w:pPr>
-      <w:r/>
-      <w:r>
-        <w:t>condenação de Diótrefes (1.9–10)</w:t>
+      <w:r>
+        <w:rPr>
+          <w:lang w:val="pt_PT" w:bidi="pt_PT"/>
+        </w:rPr>
+      </w:r>
+      <w:r>
+        <w:rPr>
+          <w:lang w:val="pt_PT" w:bidi="pt_PT"/>
+        </w:rPr>
+        <w:t>Instruções para imitar o que é bom (1.11)</w:t>
       </w:r>
     </w:p>
     <w:p>
@@ -162,9 +387,16 @@
         <w:spacing w:line="240" w:lineRule="auto"/>
         <w:ind w:left="720"/>
       </w:pPr>
-      <w:r/>
-      <w:r>
-        <w:t>Instruções para imitar o que é bom (1.11)</w:t>
+      <w:r>
+        <w:rPr>
+          <w:lang w:val="pt_PT" w:bidi="pt_PT"/>
+        </w:rPr>
+      </w:r>
+      <w:r>
+        <w:rPr>
+          <w:lang w:val="pt_PT" w:bidi="pt_PT"/>
+        </w:rPr>
+        <w:t>Elogios a Demétrio (1.12)</w:t>
       </w:r>
     </w:p>
     <w:p>
@@ -173,257 +405,420 @@
         <w:spacing w:line="240" w:lineRule="auto"/>
         <w:ind w:left="720"/>
       </w:pPr>
-      <w:r/>
-      <w:r>
-        <w:t>Elogios a Demétrio (1.12)</w:t>
+      <w:r>
+        <w:rPr>
+          <w:lang w:val="pt_PT" w:bidi="pt_PT"/>
+        </w:rPr>
+      </w:r>
+      <w:r>
+        <w:rPr>
+          <w:lang w:val="pt_PT" w:bidi="pt_PT"/>
+        </w:rPr>
+        <w:t>Conclusão e saudações (1.13–15)</w:t>
       </w:r>
     </w:p>
     <w:p>
       <w:pPr>
-        <w:pStyle w:val="ListNumber"/>
-        <w:spacing w:line="240" w:lineRule="auto"/>
-        <w:ind w:left="720"/>
-      </w:pPr>
-      <w:r/>
-      <w:r>
-        <w:t>Conclusão e saudações (1.13–15)</w:t>
+        <w:pStyle w:val="Heading4"/>
+      </w:pPr>
+      <w:r>
+        <w:rPr>
+          <w:lang w:val="pt_PT" w:bidi="pt_PT"/>
+        </w:rPr>
+        <w:t>Quem escreveu o livro de 3 João?</w:t>
       </w:r>
     </w:p>
     <w:p>
-      <w:pPr>
-        <w:pStyle w:val="Heading4"/>
-      </w:pPr>
-      <w:r>
-        <w:t>Quem escreveu o livro de 3 João?</w:t>
+      <w:pPr/>
+      <w:r>
+        <w:rPr>
+          <w:lang w:val="pt_PT" w:bidi="pt_PT"/>
+        </w:rPr>
+      </w:r>
+      <w:r>
+        <w:rPr>
+          <w:lang w:val="pt_PT" w:bidi="pt_PT"/>
+        </w:rPr>
+        <w:t xml:space="preserve">A carta não menciona o nome do autor. O autor apenas se identificou como </w:t>
+      </w:r>
+      <w:r>
+        <w:rPr>
+          <w:b/>
+          <w:lang w:val="pt_PT" w:bidi="pt_PT"/>
+        </w:rPr>
+        <w:t>O ancião</w:t>
+      </w:r>
+      <w:r>
+        <w:rPr>
+          <w:lang w:val="pt_PT" w:bidi="pt_PT"/>
+        </w:rPr>
+        <w:t xml:space="preserve"> (1.1). A carta provavelmente foi escrita pelo apóstolo João perto do fim de sua vida, após ele ter escrito o Evangelho de João e as cartas 1 João e 2 João. Nesta carta, João referiu-se a si mesmo como “o ancião”. Isso pode ter sido devido à sua idade avançada, ou porque ele era um líder na igreja, ou ambos, já que ambos eram verdadeiros. Se possível, em sua tradução use uma palavra em seu idioma que possa se referir tanto à idade avançada quanto à liderança na igreja.</w:t>
       </w:r>
     </w:p>
     <w:p>
-      <w:r/>
-      <w:r>
-        <w:t xml:space="preserve">A carta não menciona o nome do autor. O autor apenas se identificou como </w:t>
-      </w:r>
-      <w:r>
-        <w:rPr>
-          <w:b/>
-        </w:rPr>
-        <w:t>O ancião</w:t>
-      </w:r>
-      <w:r>
-        <w:t xml:space="preserve"> (1.1). A carta provavelmente foi escrita pelo apóstolo João perto do fim de sua vida, após ele ter escrito o Evangelho de João e as cartas 1 João e 2 João. Nesta carta, João referiu-se a si mesmo como “o ancião”. Isso pode ter sido devido à sua idade avançada, ou porque ele era um líder na igreja, ou ambos, já que ambos eram verdadeiros. Se possível, em sua tradução use uma palavra em seu idioma que possa se referir tanto à idade avançada quanto à liderança na igreja.</w:t>
+      <w:pPr>
+        <w:pStyle w:val="Heading4"/>
+      </w:pPr>
+      <w:r>
+        <w:rPr>
+          <w:lang w:val="pt_PT" w:bidi="pt_PT"/>
+        </w:rPr>
+        <w:t>Qual é o tema do livro de 3 João?</w:t>
       </w:r>
     </w:p>
     <w:p>
-      <w:pPr>
-        <w:pStyle w:val="Heading4"/>
-      </w:pPr>
-      <w:r>
-        <w:t>Qual é o tema do livro de 3 João?</w:t>
+      <w:pPr/>
+      <w:r>
+        <w:rPr>
+          <w:lang w:val="pt_PT" w:bidi="pt_PT"/>
+        </w:rPr>
+      </w:r>
+      <w:r>
+        <w:rPr>
+          <w:lang w:val="pt_PT" w:bidi="pt_PT"/>
+        </w:rPr>
+        <w:t>João escreveu esta carta para um crente chamado Gaio. Ele instruiu Gaio a ser hospitaleiro e prestativo com os irmãos que estavam viajando por sua área. Provavelmente, esses eram grupos de pregadores e professores cristãos itinerantes. João também alertou Gaio sobre um líder ruim na igreja chamado Diótrefes. Ele elogiou um bom líder chamado Demétrio. Este pode ter sido alguém na congregação de Gaio que João queria que Gaio apoiasse como líder em vez de Diótrefes, ou ele pode ter sido a pessoa que levou esta carta a Gaio e João estava apresentando-o a Gaio. Se assim for, ele fazia parte do mesmo grupo que tinha vindo a João; eles estariam viajando de volta para onde Gaio estava e depois viajariam mais adiante.</w:t>
       </w:r>
     </w:p>
     <w:p>
-      <w:r/>
-      <w:r>
-        <w:t>João escreveu esta carta para um crente chamado Gaio. Ele instruiu Gaio a ser hospitaleiro e prestativo com os irmãos que estavam viajando por sua área. Provavelmente, esses eram grupos de pregadores e professores cristãos itinerantes. João também alertou Gaio sobre um líder ruim na igreja chamado Diótrefes. Ele elogiou um bom líder chamado Demétrio. Este pode ter sido alguém na congregação de Gaio que João queria que Gaio apoiasse como líder em vez de Diótrefes, ou ele pode ter sido a pessoa que levou esta carta a Gaio e João estava apresentando-o a Gaio. Se assim for, ele fazia parte do mesmo grupo que tinha vindo a João; eles estariam viajando de volta para onde Gaio estava e depois viajariam mais adiante.</w:t>
+      <w:pPr>
+        <w:pStyle w:val="Heading4"/>
+      </w:pPr>
+      <w:r>
+        <w:rPr>
+          <w:lang w:val="pt_PT" w:bidi="pt_PT"/>
+        </w:rPr>
+        <w:t>Como deve ser traduzido o título deste livro?</w:t>
       </w:r>
     </w:p>
     <w:p>
-      <w:pPr>
-        <w:pStyle w:val="Heading4"/>
-      </w:pPr>
-      <w:r>
-        <w:t>Como deve ser traduzido o título deste livro?</w:t>
+      <w:pPr/>
+      <w:r>
+        <w:rPr>
+          <w:lang w:val="pt_PT" w:bidi="pt_PT"/>
+        </w:rPr>
+      </w:r>
+      <w:r>
+        <w:rPr>
+          <w:lang w:val="pt_PT" w:bidi="pt_PT"/>
+        </w:rPr>
+        <w:t xml:space="preserve">Os tradutores podem optar por chamar este livro pelo seu título tradicional, “3 João” ou “Terceiro João”. Ou podem escolher um título diferente, como “A terceira carta de João” ou “A terceira carta que João escreveu”. (Veja: </w:t>
+      </w:r>
+      <w:r>
+        <w:rPr>
+          <w:lang w:val="pt_PT" w:bidi="pt_PT"/>
+        </w:rPr>
+        <w:t>Como traduzir nomes</w:t>
+      </w:r>
+      <w:r>
+        <w:rPr>
+          <w:lang w:val="pt_PT" w:bidi="pt_PT"/>
+        </w:rPr>
+        <w:t>)</w:t>
       </w:r>
     </w:p>
     <w:p>
-      <w:r/>
-      <w:r>
-        <w:t xml:space="preserve">Os tradutores podem optar por chamar este livro pelo seu título tradicional, “3 João” ou “Terceiro João”. Ou podem escolher um título diferente, como “A terceira carta de João” ou “A terceira carta que João escreveu”. (Veja: </w:t>
-      </w:r>
-      <w:r>
-        <w:t>Como traduzir nomes</w:t>
-      </w:r>
-      <w:r>
-        <w:t>)</w:t>
+      <w:pPr>
+        <w:pStyle w:val="Heading3"/>
+      </w:pPr>
+      <w:r>
+        <w:rPr>
+          <w:lang w:val="pt_PT" w:bidi="pt_PT"/>
+        </w:rPr>
+        <w:t>Parte 2: Conceitos religiosos e culturais relevantes</w:t>
       </w:r>
     </w:p>
     <w:p>
       <w:pPr>
-        <w:pStyle w:val="Heading3"/>
-      </w:pPr>
-      <w:r>
-        <w:t>Parte 2: Conceitos religiosos e culturais relevantes</w:t>
+        <w:pStyle w:val="Heading4"/>
+      </w:pPr>
+      <w:r>
+        <w:rPr>
+          <w:lang w:val="pt_PT" w:bidi="pt_PT"/>
+        </w:rPr>
+        <w:t>O que é hospitalidade?</w:t>
       </w:r>
     </w:p>
     <w:p>
-      <w:pPr>
-        <w:pStyle w:val="Heading4"/>
-      </w:pPr>
-      <w:r>
-        <w:t>O que é hospitalidade?</w:t>
+      <w:pPr/>
+      <w:r>
+        <w:rPr>
+          <w:lang w:val="pt_PT" w:bidi="pt_PT"/>
+        </w:rPr>
+      </w:r>
+      <w:r>
+        <w:rPr>
+          <w:lang w:val="pt_PT" w:bidi="pt_PT"/>
+        </w:rPr>
+        <w:t>A hospitalidade era um conceito importante no antigo Oriente Próximo. Era essencial ser amigável com estrangeiros ou forasteiros e oferecer ajuda a eles, se necessário. Em 2 João, João desencorajou os cristãos a demonstrarem hospitalidade a falsos mestres. Em 3 João, João encorajou os cristãos a demonstrarem hospitalidade a mestres fiéis.</w:t>
       </w:r>
     </w:p>
     <w:p>
-      <w:r/>
-      <w:r>
-        <w:t>A hospitalidade era um conceito importante no antigo Oriente Próximo. Era essencial ser amigável com estrangeiros ou forasteiros e oferecer ajuda a eles, se necessário. Em 2 João, João desencorajou os cristãos a demonstrarem hospitalidade a falsos mestres. Em 3 João, João encorajou os cristãos a demonstrarem hospitalidade a mestres fiéis.</w:t>
+      <w:pPr>
+        <w:pStyle w:val="Heading3"/>
+      </w:pPr>
+      <w:r>
+        <w:rPr>
+          <w:lang w:val="pt_PT" w:bidi="pt_PT"/>
+        </w:rPr>
+        <w:t>Parte 3: Questões importantes de tradução</w:t>
       </w:r>
     </w:p>
     <w:p>
       <w:pPr>
-        <w:pStyle w:val="Heading3"/>
-      </w:pPr>
-      <w:r>
-        <w:t>Parte 3: Questões importantes de tradução</w:t>
+        <w:pStyle w:val="Heading4"/>
+      </w:pPr>
+      <w:r>
+        <w:rPr>
+          <w:lang w:val="pt_PT" w:bidi="pt_PT"/>
+        </w:rPr>
+        <w:t>De que maneira o autor utiliza os relacionamentos familiares em sua carta?</w:t>
       </w:r>
     </w:p>
     <w:p>
-      <w:pPr>
-        <w:pStyle w:val="Heading4"/>
-      </w:pPr>
-      <w:r>
-        <w:t>De que maneira o autor utiliza os relacionamentos familiares em sua carta?</w:t>
+      <w:pPr/>
+      <w:r>
+        <w:rPr>
+          <w:lang w:val="pt_PT" w:bidi="pt_PT"/>
+        </w:rPr>
+      </w:r>
+      <w:r>
+        <w:rPr>
+          <w:lang w:val="pt_PT" w:bidi="pt_PT"/>
+        </w:rPr>
+        <w:t xml:space="preserve">O autor utilizou os termos </w:t>
+      </w:r>
+      <w:r>
+        <w:rPr>
+          <w:b/>
+          <w:lang w:val="pt_PT" w:bidi="pt_PT"/>
+        </w:rPr>
+        <w:t>irmão</w:t>
+      </w:r>
+      <w:r>
+        <w:rPr>
+          <w:lang w:val="pt_PT" w:bidi="pt_PT"/>
+        </w:rPr>
+        <w:t xml:space="preserve"> e </w:t>
+      </w:r>
+      <w:r>
+        <w:rPr>
+          <w:b/>
+          <w:lang w:val="pt_PT" w:bidi="pt_PT"/>
+        </w:rPr>
+        <w:t>filhos</w:t>
+      </w:r>
+      <w:r>
+        <w:rPr>
+          <w:lang w:val="pt_PT" w:bidi="pt_PT"/>
+        </w:rPr>
+        <w:t xml:space="preserve"> de uma maneira que pode causar confusão. As escrituras do Antigo Testamento frequentemente usavam o termo </w:t>
+      </w:r>
+      <w:r>
+        <w:rPr>
+          <w:b/>
+          <w:lang w:val="pt_PT" w:bidi="pt_PT"/>
+        </w:rPr>
+        <w:t>irmãos</w:t>
+      </w:r>
+      <w:r>
+        <w:rPr>
+          <w:lang w:val="pt_PT" w:bidi="pt_PT"/>
+        </w:rPr>
+        <w:t xml:space="preserve"> para se referir aos judeus. No entanto, nesta carta, João usou a palavra para se referir aos cristãos. Além disso, João chamou alguns crentes de seus </w:t>
+      </w:r>
+      <w:r>
+        <w:rPr>
+          <w:b/>
+          <w:lang w:val="pt_PT" w:bidi="pt_PT"/>
+        </w:rPr>
+        <w:t>filhos</w:t>
+      </w:r>
+      <w:r>
+        <w:rPr>
+          <w:lang w:val="pt_PT" w:bidi="pt_PT"/>
+        </w:rPr>
+        <w:t>. Ele quis dizer isso em um sentido espiritual; eram crentes que ele havia ensinado a obedecer a Cristo.</w:t>
       </w:r>
     </w:p>
     <w:p>
-      <w:r/>
-      <w:r>
-        <w:t xml:space="preserve">O autor utilizou os termos </w:t>
+      <w:pPr/>
+      <w:r>
+        <w:rPr>
+          <w:lang w:val="pt_PT" w:bidi="pt_PT"/>
+        </w:rPr>
+      </w:r>
+      <w:r>
+        <w:rPr>
+          <w:lang w:val="pt_PT" w:bidi="pt_PT"/>
+        </w:rPr>
+        <w:t xml:space="preserve">João também usou o termo </w:t>
       </w:r>
       <w:r>
         <w:rPr>
           <w:b/>
-        </w:rPr>
-        <w:t>irmão</w:t>
-      </w:r>
-      <w:r>
-        <w:t xml:space="preserve"> e </w:t>
+          <w:lang w:val="pt_PT" w:bidi="pt_PT"/>
+        </w:rPr>
+        <w:t>gentio</w:t>
+      </w:r>
+      <w:r>
+        <w:rPr>
+          <w:lang w:val="pt_PT" w:bidi="pt_PT"/>
+        </w:rPr>
+        <w:t xml:space="preserve"> de uma maneira que pode ser confusa. As escrituras frequentemente usavam o termo </w:t>
       </w:r>
       <w:r>
         <w:rPr>
           <w:b/>
-        </w:rPr>
-        <w:t>filhos</w:t>
-      </w:r>
-      <w:r>
-        <w:t xml:space="preserve"> de uma maneira que pode causar confusão. As escrituras do Antigo Testamento frequentemente usavam o termo </w:t>
-      </w:r>
-      <w:r>
-        <w:rPr>
-          <w:b/>
-        </w:rPr>
-        <w:t>irmãos</w:t>
-      </w:r>
-      <w:r>
-        <w:t xml:space="preserve"> para se referir aos judeus. No entanto, nesta carta, João usou a palavra para se referir aos cristãos. Além disso, João chamou alguns crentes de seus </w:t>
-      </w:r>
-      <w:r>
-        <w:rPr>
-          <w:b/>
-        </w:rPr>
-        <w:t>filhos</w:t>
-      </w:r>
-      <w:r>
-        <w:t>. Ele quis dizer isso em um sentido espiritual; eram crentes que ele havia ensinado a obedecer a Cristo.</w:t>
+          <w:lang w:val="pt_PT" w:bidi="pt_PT"/>
+        </w:rPr>
+        <w:t>gentio</w:t>
+      </w:r>
+      <w:r>
+        <w:rPr>
+          <w:lang w:val="pt_PT" w:bidi="pt_PT"/>
+        </w:rPr>
+        <w:t xml:space="preserve"> para se referir a pessoas que não são judias. Mas nesta carta, João usou a palavra para se referir àqueles que não acreditavam em Jesus.</w:t>
       </w:r>
     </w:p>
     <w:p>
-      <w:r/>
-      <w:r>
-        <w:t xml:space="preserve">João também usou o termo </w:t>
-      </w:r>
-      <w:r>
-        <w:rPr>
-          <w:b/>
-        </w:rPr>
-        <w:t>gentio</w:t>
-      </w:r>
-      <w:r>
-        <w:t xml:space="preserve"> de uma maneira que pode ser confusa. As escrituras frequentemente usavam o termo </w:t>
-      </w:r>
-      <w:r>
-        <w:rPr>
-          <w:b/>
-        </w:rPr>
-        <w:t>gentio</w:t>
-      </w:r>
-      <w:r>
-        <w:t xml:space="preserve"> para se referir a pessoas que não são judias. Mas nesta carta, João usou a palavra para se referir àqueles que não acreditavam em Jesus.</w:t>
+      <w:pPr>
+        <w:pStyle w:val="Heading4"/>
+      </w:pPr>
+      <w:r>
+        <w:rPr>
+          <w:lang w:val="pt_PT" w:bidi="pt_PT"/>
+        </w:rPr>
+        <w:t>Qual forma de “você” aparece nesta carta?</w:t>
       </w:r>
     </w:p>
     <w:p>
-      <w:pPr>
-        <w:pStyle w:val="Heading4"/>
-      </w:pPr>
-      <w:r>
-        <w:t>Qual forma de “você” aparece nesta carta?</w:t>
+      <w:pPr/>
+      <w:r>
+        <w:rPr>
+          <w:lang w:val="pt_PT" w:bidi="pt_PT"/>
+        </w:rPr>
+      </w:r>
+      <w:r>
+        <w:rPr>
+          <w:lang w:val="pt_PT" w:bidi="pt_PT"/>
+        </w:rPr>
+        <w:t xml:space="preserve">Esta é uma carta pessoal de João para seu amigo Gaio. Todas as instâncias de </w:t>
+      </w:r>
+      <w:r>
+        <w:rPr>
+          <w:b/>
+          <w:lang w:val="pt_PT" w:bidi="pt_PT"/>
+        </w:rPr>
+        <w:t>você</w:t>
+      </w:r>
+      <w:r>
+        <w:rPr>
+          <w:lang w:val="pt_PT" w:bidi="pt_PT"/>
+        </w:rPr>
+        <w:t xml:space="preserve"> e </w:t>
+      </w:r>
+      <w:r>
+        <w:rPr>
+          <w:b/>
+          <w:lang w:val="pt_PT" w:bidi="pt_PT"/>
+        </w:rPr>
+        <w:t>seu</w:t>
+      </w:r>
+      <w:r>
+        <w:rPr>
+          <w:lang w:val="pt_PT" w:bidi="pt_PT"/>
+        </w:rPr>
+        <w:t xml:space="preserve"> nesta carta referem-se a Gaio e são no singular. Se seu idioma faz distinção de </w:t>
+      </w:r>
+      <w:r>
+        <w:rPr>
+          <w:b/>
+          <w:lang w:val="pt_PT" w:bidi="pt_PT"/>
+        </w:rPr>
+        <w:t xml:space="preserve">você </w:t>
+      </w:r>
+      <w:r>
+        <w:rPr>
+          <w:lang w:val="pt_PT" w:bidi="pt_PT"/>
+        </w:rPr>
+        <w:t>no singular e no plural, certifique se de traduzir no singular nesta carta.</w:t>
       </w:r>
     </w:p>
     <w:p>
-      <w:r/>
-      <w:r>
-        <w:t xml:space="preserve">Esta é uma carta pessoal de João para seu amigo Gaio. Todas as instâncias de </w:t>
-      </w:r>
-      <w:r>
-        <w:rPr>
-          <w:b/>
-        </w:rPr>
-        <w:t>você</w:t>
-      </w:r>
-      <w:r>
-        <w:t xml:space="preserve"> e </w:t>
-      </w:r>
-      <w:r>
-        <w:rPr>
-          <w:b/>
-        </w:rPr>
-        <w:t>seu</w:t>
-      </w:r>
-      <w:r>
-        <w:t xml:space="preserve"> nesta carta referem-se a Gaio e são no singular. Se seu idioma faz distinção de </w:t>
-      </w:r>
-      <w:r>
-        <w:rPr>
-          <w:b/>
-        </w:rPr>
-        <w:t xml:space="preserve">você </w:t>
-      </w:r>
-      <w:r>
-        <w:t>no singular e no plural, certifique se de traduzir no singular nesta carta.</w:t>
+      <w:pPr>
+        <w:pStyle w:val="Heading4"/>
+      </w:pPr>
+      <w:r>
+        <w:rPr>
+          <w:lang w:val="pt_PT" w:bidi="pt_PT"/>
+        </w:rPr>
+        <w:t>Como posso traduzir os versículos 6–7 de forma lógica?</w:t>
       </w:r>
     </w:p>
     <w:p>
-      <w:pPr>
-        <w:pStyle w:val="Heading4"/>
-      </w:pPr>
-      <w:r>
-        <w:t>Como posso traduzir os versículos 6–7 de forma lógica?</w:t>
+      <w:pPr/>
+      <w:r>
+        <w:rPr>
+          <w:lang w:val="pt_PT" w:bidi="pt_PT"/>
+        </w:rPr>
+      </w:r>
+      <w:r>
+        <w:rPr>
+          <w:lang w:val="pt_PT" w:bidi="pt_PT"/>
+        </w:rPr>
+        <w:t xml:space="preserve">O versículo 7 fornece a razão para a ação que João recomenda no versículo 6. Em algumas línguas, é mais natural declarar a razão primeiro e a ação depois. Se isso for mais natural no seu idioma, você pode inverter a ordem das frases e então combinar os números dos versículos. (Veja: </w:t>
+      </w:r>
+      <w:r>
+        <w:rPr>
+          <w:lang w:val="pt_PT" w:bidi="pt_PT"/>
+        </w:rPr>
+        <w:t>Pontes de versículo</w:t>
+      </w:r>
+      <w:r>
+        <w:rPr>
+          <w:lang w:val="pt_PT" w:bidi="pt_PT"/>
+        </w:rPr>
+        <w:t>)</w:t>
       </w:r>
     </w:p>
     <w:p>
-      <w:r/>
-      <w:r>
-        <w:t xml:space="preserve">O versículo 7 fornece a razão para a ação que João recomenda no versículo 6. Em algumas línguas, é mais natural declarar a razão primeiro e a ação depois. Se isso for mais natural no seu idioma, você pode inverter a ordem das frases e então combinar os números dos versículos. (Veja: </w:t>
-      </w:r>
-      <w:r>
-        <w:t>Pontes de versículo</w:t>
-      </w:r>
-      <w:r>
-        <w:t>)</w:t>
+      <w:pPr/>
+      <w:r>
+        <w:rPr>
+          <w:lang w:val="pt_PT" w:bidi="pt_PT"/>
+        </w:rPr>
+      </w:r>
+      <w:r>
+        <w:rPr>
+          <w:lang w:val="pt_PT" w:bidi="pt_PT"/>
+        </w:rPr>
+        <w:t>Em uma tradução literal, a inversão das frases ficaria assim:</w:t>
       </w:r>
     </w:p>
     <w:p>
-      <w:r/>
-      <w:r>
-        <w:t>Em uma tradução literal, a inversão das frases ficaria assim:</w:t>
-      </w:r>
-    </w:p>
-    <w:p>
-      <w:r/>
-      <w:r>
+      <w:pPr/>
+      <w:r>
+        <w:rPr>
+          <w:lang w:val="pt_PT" w:bidi="pt_PT"/>
+        </w:rPr>
+      </w:r>
+      <w:r>
+        <w:rPr>
+          <w:lang w:val="pt_PT" w:bidi="pt_PT"/>
+        </w:rPr>
         <w:t>6–7 que testemunharam seu amor diante da igreja. Porque saíram por causa do nome, não aceitando nada dos gentios, você fará bem em enviá-los de maneira digna de Deus.</w:t>
       </w:r>
-      <w:r/>
-      <w:r/>
+      <w:r>
+        <w:rPr>
+          <w:lang w:val="pt_PT" w:bidi="pt_PT"/>
+        </w:rPr>
+      </w:r>
+      <w:r>
+        <w:rPr>
+          <w:lang w:val="pt_PT" w:bidi="pt_PT"/>
+        </w:rPr>
+      </w:r>
     </w:p>
     <w:sectPr>
       <w:footnotePr>
@@ -2315,6 +2710,12 @@
   <w:num w:numId="13" w16cid:durableId="592781308">
     <w:abstractNumId w:val="11"/>
   </w:num>
+  <w:num w:numId="14">
+    <w:abstractNumId w:val="3"/>
+    <w:lvlOverride w:ilvl="0">
+      <w:startOverride w:val="1"/>
+    </w:lvlOverride>
+  </w:num>
   <w:numIdMacAtCleanup w:val="10"/>
 </w:numbering>
 </file>
@@ -2325,7 +2726,7 @@
     <w:rPrDefault>
       <w:rPr>
         <w:rFonts w:ascii="Times New Roman" w:eastAsia="Times New Roman" w:hAnsi="Times New Roman" w:cs="Times New Roman"/>
-        <w:lang w:val="en-US" w:eastAsia="en-US" w:bidi="ar-SA"/>
+        <w:lang w:val="pt_PT" w:eastAsia="en-US" w:bidi="ar-SA"/>
       </w:rPr>
     </w:rPrDefault>
     <w:pPrDefault/>

--- a/por/docx/64.content.docx
+++ b/por/docx/64.content.docx
@@ -28,22 +28,6 @@
       </w:r>
     </w:p>
     <w:p>
-      <w:pPr>
-        <w:pStyle w:val="Heading2"/>
-      </w:pPr>
-      <w:r>
-        <w:rPr>
-          <w:lang w:val="pt_PT" w:bidi="pt_PT"/>
-        </w:rPr>
-        <w:t>License Information</w:t>
-      </w:r>
-      <w:r>
-        <w:rPr>
-          <w:lang w:val="pt_PT" w:bidi="pt_PT"/>
-        </w:rPr>
-      </w:r>
-    </w:p>
-    <w:p>
       <w:pPr/>
       <w:r>
         <w:rPr>
@@ -55,86 +39,37 @@
           <w:b/>
           <w:lang w:val="pt_PT" w:bidi="pt_PT"/>
         </w:rPr>
-        <w:t>Notas de Tradução (unfoldingWord)</w:t>
-      </w:r>
-      <w:r>
-        <w:rPr>
-          <w:lang w:val="pt_PT" w:bidi="pt_PT"/>
-        </w:rPr>
-        <w:t xml:space="preserve"> (Portuguese) is based on</w:t>
-      </w:r>
-      <w:r>
-        <w:rPr>
-          <w:lang w:val="pt_PT" w:bidi="pt_PT"/>
-        </w:rPr>
-        <w:t xml:space="preserve">: </w:t>
-      </w:r>
-      <w:r>
-        <w:rPr>
-          <w:lang w:val="pt_PT" w:bidi="pt_PT"/>
-        </w:rPr>
         <w:t>unfoldingWord® Translation Notes</w:t>
       </w:r>
       <w:r>
         <w:rPr>
           <w:lang w:val="pt_PT" w:bidi="pt_PT"/>
         </w:rPr>
-        <w:t xml:space="preserve">, </w:t>
-      </w:r>
-      <w:hyperlink r:id="rId13">
-        <w:r>
-          <w:rPr>
-            <w:lang w:val="pt_PT" w:bidi="pt_PT"/>
-          </w:rPr>
-          <w:rPr>
-            <w:color w:val="0000EE"/>
-            <w:u w:val="single"/>
-          </w:rPr>
-          <w:t>unfoldingWord</w:t>
-        </w:r>
-      </w:hyperlink>
-      <w:r>
-        <w:rPr>
-          <w:lang w:val="pt_PT" w:bidi="pt_PT"/>
-        </w:rPr>
-        <w:t xml:space="preserve">, 2022, which is licensed under a </w:t>
-      </w:r>
-      <w:hyperlink r:id="rId14">
-        <w:r>
-          <w:rPr>
-            <w:lang w:val="pt_PT" w:bidi="pt_PT"/>
-          </w:rPr>
-          <w:rPr>
-            <w:color w:val="0000EE"/>
-            <w:u w:val="single"/>
-          </w:rPr>
-          <w:t>CC BY-SA 4.0 license</w:t>
-        </w:r>
-      </w:hyperlink>
-      <w:r>
-        <w:rPr>
-          <w:lang w:val="pt_PT" w:bidi="pt_PT"/>
-        </w:rPr>
-        <w:t>.</w:t>
-      </w:r>
-      <w:r>
-        <w:rPr>
-          <w:lang w:val="pt_PT" w:bidi="pt_PT"/>
-        </w:rPr>
-      </w:r>
-    </w:p>
-    <w:p>
-      <w:pPr/>
-      <w:r>
-        <w:rPr>
-          <w:lang w:val="pt_PT" w:bidi="pt_PT"/>
-        </w:rPr>
-      </w:r>
-      <w:r>
-        <w:rPr>
-          <w:lang w:val="pt_PT" w:bidi="pt_PT"/>
-        </w:rPr>
-        <w:t>This PDF version is provided under the same license.</w:t>
+        <w:t xml:space="preserve"> © 2022 unfoldingWord. Released under CC BY-SA 4.0 license. </w:t>
+      </w:r>
+      <w:r>
+        <w:rPr>
+          <w:lang w:val="pt_PT" w:bidi="pt_PT"/>
+        </w:rPr>
+        <w:t>unfoldingWord® Translation Notes</w:t>
+      </w:r>
+      <w:r>
+        <w:rPr>
+          <w:lang w:val="pt_PT" w:bidi="pt_PT"/>
+        </w:rPr>
+        <w:t xml:space="preserve"> has been adapted in the following languages: Tok Pisin, Arabic (عربي), French (Français), Hindi (हिंदी), Indonesian (Bahasa Indonesia), Portuguese (Português), Russian (Русский), Spanish (Español), Swahili (Kiswahili), and Simplified Chinese (简体中文) from </w:t>
+      </w:r>
+      <w:r>
+        <w:rPr>
+          <w:lang w:val="pt_PT" w:bidi="pt_PT"/>
+        </w:rPr>
+        <w:t>unfoldingWord® Translation Notes</w:t>
+      </w:r>
+      <w:r>
+        <w:rPr>
+          <w:lang w:val="pt_PT" w:bidi="pt_PT"/>
+        </w:rPr>
+        <w:t xml:space="preserve"> © 2022 unfoldingWord. Released under CC BY-SA 4.0 license by Mission Mutual</w:t>
       </w:r>
       <w:r>
         <w:rPr>

--- a/por/docx/64.content.docx
+++ b/por/docx/64.content.docx
@@ -28,6 +28,22 @@
       </w:r>
     </w:p>
     <w:p>
+      <w:pPr>
+        <w:pStyle w:val="Heading2"/>
+      </w:pPr>
+      <w:r>
+        <w:rPr>
+          <w:lang w:val="pt_PT" w:bidi="pt_PT"/>
+        </w:rPr>
+        <w:t>License Information</w:t>
+      </w:r>
+      <w:r>
+        <w:rPr>
+          <w:lang w:val="pt_PT" w:bidi="pt_PT"/>
+        </w:rPr>
+      </w:r>
+    </w:p>
+    <w:p>
       <w:pPr/>
       <w:r>
         <w:rPr>
@@ -39,37 +55,86 @@
           <w:b/>
           <w:lang w:val="pt_PT" w:bidi="pt_PT"/>
         </w:rPr>
+        <w:t>Notas de Tradução (unfoldingWord)</w:t>
+      </w:r>
+      <w:r>
+        <w:rPr>
+          <w:lang w:val="pt_PT" w:bidi="pt_PT"/>
+        </w:rPr>
+        <w:t xml:space="preserve"> (Portuguese) is based on</w:t>
+      </w:r>
+      <w:r>
+        <w:rPr>
+          <w:lang w:val="pt_PT" w:bidi="pt_PT"/>
+        </w:rPr>
+        <w:t xml:space="preserve">: </w:t>
+      </w:r>
+      <w:r>
+        <w:rPr>
+          <w:lang w:val="pt_PT" w:bidi="pt_PT"/>
+        </w:rPr>
         <w:t>unfoldingWord® Translation Notes</w:t>
       </w:r>
       <w:r>
         <w:rPr>
           <w:lang w:val="pt_PT" w:bidi="pt_PT"/>
         </w:rPr>
-        <w:t xml:space="preserve"> © 2022 unfoldingWord. Released under CC BY-SA 4.0 license. </w:t>
-      </w:r>
-      <w:r>
-        <w:rPr>
-          <w:lang w:val="pt_PT" w:bidi="pt_PT"/>
-        </w:rPr>
-        <w:t>unfoldingWord® Translation Notes</w:t>
-      </w:r>
-      <w:r>
-        <w:rPr>
-          <w:lang w:val="pt_PT" w:bidi="pt_PT"/>
-        </w:rPr>
-        <w:t xml:space="preserve"> has been adapted in the following languages: Tok Pisin, Arabic (عربي), French (Français), Hindi (हिंदी), Indonesian (Bahasa Indonesia), Portuguese (Português), Russian (Русский), Spanish (Español), Swahili (Kiswahili), and Simplified Chinese (简体中文) from </w:t>
-      </w:r>
-      <w:r>
-        <w:rPr>
-          <w:lang w:val="pt_PT" w:bidi="pt_PT"/>
-        </w:rPr>
-        <w:t>unfoldingWord® Translation Notes</w:t>
-      </w:r>
-      <w:r>
-        <w:rPr>
-          <w:lang w:val="pt_PT" w:bidi="pt_PT"/>
-        </w:rPr>
-        <w:t xml:space="preserve"> © 2022 unfoldingWord. Released under CC BY-SA 4.0 license by Mission Mutual</w:t>
+        <w:t xml:space="preserve">, </w:t>
+      </w:r>
+      <w:hyperlink r:id="rId13">
+        <w:r>
+          <w:rPr>
+            <w:lang w:val="pt_PT" w:bidi="pt_PT"/>
+          </w:rPr>
+          <w:rPr>
+            <w:color w:val="0000EE"/>
+            <w:u w:val="single"/>
+          </w:rPr>
+          <w:t>unfoldingWord</w:t>
+        </w:r>
+      </w:hyperlink>
+      <w:r>
+        <w:rPr>
+          <w:lang w:val="pt_PT" w:bidi="pt_PT"/>
+        </w:rPr>
+        <w:t xml:space="preserve">, 2022, which is licensed under a </w:t>
+      </w:r>
+      <w:hyperlink r:id="rId14">
+        <w:r>
+          <w:rPr>
+            <w:lang w:val="pt_PT" w:bidi="pt_PT"/>
+          </w:rPr>
+          <w:rPr>
+            <w:color w:val="0000EE"/>
+            <w:u w:val="single"/>
+          </w:rPr>
+          <w:t>CC BY-SA 4.0 license</w:t>
+        </w:r>
+      </w:hyperlink>
+      <w:r>
+        <w:rPr>
+          <w:lang w:val="pt_PT" w:bidi="pt_PT"/>
+        </w:rPr>
+        <w:t>.</w:t>
+      </w:r>
+      <w:r>
+        <w:rPr>
+          <w:lang w:val="pt_PT" w:bidi="pt_PT"/>
+        </w:rPr>
+      </w:r>
+    </w:p>
+    <w:p>
+      <w:pPr/>
+      <w:r>
+        <w:rPr>
+          <w:lang w:val="pt_PT" w:bidi="pt_PT"/>
+        </w:rPr>
+      </w:r>
+      <w:r>
+        <w:rPr>
+          <w:lang w:val="pt_PT" w:bidi="pt_PT"/>
+        </w:rPr>
+        <w:t>This PDF version is provided under the same license.</w:t>
       </w:r>
       <w:r>
         <w:rPr>

--- a/por/docx/64.content.docx
+++ b/por/docx/64.content.docx
@@ -141,13 +141,6 @@
         <w:rPr>
           <w:lang w:val="pt_PT" w:bidi="pt_PT"/>
         </w:rPr>
-      </w:r>
-      <w:r>
-        <w:rPr>
-          <w:i/>
-          <w:lang w:val="pt_PT" w:bidi="pt_PT"/>
-        </w:rPr>
-        <w:t>3 João - Introdução</w:t>
       </w:r>
       <w:r>
         <w:rPr>

--- a/por/docx/64.content.docx
+++ b/por/docx/64.content.docx
@@ -146,19 +146,6 @@
         <w:rPr>
           <w:lang w:val="pt_PT" w:bidi="pt_PT"/>
         </w:rPr>
-      </w:r>
-    </w:p>
-    <w:p>
-      <w:pPr/>
-      <w:r>
-        <w:rPr>
-          <w:lang w:val="pt_PT" w:bidi="pt_PT"/>
-        </w:rPr>
-      </w:r>
-      <w:r>
-        <w:rPr>
-          <w:lang w:val="pt_PT" w:bidi="pt_PT"/>
-        </w:rPr>
         <w:t xml:space="preserve"> </w:t>
       </w:r>
       <w:r>
@@ -736,6 +723,4739 @@
           <w:lang w:val="pt_PT" w:bidi="pt_PT"/>
         </w:rPr>
         <w:t>6–7 que testemunharam seu amor diante da igreja. Porque saíram por causa do nome, não aceitando nada dos gentios, você fará bem em enviá-los de maneira digna de Deus.</w:t>
+      </w:r>
+      <w:r>
+        <w:rPr>
+          <w:lang w:val="pt_PT" w:bidi="pt_PT"/>
+        </w:rPr>
+      </w:r>
+      <w:r>
+        <w:rPr>
+          <w:lang w:val="pt_PT" w:bidi="pt_PT"/>
+        </w:rPr>
+      </w:r>
+    </w:p>
+    <w:p>
+      <w:pPr/>
+      <w:r>
+        <w:rPr>
+          <w:lang w:val="pt_PT" w:bidi="pt_PT"/>
+        </w:rPr>
+      </w:r>
+    </w:p>
+    <w:p>
+      <w:pPr>
+        <w:pStyle w:val="Heading2"/>
+      </w:pPr>
+      <w:r>
+        <w:rPr>
+          <w:lang w:val="pt_PT" w:bidi="pt_PT"/>
+        </w:rPr>
+        <w:t>3 João 1.1 (#1)</w:t>
+      </w:r>
+      <w:r>
+        <w:rPr>
+          <w:lang w:val="pt_PT" w:bidi="pt_PT"/>
+        </w:rPr>
+      </w:r>
+    </w:p>
+    <w:p>
+      <w:pPr/>
+      <w:r>
+        <w:rPr>
+          <w:lang w:val="pt_PT" w:bidi="pt_PT"/>
+        </w:rPr>
+      </w:r>
+      <w:r>
+        <w:rPr>
+          <w:b/>
+          <w:lang w:val="pt_PT" w:bidi="pt_PT"/>
+        </w:rPr>
+        <w:t>"Do presbítero".</w:t>
+      </w:r>
+    </w:p>
+    <w:p>
+      <w:pPr/>
+      <w:r>
+        <w:rPr>
+          <w:lang w:val="pt_PT" w:bidi="pt_PT"/>
+        </w:rPr>
+      </w:r>
+      <w:r>
+        <w:rPr>
+          <w:lang w:val="pt_PT" w:bidi="pt_PT"/>
+        </w:rPr>
+        <w:t xml:space="preserve"> Aqui, João assume que Gaio saberá quem ele é quando se autodenomina de "presbítero". Se for útil para seus leitores, você pode tornar o nome de João explícito. (Veja a Introdução a 3 João para uma discussão sobre como traduzir o termo ancião). Tradução alternativa: “Eu, João, o ancião, estou escrevendo”.</w:t>
+      </w:r>
+    </w:p>
+    <w:p>
+      <w:pPr/>
+      <w:r>
+        <w:rPr>
+          <w:lang w:val="pt_PT" w:bidi="pt_PT"/>
+        </w:rPr>
+      </w:r>
+      <w:r>
+        <w:rPr>
+          <w:lang w:val="pt_PT" w:bidi="pt_PT"/>
+        </w:rPr>
+        <w:t xml:space="preserve">Veja: </w:t>
+      </w:r>
+      <w:r>
+        <w:rPr>
+          <w:lang w:val="pt_PT" w:bidi="pt_PT"/>
+        </w:rPr>
+        <w:t>Conhecimento presumido e informações implícitas.</w:t>
+      </w:r>
+      <w:r>
+        <w:rPr>
+          <w:lang w:val="pt_PT" w:bidi="pt_PT"/>
+        </w:rPr>
+      </w:r>
+      <w:r>
+        <w:rPr>
+          <w:lang w:val="pt_PT" w:bidi="pt_PT"/>
+        </w:rPr>
+      </w:r>
+    </w:p>
+    <w:p>
+      <w:pPr/>
+      <w:r>
+        <w:rPr>
+          <w:lang w:val="pt_PT" w:bidi="pt_PT"/>
+        </w:rPr>
+      </w:r>
+    </w:p>
+    <w:p>
+      <w:pPr>
+        <w:pStyle w:val="Heading2"/>
+      </w:pPr>
+      <w:r>
+        <w:rPr>
+          <w:lang w:val="pt_PT" w:bidi="pt_PT"/>
+        </w:rPr>
+        <w:t>3 João 1.1 (#2)</w:t>
+      </w:r>
+      <w:r>
+        <w:rPr>
+          <w:lang w:val="pt_PT" w:bidi="pt_PT"/>
+        </w:rPr>
+      </w:r>
+    </w:p>
+    <w:p>
+      <w:pPr/>
+      <w:r>
+        <w:rPr>
+          <w:lang w:val="pt_PT" w:bidi="pt_PT"/>
+        </w:rPr>
+      </w:r>
+      <w:r>
+        <w:rPr>
+          <w:b/>
+          <w:lang w:val="pt_PT" w:bidi="pt_PT"/>
+        </w:rPr>
+        <w:t>"ao"</w:t>
+      </w:r>
+      <w:r>
+        <w:rPr>
+          <w:lang w:val="pt_PT" w:bidi="pt_PT"/>
+        </w:rPr>
+        <w:t xml:space="preserve"> - </w:t>
+      </w:r>
+      <w:r>
+        <w:rPr>
+          <w:b/>
+          <w:lang w:val="pt_PT" w:bidi="pt_PT"/>
+        </w:rPr>
+        <w:t>"Gaio".</w:t>
+      </w:r>
+    </w:p>
+    <w:p>
+      <w:pPr/>
+      <w:r>
+        <w:rPr>
+          <w:lang w:val="pt_PT" w:bidi="pt_PT"/>
+        </w:rPr>
+      </w:r>
+      <w:r>
+        <w:rPr>
+          <w:lang w:val="pt_PT" w:bidi="pt_PT"/>
+        </w:rPr>
+        <w:t>"Gaio" é o nome de um homem, um companheiro de fé para quem João está escrevendo esta carta.</w:t>
+      </w:r>
+    </w:p>
+    <w:p>
+      <w:pPr/>
+      <w:r>
+        <w:rPr>
+          <w:lang w:val="pt_PT" w:bidi="pt_PT"/>
+        </w:rPr>
+      </w:r>
+      <w:r>
+        <w:rPr>
+          <w:lang w:val="pt_PT" w:bidi="pt_PT"/>
+        </w:rPr>
+        <w:t xml:space="preserve">Veja: </w:t>
+      </w:r>
+      <w:r>
+        <w:rPr>
+          <w:lang w:val="pt_PT" w:bidi="pt_PT"/>
+        </w:rPr>
+        <w:t>Como traduzir nomes.</w:t>
+      </w:r>
+      <w:r>
+        <w:rPr>
+          <w:lang w:val="pt_PT" w:bidi="pt_PT"/>
+        </w:rPr>
+      </w:r>
+      <w:r>
+        <w:rPr>
+          <w:lang w:val="pt_PT" w:bidi="pt_PT"/>
+        </w:rPr>
+      </w:r>
+    </w:p>
+    <w:p>
+      <w:pPr/>
+      <w:r>
+        <w:rPr>
+          <w:lang w:val="pt_PT" w:bidi="pt_PT"/>
+        </w:rPr>
+      </w:r>
+    </w:p>
+    <w:p>
+      <w:pPr>
+        <w:pStyle w:val="Heading2"/>
+      </w:pPr>
+      <w:r>
+        <w:rPr>
+          <w:lang w:val="pt_PT" w:bidi="pt_PT"/>
+        </w:rPr>
+        <w:t>3 João 1.1 (#3)</w:t>
+      </w:r>
+      <w:r>
+        <w:rPr>
+          <w:lang w:val="pt_PT" w:bidi="pt_PT"/>
+        </w:rPr>
+      </w:r>
+    </w:p>
+    <w:p>
+      <w:pPr/>
+      <w:r>
+        <w:rPr>
+          <w:lang w:val="pt_PT" w:bidi="pt_PT"/>
+        </w:rPr>
+      </w:r>
+      <w:r>
+        <w:rPr>
+          <w:b/>
+          <w:lang w:val="pt_PT" w:bidi="pt_PT"/>
+        </w:rPr>
+        <w:t>"a quem amo de verdade".</w:t>
+      </w:r>
+    </w:p>
+    <w:p>
+      <w:pPr/>
+      <w:r>
+        <w:rPr>
+          <w:lang w:val="pt_PT" w:bidi="pt_PT"/>
+        </w:rPr>
+      </w:r>
+      <w:r>
+        <w:rPr>
+          <w:lang w:val="pt_PT" w:bidi="pt_PT"/>
+        </w:rPr>
+        <w:t>Se o seu idioma não utiliza um substantivo abstrato para a ideia de "verdade", você poderia expressar a mesma ideia de outra forma. Tradução alternativa: “a quem amo sinceramente”.</w:t>
+      </w:r>
+    </w:p>
+    <w:p>
+      <w:pPr/>
+      <w:r>
+        <w:rPr>
+          <w:lang w:val="pt_PT" w:bidi="pt_PT"/>
+        </w:rPr>
+      </w:r>
+      <w:r>
+        <w:rPr>
+          <w:lang w:val="pt_PT" w:bidi="pt_PT"/>
+        </w:rPr>
+        <w:t xml:space="preserve">Veja: </w:t>
+      </w:r>
+      <w:r>
+        <w:rPr>
+          <w:lang w:val="pt_PT" w:bidi="pt_PT"/>
+        </w:rPr>
+        <w:t>Substantivos abstratos.</w:t>
+      </w:r>
+      <w:r>
+        <w:rPr>
+          <w:lang w:val="pt_PT" w:bidi="pt_PT"/>
+        </w:rPr>
+      </w:r>
+      <w:r>
+        <w:rPr>
+          <w:lang w:val="pt_PT" w:bidi="pt_PT"/>
+        </w:rPr>
+      </w:r>
+    </w:p>
+    <w:p>
+      <w:pPr/>
+      <w:r>
+        <w:rPr>
+          <w:lang w:val="pt_PT" w:bidi="pt_PT"/>
+        </w:rPr>
+      </w:r>
+    </w:p>
+    <w:p>
+      <w:pPr>
+        <w:pStyle w:val="Heading2"/>
+      </w:pPr>
+      <w:r>
+        <w:rPr>
+          <w:lang w:val="pt_PT" w:bidi="pt_PT"/>
+        </w:rPr>
+        <w:t>3 João 1.3 (#1)</w:t>
+      </w:r>
+      <w:r>
+        <w:rPr>
+          <w:lang w:val="pt_PT" w:bidi="pt_PT"/>
+        </w:rPr>
+      </w:r>
+    </w:p>
+    <w:p>
+      <w:pPr/>
+      <w:r>
+        <w:rPr>
+          <w:lang w:val="pt_PT" w:bidi="pt_PT"/>
+        </w:rPr>
+      </w:r>
+      <w:r>
+        <w:rPr>
+          <w:b/>
+          <w:lang w:val="pt_PT" w:bidi="pt_PT"/>
+        </w:rPr>
+        <w:t>"-".</w:t>
+      </w:r>
+    </w:p>
+    <w:p>
+      <w:pPr/>
+      <w:r>
+        <w:rPr>
+          <w:lang w:val="pt_PT" w:bidi="pt_PT"/>
+        </w:rPr>
+      </w:r>
+      <w:r>
+        <w:rPr>
+          <w:lang w:val="pt_PT" w:bidi="pt_PT"/>
+        </w:rPr>
+        <w:t>No texto original, existe o termo "Porque". João está usando essa palavra traduzida para introduzir a razão do que ele disse no final do versículo anterior. Use um conector em seu idioma que torne isso claro. Tradução alternativa: “Eu sei que sua alma prospera, pois”.</w:t>
+      </w:r>
+    </w:p>
+    <w:p>
+      <w:pPr/>
+      <w:r>
+        <w:rPr>
+          <w:lang w:val="pt_PT" w:bidi="pt_PT"/>
+        </w:rPr>
+      </w:r>
+      <w:r>
+        <w:rPr>
+          <w:lang w:val="pt_PT" w:bidi="pt_PT"/>
+        </w:rPr>
+        <w:t xml:space="preserve">Veja: </w:t>
+      </w:r>
+      <w:r>
+        <w:rPr>
+          <w:lang w:val="pt_PT" w:bidi="pt_PT"/>
+        </w:rPr>
+        <w:t>Conectar — Relação de razão e resultado.</w:t>
+      </w:r>
+      <w:r>
+        <w:rPr>
+          <w:lang w:val="pt_PT" w:bidi="pt_PT"/>
+        </w:rPr>
+      </w:r>
+      <w:r>
+        <w:rPr>
+          <w:lang w:val="pt_PT" w:bidi="pt_PT"/>
+        </w:rPr>
+      </w:r>
+    </w:p>
+    <w:p>
+      <w:pPr/>
+      <w:r>
+        <w:rPr>
+          <w:lang w:val="pt_PT" w:bidi="pt_PT"/>
+        </w:rPr>
+      </w:r>
+    </w:p>
+    <w:p>
+      <w:pPr>
+        <w:pStyle w:val="Heading2"/>
+      </w:pPr>
+      <w:r>
+        <w:rPr>
+          <w:lang w:val="pt_PT" w:bidi="pt_PT"/>
+        </w:rPr>
+        <w:t>3 João 1.3 (#2)</w:t>
+      </w:r>
+      <w:r>
+        <w:rPr>
+          <w:lang w:val="pt_PT" w:bidi="pt_PT"/>
+        </w:rPr>
+      </w:r>
+    </w:p>
+    <w:p>
+      <w:pPr/>
+      <w:r>
+        <w:rPr>
+          <w:lang w:val="pt_PT" w:bidi="pt_PT"/>
+        </w:rPr>
+      </w:r>
+      <w:r>
+        <w:rPr>
+          <w:b/>
+          <w:lang w:val="pt_PT" w:bidi="pt_PT"/>
+        </w:rPr>
+        <w:t>"irmãos".</w:t>
+      </w:r>
+    </w:p>
+    <w:p>
+      <w:pPr/>
+      <w:r>
+        <w:rPr>
+          <w:lang w:val="pt_PT" w:bidi="pt_PT"/>
+        </w:rPr>
+      </w:r>
+      <w:r>
+        <w:rPr>
+          <w:lang w:val="pt_PT" w:bidi="pt_PT"/>
+        </w:rPr>
+        <w:t>João está usando o termo "irmãos" para se referir a pessoas que compartilham a mesma fé. Se for útil em seu idioma, você pode declarar o significado de forma clara. Neste caso, esses "irmãos" provavelmente eram todos homens. Tradução alternativa: “companheiros de fé”.</w:t>
+      </w:r>
+    </w:p>
+    <w:p>
+      <w:pPr/>
+      <w:r>
+        <w:rPr>
+          <w:lang w:val="pt_PT" w:bidi="pt_PT"/>
+        </w:rPr>
+      </w:r>
+      <w:r>
+        <w:rPr>
+          <w:lang w:val="pt_PT" w:bidi="pt_PT"/>
+        </w:rPr>
+        <w:t xml:space="preserve">Veja: </w:t>
+      </w:r>
+      <w:r>
+        <w:rPr>
+          <w:lang w:val="pt_PT" w:bidi="pt_PT"/>
+        </w:rPr>
+        <w:t>Metáfora.</w:t>
+      </w:r>
+      <w:r>
+        <w:rPr>
+          <w:lang w:val="pt_PT" w:bidi="pt_PT"/>
+        </w:rPr>
+      </w:r>
+      <w:r>
+        <w:rPr>
+          <w:lang w:val="pt_PT" w:bidi="pt_PT"/>
+        </w:rPr>
+      </w:r>
+    </w:p>
+    <w:p>
+      <w:pPr/>
+      <w:r>
+        <w:rPr>
+          <w:lang w:val="pt_PT" w:bidi="pt_PT"/>
+        </w:rPr>
+      </w:r>
+    </w:p>
+    <w:p>
+      <w:pPr>
+        <w:pStyle w:val="Heading2"/>
+      </w:pPr>
+      <w:r>
+        <w:rPr>
+          <w:lang w:val="pt_PT" w:bidi="pt_PT"/>
+        </w:rPr>
+        <w:t>3 João 1.3 (#3)</w:t>
+      </w:r>
+      <w:r>
+        <w:rPr>
+          <w:lang w:val="pt_PT" w:bidi="pt_PT"/>
+        </w:rPr>
+      </w:r>
+    </w:p>
+    <w:p>
+      <w:pPr/>
+      <w:r>
+        <w:rPr>
+          <w:lang w:val="pt_PT" w:bidi="pt_PT"/>
+        </w:rPr>
+      </w:r>
+      <w:r>
+        <w:rPr>
+          <w:b/>
+          <w:lang w:val="pt_PT" w:bidi="pt_PT"/>
+        </w:rPr>
+        <w:t>"e como sempre vive na verdade".</w:t>
+      </w:r>
+    </w:p>
+    <w:p>
+      <w:pPr/>
+      <w:r>
+        <w:rPr>
+          <w:lang w:val="pt_PT" w:bidi="pt_PT"/>
+        </w:rPr>
+      </w:r>
+      <w:r>
+        <w:rPr>
+          <w:lang w:val="pt_PT" w:bidi="pt_PT"/>
+        </w:rPr>
+        <w:t>Uma tradução mais literal dirá: "vocês estão caminhando na verdade". Aqui, "caminhar" em um caminho é uma metáfora para como uma pessoa vive sua vida. Tradução alternativa: “você está vivendo sua vida de acordo com a verdade de Deus”.</w:t>
+      </w:r>
+    </w:p>
+    <w:p>
+      <w:pPr/>
+      <w:r>
+        <w:rPr>
+          <w:lang w:val="pt_PT" w:bidi="pt_PT"/>
+        </w:rPr>
+      </w:r>
+      <w:r>
+        <w:rPr>
+          <w:lang w:val="pt_PT" w:bidi="pt_PT"/>
+        </w:rPr>
+        <w:t xml:space="preserve">Veja: </w:t>
+      </w:r>
+      <w:r>
+        <w:rPr>
+          <w:lang w:val="pt_PT" w:bidi="pt_PT"/>
+        </w:rPr>
+        <w:t>Metáfora.</w:t>
+      </w:r>
+      <w:r>
+        <w:rPr>
+          <w:lang w:val="pt_PT" w:bidi="pt_PT"/>
+        </w:rPr>
+      </w:r>
+      <w:r>
+        <w:rPr>
+          <w:lang w:val="pt_PT" w:bidi="pt_PT"/>
+        </w:rPr>
+      </w:r>
+    </w:p>
+    <w:p>
+      <w:pPr/>
+      <w:r>
+        <w:rPr>
+          <w:lang w:val="pt_PT" w:bidi="pt_PT"/>
+        </w:rPr>
+      </w:r>
+    </w:p>
+    <w:p>
+      <w:pPr>
+        <w:pStyle w:val="Heading2"/>
+      </w:pPr>
+      <w:r>
+        <w:rPr>
+          <w:lang w:val="pt_PT" w:bidi="pt_PT"/>
+        </w:rPr>
+        <w:t>3 João 1.3 (#4)</w:t>
+      </w:r>
+      <w:r>
+        <w:rPr>
+          <w:lang w:val="pt_PT" w:bidi="pt_PT"/>
+        </w:rPr>
+      </w:r>
+    </w:p>
+    <w:p>
+      <w:pPr/>
+      <w:r>
+        <w:rPr>
+          <w:lang w:val="pt_PT" w:bidi="pt_PT"/>
+        </w:rPr>
+      </w:r>
+      <w:r>
+        <w:rPr>
+          <w:b/>
+          <w:lang w:val="pt_PT" w:bidi="pt_PT"/>
+        </w:rPr>
+        <w:t>"como"</w:t>
+      </w:r>
+      <w:r>
+        <w:rPr>
+          <w:lang w:val="pt_PT" w:bidi="pt_PT"/>
+        </w:rPr>
+        <w:t xml:space="preserve"> - </w:t>
+      </w:r>
+      <w:r>
+        <w:rPr>
+          <w:b/>
+          <w:lang w:val="pt_PT" w:bidi="pt_PT"/>
+        </w:rPr>
+        <w:t>"verdade"</w:t>
+      </w:r>
+      <w:r>
+        <w:rPr>
+          <w:lang w:val="pt_PT" w:bidi="pt_PT"/>
+        </w:rPr>
+        <w:t xml:space="preserve"> - </w:t>
+      </w:r>
+      <w:r>
+        <w:rPr>
+          <w:b/>
+          <w:lang w:val="pt_PT" w:bidi="pt_PT"/>
+        </w:rPr>
+        <w:t>"verdade".</w:t>
+      </w:r>
+    </w:p>
+    <w:p>
+      <w:pPr/>
+      <w:r>
+        <w:rPr>
+          <w:lang w:val="pt_PT" w:bidi="pt_PT"/>
+        </w:rPr>
+      </w:r>
+      <w:r>
+        <w:rPr>
+          <w:lang w:val="pt_PT" w:bidi="pt_PT"/>
+        </w:rPr>
+        <w:t>Se o seu idioma não utiliza um substantivo abstrato para a ideia de "verdade", você pode expressar essa ideia de outra forma. O modelo NTLH oferece uma maneira de fazer isso.</w:t>
+      </w:r>
+    </w:p>
+    <w:p>
+      <w:pPr/>
+      <w:r>
+        <w:rPr>
+          <w:lang w:val="pt_PT" w:bidi="pt_PT"/>
+        </w:rPr>
+      </w:r>
+      <w:r>
+        <w:rPr>
+          <w:lang w:val="pt_PT" w:bidi="pt_PT"/>
+        </w:rPr>
+        <w:t xml:space="preserve">Veja: </w:t>
+      </w:r>
+      <w:r>
+        <w:rPr>
+          <w:lang w:val="pt_PT" w:bidi="pt_PT"/>
+        </w:rPr>
+        <w:t>Substantivos abstratos.</w:t>
+      </w:r>
+      <w:r>
+        <w:rPr>
+          <w:lang w:val="pt_PT" w:bidi="pt_PT"/>
+        </w:rPr>
+      </w:r>
+      <w:r>
+        <w:rPr>
+          <w:lang w:val="pt_PT" w:bidi="pt_PT"/>
+        </w:rPr>
+      </w:r>
+    </w:p>
+    <w:p>
+      <w:pPr/>
+      <w:r>
+        <w:rPr>
+          <w:lang w:val="pt_PT" w:bidi="pt_PT"/>
+        </w:rPr>
+      </w:r>
+    </w:p>
+    <w:p>
+      <w:pPr>
+        <w:pStyle w:val="Heading2"/>
+      </w:pPr>
+      <w:r>
+        <w:rPr>
+          <w:lang w:val="pt_PT" w:bidi="pt_PT"/>
+        </w:rPr>
+        <w:t>3 João 1.4 (#1)</w:t>
+      </w:r>
+      <w:r>
+        <w:rPr>
+          <w:lang w:val="pt_PT" w:bidi="pt_PT"/>
+        </w:rPr>
+      </w:r>
+    </w:p>
+    <w:p>
+      <w:pPr/>
+      <w:r>
+        <w:rPr>
+          <w:lang w:val="pt_PT" w:bidi="pt_PT"/>
+        </w:rPr>
+      </w:r>
+      <w:r>
+        <w:rPr>
+          <w:b/>
+          <w:lang w:val="pt_PT" w:bidi="pt_PT"/>
+        </w:rPr>
+        <w:t>"Nada me alegra mais".</w:t>
+      </w:r>
+    </w:p>
+    <w:p>
+      <w:pPr/>
+      <w:r>
+        <w:rPr>
+          <w:lang w:val="pt_PT" w:bidi="pt_PT"/>
+        </w:rPr>
+      </w:r>
+      <w:r>
+        <w:rPr>
+          <w:lang w:val="pt_PT" w:bidi="pt_PT"/>
+        </w:rPr>
+        <w:t>Se o seu idioma não utiliza um substantivo abstrato para a ideia de "alegria", você poderia expressar a mesma ideia de outra forma. Tradução alternativa: “Nada me deixa mais feliz”.</w:t>
+      </w:r>
+    </w:p>
+    <w:p>
+      <w:pPr/>
+      <w:r>
+        <w:rPr>
+          <w:lang w:val="pt_PT" w:bidi="pt_PT"/>
+        </w:rPr>
+      </w:r>
+      <w:r>
+        <w:rPr>
+          <w:lang w:val="pt_PT" w:bidi="pt_PT"/>
+        </w:rPr>
+        <w:t xml:space="preserve">Veja: </w:t>
+      </w:r>
+      <w:r>
+        <w:rPr>
+          <w:lang w:val="pt_PT" w:bidi="pt_PT"/>
+        </w:rPr>
+        <w:t>Substantivos abstratos.</w:t>
+      </w:r>
+      <w:r>
+        <w:rPr>
+          <w:lang w:val="pt_PT" w:bidi="pt_PT"/>
+        </w:rPr>
+      </w:r>
+      <w:r>
+        <w:rPr>
+          <w:lang w:val="pt_PT" w:bidi="pt_PT"/>
+        </w:rPr>
+      </w:r>
+    </w:p>
+    <w:p>
+      <w:pPr/>
+      <w:r>
+        <w:rPr>
+          <w:lang w:val="pt_PT" w:bidi="pt_PT"/>
+        </w:rPr>
+      </w:r>
+    </w:p>
+    <w:p>
+      <w:pPr>
+        <w:pStyle w:val="Heading2"/>
+      </w:pPr>
+      <w:r>
+        <w:rPr>
+          <w:lang w:val="pt_PT" w:bidi="pt_PT"/>
+        </w:rPr>
+        <w:t>3 João 1.4 (#2)</w:t>
+      </w:r>
+      <w:r>
+        <w:rPr>
+          <w:lang w:val="pt_PT" w:bidi="pt_PT"/>
+        </w:rPr>
+      </w:r>
+    </w:p>
+    <w:p>
+      <w:pPr/>
+      <w:r>
+        <w:rPr>
+          <w:lang w:val="pt_PT" w:bidi="pt_PT"/>
+        </w:rPr>
+      </w:r>
+      <w:r>
+        <w:rPr>
+          <w:b/>
+          <w:lang w:val="pt_PT" w:bidi="pt_PT"/>
+        </w:rPr>
+        <w:t>"meus filhos".</w:t>
+      </w:r>
+    </w:p>
+    <w:p>
+      <w:pPr/>
+      <w:r>
+        <w:rPr>
+          <w:lang w:val="pt_PT" w:bidi="pt_PT"/>
+        </w:rPr>
+      </w:r>
+      <w:r>
+        <w:rPr>
+          <w:lang w:val="pt_PT" w:bidi="pt_PT"/>
+        </w:rPr>
+        <w:t>João se refere àqueles a quem ele ensinou a acreditar em Jesus como se fossem seus "filhos". Isso também destaca seu amor e preocupação por eles. Tradução alternativa: “meus filhos espirituais”.</w:t>
+      </w:r>
+    </w:p>
+    <w:p>
+      <w:pPr/>
+      <w:r>
+        <w:rPr>
+          <w:lang w:val="pt_PT" w:bidi="pt_PT"/>
+        </w:rPr>
+      </w:r>
+      <w:r>
+        <w:rPr>
+          <w:lang w:val="pt_PT" w:bidi="pt_PT"/>
+        </w:rPr>
+        <w:t xml:space="preserve">Veja: </w:t>
+      </w:r>
+      <w:r>
+        <w:rPr>
+          <w:lang w:val="pt_PT" w:bidi="pt_PT"/>
+        </w:rPr>
+        <w:t>Metáfora.</w:t>
+      </w:r>
+      <w:r>
+        <w:rPr>
+          <w:lang w:val="pt_PT" w:bidi="pt_PT"/>
+        </w:rPr>
+      </w:r>
+      <w:r>
+        <w:rPr>
+          <w:lang w:val="pt_PT" w:bidi="pt_PT"/>
+        </w:rPr>
+      </w:r>
+    </w:p>
+    <w:p>
+      <w:pPr/>
+      <w:r>
+        <w:rPr>
+          <w:lang w:val="pt_PT" w:bidi="pt_PT"/>
+        </w:rPr>
+      </w:r>
+    </w:p>
+    <w:p>
+      <w:pPr>
+        <w:pStyle w:val="Heading2"/>
+      </w:pPr>
+      <w:r>
+        <w:rPr>
+          <w:lang w:val="pt_PT" w:bidi="pt_PT"/>
+        </w:rPr>
+        <w:t>3 João 1.4 (#3)</w:t>
+      </w:r>
+      <w:r>
+        <w:rPr>
+          <w:lang w:val="pt_PT" w:bidi="pt_PT"/>
+        </w:rPr>
+      </w:r>
+    </w:p>
+    <w:p>
+      <w:pPr/>
+      <w:r>
+        <w:rPr>
+          <w:lang w:val="pt_PT" w:bidi="pt_PT"/>
+        </w:rPr>
+      </w:r>
+      <w:r>
+        <w:rPr>
+          <w:b/>
+          <w:lang w:val="pt_PT" w:bidi="pt_PT"/>
+        </w:rPr>
+        <w:t>"vivem de acordo com a verdade".</w:t>
+      </w:r>
+    </w:p>
+    <w:p>
+      <w:pPr/>
+      <w:r>
+        <w:rPr>
+          <w:lang w:val="pt_PT" w:bidi="pt_PT"/>
+        </w:rPr>
+      </w:r>
+      <w:r>
+        <w:rPr>
+          <w:lang w:val="pt_PT" w:bidi="pt_PT"/>
+        </w:rPr>
+        <w:t>Uma tradução mais literal dirá: "caminham na verdade". Aqui, "caminhar" em um caminho é uma metáfora de como uma pessoa vive sua vida. Tradução alternativa: “estão vivendo conforme a verdade de Deus”.</w:t>
+      </w:r>
+    </w:p>
+    <w:p>
+      <w:pPr/>
+      <w:r>
+        <w:rPr>
+          <w:lang w:val="pt_PT" w:bidi="pt_PT"/>
+        </w:rPr>
+      </w:r>
+      <w:r>
+        <w:rPr>
+          <w:lang w:val="pt_PT" w:bidi="pt_PT"/>
+        </w:rPr>
+        <w:t xml:space="preserve">Veja: </w:t>
+      </w:r>
+      <w:r>
+        <w:rPr>
+          <w:lang w:val="pt_PT" w:bidi="pt_PT"/>
+        </w:rPr>
+        <w:t>Metáfora.</w:t>
+      </w:r>
+      <w:r>
+        <w:rPr>
+          <w:lang w:val="pt_PT" w:bidi="pt_PT"/>
+        </w:rPr>
+      </w:r>
+      <w:r>
+        <w:rPr>
+          <w:lang w:val="pt_PT" w:bidi="pt_PT"/>
+        </w:rPr>
+      </w:r>
+    </w:p>
+    <w:p>
+      <w:pPr/>
+      <w:r>
+        <w:rPr>
+          <w:lang w:val="pt_PT" w:bidi="pt_PT"/>
+        </w:rPr>
+      </w:r>
+    </w:p>
+    <w:p>
+      <w:pPr>
+        <w:pStyle w:val="Heading2"/>
+      </w:pPr>
+      <w:r>
+        <w:rPr>
+          <w:lang w:val="pt_PT" w:bidi="pt_PT"/>
+        </w:rPr>
+        <w:t>3 João 1.4 (#4)</w:t>
+      </w:r>
+      <w:r>
+        <w:rPr>
+          <w:lang w:val="pt_PT" w:bidi="pt_PT"/>
+        </w:rPr>
+      </w:r>
+    </w:p>
+    <w:p>
+      <w:pPr/>
+      <w:r>
+        <w:rPr>
+          <w:lang w:val="pt_PT" w:bidi="pt_PT"/>
+        </w:rPr>
+      </w:r>
+      <w:r>
+        <w:rPr>
+          <w:b/>
+          <w:lang w:val="pt_PT" w:bidi="pt_PT"/>
+        </w:rPr>
+        <w:t>"com a verdade".</w:t>
+      </w:r>
+    </w:p>
+    <w:p>
+      <w:pPr/>
+      <w:r>
+        <w:rPr>
+          <w:lang w:val="pt_PT" w:bidi="pt_PT"/>
+        </w:rPr>
+      </w:r>
+      <w:r>
+        <w:rPr>
+          <w:lang w:val="pt_PT" w:bidi="pt_PT"/>
+        </w:rPr>
+        <w:t>Se o seu idioma não utiliza um substantivo abstrato para a ideia de "verdade", você pode expressar a mesma ideia de outra maneira. Tradução alternativa: “nos verdadeiros caminhos de Deus”.</w:t>
+      </w:r>
+    </w:p>
+    <w:p>
+      <w:pPr/>
+      <w:r>
+        <w:rPr>
+          <w:lang w:val="pt_PT" w:bidi="pt_PT"/>
+        </w:rPr>
+      </w:r>
+      <w:r>
+        <w:rPr>
+          <w:lang w:val="pt_PT" w:bidi="pt_PT"/>
+        </w:rPr>
+        <w:t xml:space="preserve">Veja: </w:t>
+      </w:r>
+      <w:r>
+        <w:rPr>
+          <w:lang w:val="pt_PT" w:bidi="pt_PT"/>
+        </w:rPr>
+        <w:t>Substantivos abstratos.</w:t>
+      </w:r>
+      <w:r>
+        <w:rPr>
+          <w:lang w:val="pt_PT" w:bidi="pt_PT"/>
+        </w:rPr>
+      </w:r>
+      <w:r>
+        <w:rPr>
+          <w:lang w:val="pt_PT" w:bidi="pt_PT"/>
+        </w:rPr>
+      </w:r>
+    </w:p>
+    <w:p>
+      <w:pPr/>
+      <w:r>
+        <w:rPr>
+          <w:lang w:val="pt_PT" w:bidi="pt_PT"/>
+        </w:rPr>
+      </w:r>
+    </w:p>
+    <w:p>
+      <w:pPr>
+        <w:pStyle w:val="Heading2"/>
+      </w:pPr>
+      <w:r>
+        <w:rPr>
+          <w:lang w:val="pt_PT" w:bidi="pt_PT"/>
+        </w:rPr>
+        <w:t>3 João 1.5 (#1)</w:t>
+      </w:r>
+      <w:r>
+        <w:rPr>
+          <w:lang w:val="pt_PT" w:bidi="pt_PT"/>
+        </w:rPr>
+      </w:r>
+    </w:p>
+    <w:p>
+      <w:pPr/>
+      <w:r>
+        <w:rPr>
+          <w:lang w:val="pt_PT" w:bidi="pt_PT"/>
+        </w:rPr>
+      </w:r>
+      <w:r>
+        <w:rPr>
+          <w:b/>
+          <w:lang w:val="pt_PT" w:bidi="pt_PT"/>
+        </w:rPr>
+        <w:t>"pelos irmãos".</w:t>
+      </w:r>
+    </w:p>
+    <w:p>
+      <w:pPr/>
+      <w:r>
+        <w:rPr>
+          <w:lang w:val="pt_PT" w:bidi="pt_PT"/>
+        </w:rPr>
+      </w:r>
+      <w:r>
+        <w:rPr>
+          <w:lang w:val="pt_PT" w:bidi="pt_PT"/>
+        </w:rPr>
+        <w:t>João está usando o termo "irmãos" para se referir a pessoas que compartilham a mesma fé. Se for útil em seu idioma, você pode declarar o significado de forma clara. Tradução alternativa: “outros crentes”.</w:t>
+      </w:r>
+    </w:p>
+    <w:p>
+      <w:pPr/>
+      <w:r>
+        <w:rPr>
+          <w:lang w:val="pt_PT" w:bidi="pt_PT"/>
+        </w:rPr>
+      </w:r>
+      <w:r>
+        <w:rPr>
+          <w:lang w:val="pt_PT" w:bidi="pt_PT"/>
+        </w:rPr>
+        <w:t xml:space="preserve">Veja: </w:t>
+      </w:r>
+      <w:r>
+        <w:rPr>
+          <w:lang w:val="pt_PT" w:bidi="pt_PT"/>
+        </w:rPr>
+        <w:t>Metáfora.</w:t>
+      </w:r>
+      <w:r>
+        <w:rPr>
+          <w:lang w:val="pt_PT" w:bidi="pt_PT"/>
+        </w:rPr>
+      </w:r>
+      <w:r>
+        <w:rPr>
+          <w:lang w:val="pt_PT" w:bidi="pt_PT"/>
+        </w:rPr>
+      </w:r>
+    </w:p>
+    <w:p>
+      <w:pPr/>
+      <w:r>
+        <w:rPr>
+          <w:lang w:val="pt_PT" w:bidi="pt_PT"/>
+        </w:rPr>
+      </w:r>
+    </w:p>
+    <w:p>
+      <w:pPr>
+        <w:pStyle w:val="Heading2"/>
+      </w:pPr>
+      <w:r>
+        <w:rPr>
+          <w:lang w:val="pt_PT" w:bidi="pt_PT"/>
+        </w:rPr>
+        <w:t>3 João 1.6 (#1)</w:t>
+      </w:r>
+      <w:r>
+        <w:rPr>
+          <w:lang w:val="pt_PT" w:bidi="pt_PT"/>
+        </w:rPr>
+      </w:r>
+    </w:p>
+    <w:p>
+      <w:pPr/>
+      <w:r>
+        <w:rPr>
+          <w:lang w:val="pt_PT" w:bidi="pt_PT"/>
+        </w:rPr>
+      </w:r>
+      <w:r>
+        <w:rPr>
+          <w:b/>
+          <w:lang w:val="pt_PT" w:bidi="pt_PT"/>
+        </w:rPr>
+        <w:t>"do amor de você".</w:t>
+      </w:r>
+    </w:p>
+    <w:p>
+      <w:pPr/>
+      <w:r>
+        <w:rPr>
+          <w:lang w:val="pt_PT" w:bidi="pt_PT"/>
+        </w:rPr>
+      </w:r>
+      <w:r>
+        <w:rPr>
+          <w:lang w:val="pt_PT" w:bidi="pt_PT"/>
+        </w:rPr>
+        <w:t>Se o seu idioma não utiliza um substantivo abstrato para a ideia de "amor", você pode expressar a mesma ideia de outra maneira. Tradução alternativa: “que você os ama”.</w:t>
+      </w:r>
+    </w:p>
+    <w:p>
+      <w:pPr/>
+      <w:r>
+        <w:rPr>
+          <w:lang w:val="pt_PT" w:bidi="pt_PT"/>
+        </w:rPr>
+      </w:r>
+      <w:r>
+        <w:rPr>
+          <w:lang w:val="pt_PT" w:bidi="pt_PT"/>
+        </w:rPr>
+        <w:t xml:space="preserve">Veja: </w:t>
+      </w:r>
+      <w:r>
+        <w:rPr>
+          <w:lang w:val="pt_PT" w:bidi="pt_PT"/>
+        </w:rPr>
+        <w:t>Substantivos abstratos.</w:t>
+      </w:r>
+      <w:r>
+        <w:rPr>
+          <w:lang w:val="pt_PT" w:bidi="pt_PT"/>
+        </w:rPr>
+      </w:r>
+      <w:r>
+        <w:rPr>
+          <w:lang w:val="pt_PT" w:bidi="pt_PT"/>
+        </w:rPr>
+      </w:r>
+    </w:p>
+    <w:p>
+      <w:pPr/>
+      <w:r>
+        <w:rPr>
+          <w:lang w:val="pt_PT" w:bidi="pt_PT"/>
+        </w:rPr>
+      </w:r>
+    </w:p>
+    <w:p>
+      <w:pPr>
+        <w:pStyle w:val="Heading2"/>
+      </w:pPr>
+      <w:r>
+        <w:rPr>
+          <w:lang w:val="pt_PT" w:bidi="pt_PT"/>
+        </w:rPr>
+        <w:t>3 João 1.6 (#2)</w:t>
+      </w:r>
+      <w:r>
+        <w:rPr>
+          <w:lang w:val="pt_PT" w:bidi="pt_PT"/>
+        </w:rPr>
+      </w:r>
+    </w:p>
+    <w:p>
+      <w:pPr/>
+      <w:r>
+        <w:rPr>
+          <w:lang w:val="pt_PT" w:bidi="pt_PT"/>
+        </w:rPr>
+      </w:r>
+      <w:r>
+        <w:rPr>
+          <w:b/>
+          <w:lang w:val="pt_PT" w:bidi="pt_PT"/>
+        </w:rPr>
+        <w:t>"ajude essa gente a continuar a sua viagem".</w:t>
+      </w:r>
+    </w:p>
+    <w:p>
+      <w:pPr/>
+      <w:r>
+        <w:rPr>
+          <w:lang w:val="pt_PT" w:bidi="pt_PT"/>
+        </w:rPr>
+      </w:r>
+      <w:r>
+        <w:rPr>
+          <w:lang w:val="pt_PT" w:bidi="pt_PT"/>
+        </w:rPr>
+        <w:t>No texto original, João expressa a ideia de "encaminhar", ou seja, de fornecer às pessoas o que elas precisam para uma viagem. Em alguns idiomas existe uma expressão idiomática que passa essa ideia. Se uma palavra em seu idioma não consegue passar essa ideia, você pode usar uma expressão idiomática que tenha esse significado ou explicar o significado de forma clara. Tradução alternativa: “fornecer o que precisam para sua viagem”.</w:t>
+      </w:r>
+    </w:p>
+    <w:p>
+      <w:pPr/>
+      <w:r>
+        <w:rPr>
+          <w:lang w:val="pt_PT" w:bidi="pt_PT"/>
+        </w:rPr>
+      </w:r>
+      <w:r>
+        <w:rPr>
+          <w:lang w:val="pt_PT" w:bidi="pt_PT"/>
+        </w:rPr>
+        <w:t xml:space="preserve">Veja: </w:t>
+      </w:r>
+      <w:r>
+        <w:rPr>
+          <w:lang w:val="pt_PT" w:bidi="pt_PT"/>
+        </w:rPr>
+        <w:t>Expressão idiomática.</w:t>
+      </w:r>
+      <w:r>
+        <w:rPr>
+          <w:lang w:val="pt_PT" w:bidi="pt_PT"/>
+        </w:rPr>
+      </w:r>
+      <w:r>
+        <w:rPr>
+          <w:lang w:val="pt_PT" w:bidi="pt_PT"/>
+        </w:rPr>
+      </w:r>
+    </w:p>
+    <w:p>
+      <w:pPr/>
+      <w:r>
+        <w:rPr>
+          <w:lang w:val="pt_PT" w:bidi="pt_PT"/>
+        </w:rPr>
+      </w:r>
+    </w:p>
+    <w:p>
+      <w:pPr>
+        <w:pStyle w:val="Heading2"/>
+      </w:pPr>
+      <w:r>
+        <w:rPr>
+          <w:lang w:val="pt_PT" w:bidi="pt_PT"/>
+        </w:rPr>
+        <w:t>3 João 1.6–7 (#1)</w:t>
+      </w:r>
+      <w:r>
+        <w:rPr>
+          <w:lang w:val="pt_PT" w:bidi="pt_PT"/>
+        </w:rPr>
+      </w:r>
+    </w:p>
+    <w:p>
+      <w:pPr/>
+      <w:r>
+        <w:rPr>
+          <w:lang w:val="pt_PT" w:bidi="pt_PT"/>
+        </w:rPr>
+      </w:r>
+      <w:r>
+        <w:rPr>
+          <w:b/>
+          <w:lang w:val="pt_PT" w:bidi="pt_PT"/>
+        </w:rPr>
+        <w:t>"Por favor, ajude essa gente essa gente a continuar a sua viagem de um modo que agrade a Deus"</w:t>
+      </w:r>
+      <w:r>
+        <w:rPr>
+          <w:lang w:val="pt_PT" w:bidi="pt_PT"/>
+        </w:rPr>
+        <w:t xml:space="preserve"> - </w:t>
+      </w:r>
+      <w:r>
+        <w:rPr>
+          <w:b/>
+          <w:lang w:val="pt_PT" w:bidi="pt_PT"/>
+        </w:rPr>
+        <w:t>"Pois eles começaram a sua viagem a serviço de Cristo sem aceitar nenhum auxílio dos pagãos".</w:t>
+      </w:r>
+    </w:p>
+    <w:p>
+      <w:pPr/>
+      <w:r>
+        <w:rPr>
+          <w:lang w:val="pt_PT" w:bidi="pt_PT"/>
+        </w:rPr>
+      </w:r>
+      <w:r>
+        <w:rPr>
+          <w:lang w:val="pt_PT" w:bidi="pt_PT"/>
+        </w:rPr>
+        <w:t>Se for mais natural em seu idioma, você pode inverter a ordem dessas frases, já que a segunda frase explica a razão para a ação que a primeira frase descreve. Se fizer isso, será necessário criar uma ponte de versículo para combinar os versículos 6 e 7, conforme descrito na Introdução a 3 João. Pode ser útil começar uma nova frase aqui. Tradução alternativa: “Pois eles começaram a sua viagem a serviço de Cristo sem aceitar nenhum auxílio dos pagãos. Por isso, ajude essa gente essa gente a continuar a sua viagem de um modo que agrade a Deus.</w:t>
+      </w:r>
+    </w:p>
+    <w:p>
+      <w:pPr/>
+      <w:r>
+        <w:rPr>
+          <w:lang w:val="pt_PT" w:bidi="pt_PT"/>
+        </w:rPr>
+      </w:r>
+      <w:r>
+        <w:rPr>
+          <w:lang w:val="pt_PT" w:bidi="pt_PT"/>
+        </w:rPr>
+        <w:t xml:space="preserve">Veja: </w:t>
+      </w:r>
+      <w:r>
+        <w:rPr>
+          <w:lang w:val="pt_PT" w:bidi="pt_PT"/>
+        </w:rPr>
+        <w:t>Conectar — Relação de razão e resultado.</w:t>
+      </w:r>
+      <w:r>
+        <w:rPr>
+          <w:lang w:val="pt_PT" w:bidi="pt_PT"/>
+        </w:rPr>
+      </w:r>
+      <w:r>
+        <w:rPr>
+          <w:lang w:val="pt_PT" w:bidi="pt_PT"/>
+        </w:rPr>
+      </w:r>
+    </w:p>
+    <w:p>
+      <w:pPr/>
+      <w:r>
+        <w:rPr>
+          <w:lang w:val="pt_PT" w:bidi="pt_PT"/>
+        </w:rPr>
+      </w:r>
+    </w:p>
+    <w:p>
+      <w:pPr>
+        <w:pStyle w:val="Heading2"/>
+      </w:pPr>
+      <w:r>
+        <w:rPr>
+          <w:lang w:val="pt_PT" w:bidi="pt_PT"/>
+        </w:rPr>
+        <w:t>3 João 1.7 (#1)</w:t>
+      </w:r>
+      <w:r>
+        <w:rPr>
+          <w:lang w:val="pt_PT" w:bidi="pt_PT"/>
+        </w:rPr>
+      </w:r>
+    </w:p>
+    <w:p>
+      <w:pPr/>
+      <w:r>
+        <w:rPr>
+          <w:lang w:val="pt_PT" w:bidi="pt_PT"/>
+        </w:rPr>
+      </w:r>
+      <w:r>
+        <w:rPr>
+          <w:b/>
+          <w:lang w:val="pt_PT" w:bidi="pt_PT"/>
+        </w:rPr>
+        <w:t>"de um modo que agrade a Deus".</w:t>
+      </w:r>
+    </w:p>
+    <w:p>
+      <w:pPr/>
+      <w:r>
+        <w:rPr>
+          <w:lang w:val="pt_PT" w:bidi="pt_PT"/>
+        </w:rPr>
+      </w:r>
+      <w:r>
+        <w:rPr>
+          <w:lang w:val="pt_PT" w:bidi="pt_PT"/>
+        </w:rPr>
+        <w:t>Uma tradução mais literal dirá: "pois saíram por causa do Nome". Aqui, João está se referindo especificamente ao nome de Jesus. Ele usa o termo "Nome" por associação para significar o próprio Deus. Se for útil no seu idioma, você pode declarar o significado de forma clara, como faz a NTLH. Tradução alternativa: “falar às pessoas sobre Deus”.</w:t>
+      </w:r>
+    </w:p>
+    <w:p>
+      <w:pPr/>
+      <w:r>
+        <w:rPr>
+          <w:lang w:val="pt_PT" w:bidi="pt_PT"/>
+        </w:rPr>
+      </w:r>
+      <w:r>
+        <w:rPr>
+          <w:lang w:val="pt_PT" w:bidi="pt_PT"/>
+        </w:rPr>
+        <w:t xml:space="preserve">Veja: </w:t>
+      </w:r>
+      <w:r>
+        <w:rPr>
+          <w:lang w:val="pt_PT" w:bidi="pt_PT"/>
+        </w:rPr>
+        <w:t>Metonímia.</w:t>
+      </w:r>
+      <w:r>
+        <w:rPr>
+          <w:lang w:val="pt_PT" w:bidi="pt_PT"/>
+        </w:rPr>
+      </w:r>
+      <w:r>
+        <w:rPr>
+          <w:lang w:val="pt_PT" w:bidi="pt_PT"/>
+        </w:rPr>
+      </w:r>
+    </w:p>
+    <w:p>
+      <w:pPr/>
+      <w:r>
+        <w:rPr>
+          <w:lang w:val="pt_PT" w:bidi="pt_PT"/>
+        </w:rPr>
+      </w:r>
+    </w:p>
+    <w:p>
+      <w:pPr>
+        <w:pStyle w:val="Heading2"/>
+      </w:pPr>
+      <w:r>
+        <w:rPr>
+          <w:lang w:val="pt_PT" w:bidi="pt_PT"/>
+        </w:rPr>
+        <w:t>3 João 1.7 (#2)</w:t>
+      </w:r>
+      <w:r>
+        <w:rPr>
+          <w:lang w:val="pt_PT" w:bidi="pt_PT"/>
+        </w:rPr>
+      </w:r>
+    </w:p>
+    <w:p>
+      <w:pPr/>
+      <w:r>
+        <w:rPr>
+          <w:lang w:val="pt_PT" w:bidi="pt_PT"/>
+        </w:rPr>
+      </w:r>
+      <w:r>
+        <w:rPr>
+          <w:b/>
+          <w:lang w:val="pt_PT" w:bidi="pt_PT"/>
+        </w:rPr>
+        <w:t>"sem aceitar nenhum auxílio dos pagãos".</w:t>
+      </w:r>
+    </w:p>
+    <w:p>
+      <w:pPr/>
+      <w:r>
+        <w:rPr>
+          <w:lang w:val="pt_PT" w:bidi="pt_PT"/>
+        </w:rPr>
+      </w:r>
+      <w:r>
+        <w:rPr>
+          <w:lang w:val="pt_PT" w:bidi="pt_PT"/>
+        </w:rPr>
+        <w:t>João assume que Gaio entenderá o que ele quer dizer com "sem aceitar nenhum auxílio dos pagãos". Se for útil para seus leitores, você poderia indicar isso explicitamente. Isso poderia significar: (1) que os crentes viajantes decidiram não aceitar nenhuma ajuda de descrentes. Tradução alternativa: “e eles decidiram não aceitar nenhuma ajuda de descrentes” (2) que pessoas que não acreditavam em Jesus não ajudariam esses crentes viajantes. Tradução alternativa: “e nenhum descrente está ajudando-os”.</w:t>
+      </w:r>
+    </w:p>
+    <w:p>
+      <w:pPr/>
+      <w:r>
+        <w:rPr>
+          <w:lang w:val="pt_PT" w:bidi="pt_PT"/>
+        </w:rPr>
+      </w:r>
+      <w:r>
+        <w:rPr>
+          <w:lang w:val="pt_PT" w:bidi="pt_PT"/>
+        </w:rPr>
+        <w:t xml:space="preserve">Veja: </w:t>
+      </w:r>
+      <w:r>
+        <w:rPr>
+          <w:lang w:val="pt_PT" w:bidi="pt_PT"/>
+        </w:rPr>
+        <w:t>Conhecimento presumido e informações implícitas.</w:t>
+      </w:r>
+      <w:r>
+        <w:rPr>
+          <w:lang w:val="pt_PT" w:bidi="pt_PT"/>
+        </w:rPr>
+      </w:r>
+      <w:r>
+        <w:rPr>
+          <w:lang w:val="pt_PT" w:bidi="pt_PT"/>
+        </w:rPr>
+      </w:r>
+    </w:p>
+    <w:p>
+      <w:pPr/>
+      <w:r>
+        <w:rPr>
+          <w:lang w:val="pt_PT" w:bidi="pt_PT"/>
+        </w:rPr>
+      </w:r>
+    </w:p>
+    <w:p>
+      <w:pPr>
+        <w:pStyle w:val="Heading2"/>
+      </w:pPr>
+      <w:r>
+        <w:rPr>
+          <w:lang w:val="pt_PT" w:bidi="pt_PT"/>
+        </w:rPr>
+        <w:t>3 João 1.7 (#3)</w:t>
+      </w:r>
+      <w:r>
+        <w:rPr>
+          <w:lang w:val="pt_PT" w:bidi="pt_PT"/>
+        </w:rPr>
+      </w:r>
+    </w:p>
+    <w:p>
+      <w:pPr/>
+      <w:r>
+        <w:rPr>
+          <w:lang w:val="pt_PT" w:bidi="pt_PT"/>
+        </w:rPr>
+      </w:r>
+      <w:r>
+        <w:rPr>
+          <w:b/>
+          <w:lang w:val="pt_PT" w:bidi="pt_PT"/>
+        </w:rPr>
+        <w:t>"dos pagãos".</w:t>
+      </w:r>
+    </w:p>
+    <w:p>
+      <w:pPr/>
+      <w:r>
+        <w:rPr>
+          <w:lang w:val="pt_PT" w:bidi="pt_PT"/>
+        </w:rPr>
+      </w:r>
+      <w:r>
+        <w:rPr>
+          <w:lang w:val="pt_PT" w:bidi="pt_PT"/>
+        </w:rPr>
+        <w:t>Aqui, "pagãos" não significa pessoas que não são judias. Refere-se a qualquer pessoa que não confia em Jesus. Uma tradução alternativa seria: “descrentes”.</w:t>
+      </w:r>
+    </w:p>
+    <w:p>
+      <w:pPr/>
+      <w:r>
+        <w:rPr>
+          <w:lang w:val="pt_PT" w:bidi="pt_PT"/>
+        </w:rPr>
+      </w:r>
+      <w:r>
+        <w:rPr>
+          <w:lang w:val="pt_PT" w:bidi="pt_PT"/>
+        </w:rPr>
+        <w:t xml:space="preserve">Veja: </w:t>
+      </w:r>
+      <w:r>
+        <w:rPr>
+          <w:lang w:val="pt_PT" w:bidi="pt_PT"/>
+        </w:rPr>
+        <w:t>Conhecimento presumido e informações implícitas.</w:t>
+      </w:r>
+      <w:r>
+        <w:rPr>
+          <w:lang w:val="pt_PT" w:bidi="pt_PT"/>
+        </w:rPr>
+      </w:r>
+      <w:r>
+        <w:rPr>
+          <w:lang w:val="pt_PT" w:bidi="pt_PT"/>
+        </w:rPr>
+      </w:r>
+    </w:p>
+    <w:p>
+      <w:pPr/>
+      <w:r>
+        <w:rPr>
+          <w:lang w:val="pt_PT" w:bidi="pt_PT"/>
+        </w:rPr>
+      </w:r>
+    </w:p>
+    <w:p>
+      <w:pPr>
+        <w:pStyle w:val="Heading2"/>
+      </w:pPr>
+      <w:r>
+        <w:rPr>
+          <w:lang w:val="pt_PT" w:bidi="pt_PT"/>
+        </w:rPr>
+        <w:t>3 João 1.8 (#1)</w:t>
+      </w:r>
+      <w:r>
+        <w:rPr>
+          <w:lang w:val="pt_PT" w:bidi="pt_PT"/>
+        </w:rPr>
+      </w:r>
+    </w:p>
+    <w:p>
+      <w:pPr/>
+      <w:r>
+        <w:rPr>
+          <w:lang w:val="pt_PT" w:bidi="pt_PT"/>
+        </w:rPr>
+      </w:r>
+      <w:r>
+        <w:rPr>
+          <w:b/>
+          <w:lang w:val="pt_PT" w:bidi="pt_PT"/>
+        </w:rPr>
+        <w:t>"Portanto".</w:t>
+      </w:r>
+    </w:p>
+    <w:p>
+      <w:pPr/>
+      <w:r>
+        <w:rPr>
+          <w:lang w:val="pt_PT" w:bidi="pt_PT"/>
+        </w:rPr>
+      </w:r>
+      <w:r>
+        <w:rPr>
+          <w:lang w:val="pt_PT" w:bidi="pt_PT"/>
+        </w:rPr>
+        <w:t>João está usando a palavra traduzida como "Portanto" para introduzir o resultado que deve seguir da razão que ele deu no final do versículo anterior. Como "essas pessoas" não estão aceitando nada dos “pagãos” (versículo 7), os crentes devem ajudá-los. Use um conectivo em seu idioma que torne essa relação clara. Tradução alternativa: “É por isso que”.</w:t>
+      </w:r>
+    </w:p>
+    <w:p>
+      <w:pPr/>
+      <w:r>
+        <w:rPr>
+          <w:lang w:val="pt_PT" w:bidi="pt_PT"/>
+        </w:rPr>
+      </w:r>
+      <w:r>
+        <w:rPr>
+          <w:lang w:val="pt_PT" w:bidi="pt_PT"/>
+        </w:rPr>
+        <w:t xml:space="preserve">Veja: </w:t>
+      </w:r>
+      <w:r>
+        <w:rPr>
+          <w:lang w:val="pt_PT" w:bidi="pt_PT"/>
+        </w:rPr>
+        <w:t>Conectar — Relação de razão e resultado.</w:t>
+      </w:r>
+      <w:r>
+        <w:rPr>
+          <w:lang w:val="pt_PT" w:bidi="pt_PT"/>
+        </w:rPr>
+      </w:r>
+      <w:r>
+        <w:rPr>
+          <w:lang w:val="pt_PT" w:bidi="pt_PT"/>
+        </w:rPr>
+      </w:r>
+    </w:p>
+    <w:p>
+      <w:pPr/>
+      <w:r>
+        <w:rPr>
+          <w:lang w:val="pt_PT" w:bidi="pt_PT"/>
+        </w:rPr>
+      </w:r>
+    </w:p>
+    <w:p>
+      <w:pPr>
+        <w:pStyle w:val="Heading2"/>
+      </w:pPr>
+      <w:r>
+        <w:rPr>
+          <w:lang w:val="pt_PT" w:bidi="pt_PT"/>
+        </w:rPr>
+        <w:t>3 João 1.8 (#2)</w:t>
+      </w:r>
+      <w:r>
+        <w:rPr>
+          <w:lang w:val="pt_PT" w:bidi="pt_PT"/>
+        </w:rPr>
+      </w:r>
+    </w:p>
+    <w:p>
+      <w:pPr/>
+      <w:r>
+        <w:rPr>
+          <w:lang w:val="pt_PT" w:bidi="pt_PT"/>
+        </w:rPr>
+      </w:r>
+      <w:r>
+        <w:rPr>
+          <w:b/>
+          <w:lang w:val="pt_PT" w:bidi="pt_PT"/>
+        </w:rPr>
+        <w:t>"nós, os cristãos, precisamos ajudar".</w:t>
+      </w:r>
+    </w:p>
+    <w:p>
+      <w:pPr/>
+      <w:r>
+        <w:rPr>
+          <w:lang w:val="pt_PT" w:bidi="pt_PT"/>
+        </w:rPr>
+      </w:r>
+      <w:r>
+        <w:rPr>
+          <w:lang w:val="pt_PT" w:bidi="pt_PT"/>
+        </w:rPr>
+        <w:t>João está enfatizando o pronome "nós", cujo significado já está presente no verbo traduzido como "precisamos", para destacá-lo. Se o seu idioma permite declarar pronomes implícitos explicitamente para ênfase, você pode querer usar essa construção na sua tradução. Outros idiomas podem ter maneiras diferentes de destacar essa ênfase. Tradução alternativa: “nós certamente deveríamos acolher”.</w:t>
+      </w:r>
+    </w:p>
+    <w:p>
+      <w:pPr/>
+      <w:r>
+        <w:rPr>
+          <w:lang w:val="pt_PT" w:bidi="pt_PT"/>
+        </w:rPr>
+      </w:r>
+      <w:r>
+        <w:rPr>
+          <w:lang w:val="pt_PT" w:bidi="pt_PT"/>
+        </w:rPr>
+        <w:t xml:space="preserve">Veja: </w:t>
+      </w:r>
+      <w:r>
+        <w:rPr>
+          <w:lang w:val="pt_PT" w:bidi="pt_PT"/>
+        </w:rPr>
+        <w:t>Pronomes — Quando usá-los.</w:t>
+      </w:r>
+      <w:r>
+        <w:rPr>
+          <w:lang w:val="pt_PT" w:bidi="pt_PT"/>
+        </w:rPr>
+      </w:r>
+      <w:r>
+        <w:rPr>
+          <w:lang w:val="pt_PT" w:bidi="pt_PT"/>
+        </w:rPr>
+      </w:r>
+    </w:p>
+    <w:p>
+      <w:pPr/>
+      <w:r>
+        <w:rPr>
+          <w:lang w:val="pt_PT" w:bidi="pt_PT"/>
+        </w:rPr>
+      </w:r>
+    </w:p>
+    <w:p>
+      <w:pPr>
+        <w:pStyle w:val="Heading2"/>
+      </w:pPr>
+      <w:r>
+        <w:rPr>
+          <w:lang w:val="pt_PT" w:bidi="pt_PT"/>
+        </w:rPr>
+        <w:t>3 João 1.8 (#3)</w:t>
+      </w:r>
+      <w:r>
+        <w:rPr>
+          <w:lang w:val="pt_PT" w:bidi="pt_PT"/>
+        </w:rPr>
+      </w:r>
+    </w:p>
+    <w:p>
+      <w:pPr/>
+      <w:r>
+        <w:rPr>
+          <w:lang w:val="pt_PT" w:bidi="pt_PT"/>
+        </w:rPr>
+      </w:r>
+      <w:r>
+        <w:rPr>
+          <w:b/>
+          <w:lang w:val="pt_PT" w:bidi="pt_PT"/>
+        </w:rPr>
+        <w:t>"nós, os cristãos, precisamos".</w:t>
+      </w:r>
+    </w:p>
+    <w:p>
+      <w:pPr/>
+      <w:r>
+        <w:rPr>
+          <w:lang w:val="pt_PT" w:bidi="pt_PT"/>
+        </w:rPr>
+      </w:r>
+      <w:r>
+        <w:rPr>
+          <w:lang w:val="pt_PT" w:bidi="pt_PT"/>
+        </w:rPr>
+        <w:t>Uma tradução mais literal dirá: "nós mesmos deveríamos". Aqui, João está usando a expressão "nós mesmos" para se referir a Gaio e a todos os crentes. Portanto, use as formas inclusivas dessas palavras se o seu idioma fizer essa distinção.</w:t>
+      </w:r>
+    </w:p>
+    <w:p>
+      <w:pPr/>
+      <w:r>
+        <w:rPr>
+          <w:lang w:val="pt_PT" w:bidi="pt_PT"/>
+        </w:rPr>
+      </w:r>
+      <w:r>
+        <w:rPr>
+          <w:lang w:val="pt_PT" w:bidi="pt_PT"/>
+        </w:rPr>
+        <w:t xml:space="preserve">Veja: </w:t>
+      </w:r>
+      <w:r>
+        <w:rPr>
+          <w:lang w:val="pt_PT" w:bidi="pt_PT"/>
+        </w:rPr>
+        <w:t>‘Nós’ exclusivo e inclusivo.</w:t>
+      </w:r>
+      <w:r>
+        <w:rPr>
+          <w:lang w:val="pt_PT" w:bidi="pt_PT"/>
+        </w:rPr>
+      </w:r>
+      <w:r>
+        <w:rPr>
+          <w:lang w:val="pt_PT" w:bidi="pt_PT"/>
+        </w:rPr>
+      </w:r>
+    </w:p>
+    <w:p>
+      <w:pPr/>
+      <w:r>
+        <w:rPr>
+          <w:lang w:val="pt_PT" w:bidi="pt_PT"/>
+        </w:rPr>
+      </w:r>
+    </w:p>
+    <w:p>
+      <w:pPr>
+        <w:pStyle w:val="Heading2"/>
+      </w:pPr>
+      <w:r>
+        <w:rPr>
+          <w:lang w:val="pt_PT" w:bidi="pt_PT"/>
+        </w:rPr>
+        <w:t>3 João 1.8 (#4)</w:t>
+      </w:r>
+      <w:r>
+        <w:rPr>
+          <w:lang w:val="pt_PT" w:bidi="pt_PT"/>
+        </w:rPr>
+      </w:r>
+    </w:p>
+    <w:p>
+      <w:pPr/>
+      <w:r>
+        <w:rPr>
+          <w:lang w:val="pt_PT" w:bidi="pt_PT"/>
+        </w:rPr>
+      </w:r>
+      <w:r>
+        <w:rPr>
+          <w:b/>
+          <w:lang w:val="pt_PT" w:bidi="pt_PT"/>
+        </w:rPr>
+        <w:t>"ajudar".</w:t>
+      </w:r>
+    </w:p>
+    <w:p>
+      <w:pPr/>
+      <w:r>
+        <w:rPr>
+          <w:lang w:val="pt_PT" w:bidi="pt_PT"/>
+        </w:rPr>
+      </w:r>
+      <w:r>
+        <w:rPr>
+          <w:lang w:val="pt_PT" w:bidi="pt_PT"/>
+        </w:rPr>
+        <w:t>João presume que Gaio entenderá que, ao pedir para "ajudar" esses crentes, ele está sugerindo que Gaio deve oferecer hospitalidade, incluindo fornecer o que eles precisam para a viagem. Você poderia incluir esta informação se isso for útil para seus leitores. Tradução alternativa: “ajudar” ou “prover”.</w:t>
+      </w:r>
+    </w:p>
+    <w:p>
+      <w:pPr/>
+      <w:r>
+        <w:rPr>
+          <w:lang w:val="pt_PT" w:bidi="pt_PT"/>
+        </w:rPr>
+      </w:r>
+      <w:r>
+        <w:rPr>
+          <w:lang w:val="pt_PT" w:bidi="pt_PT"/>
+        </w:rPr>
+        <w:t xml:space="preserve">Veja: </w:t>
+      </w:r>
+      <w:r>
+        <w:rPr>
+          <w:lang w:val="pt_PT" w:bidi="pt_PT"/>
+        </w:rPr>
+        <w:t>Conhecimento presumido e informações implícitas.</w:t>
+      </w:r>
+      <w:r>
+        <w:rPr>
+          <w:lang w:val="pt_PT" w:bidi="pt_PT"/>
+        </w:rPr>
+      </w:r>
+      <w:r>
+        <w:rPr>
+          <w:lang w:val="pt_PT" w:bidi="pt_PT"/>
+        </w:rPr>
+      </w:r>
+    </w:p>
+    <w:p>
+      <w:pPr/>
+      <w:r>
+        <w:rPr>
+          <w:lang w:val="pt_PT" w:bidi="pt_PT"/>
+        </w:rPr>
+      </w:r>
+    </w:p>
+    <w:p>
+      <w:pPr>
+        <w:pStyle w:val="Heading2"/>
+      </w:pPr>
+      <w:r>
+        <w:rPr>
+          <w:lang w:val="pt_PT" w:bidi="pt_PT"/>
+        </w:rPr>
+        <w:t>3 João 1.8 (#5)</w:t>
+      </w:r>
+      <w:r>
+        <w:rPr>
+          <w:lang w:val="pt_PT" w:bidi="pt_PT"/>
+        </w:rPr>
+      </w:r>
+    </w:p>
+    <w:p>
+      <w:pPr/>
+      <w:r>
+        <w:rPr>
+          <w:lang w:val="pt_PT" w:bidi="pt_PT"/>
+        </w:rPr>
+      </w:r>
+      <w:r>
+        <w:rPr>
+          <w:b/>
+          <w:lang w:val="pt_PT" w:bidi="pt_PT"/>
+        </w:rPr>
+        <w:t>"pois assim".</w:t>
+      </w:r>
+    </w:p>
+    <w:p>
+      <w:pPr/>
+      <w:r>
+        <w:rPr>
+          <w:lang w:val="pt_PT" w:bidi="pt_PT"/>
+        </w:rPr>
+      </w:r>
+      <w:r>
+        <w:rPr>
+          <w:lang w:val="pt_PT" w:bidi="pt_PT"/>
+        </w:rPr>
+        <w:t>Aqui, "pois assim" indica o objetivo ou propósito de se tornar companheiros de trabalho em "anunciar a verdade". Use uma forma natural em seu idioma que deixe claro que este é um propósito. Tradução alternativa: “e desta forma”.</w:t>
+      </w:r>
+    </w:p>
+    <w:p>
+      <w:pPr/>
+      <w:r>
+        <w:rPr>
+          <w:lang w:val="pt_PT" w:bidi="pt_PT"/>
+        </w:rPr>
+      </w:r>
+      <w:r>
+        <w:rPr>
+          <w:lang w:val="pt_PT" w:bidi="pt_PT"/>
+        </w:rPr>
+        <w:t xml:space="preserve">Veja: </w:t>
+      </w:r>
+      <w:r>
+        <w:rPr>
+          <w:lang w:val="pt_PT" w:bidi="pt_PT"/>
+        </w:rPr>
+        <w:t>Conectar — Relação de meta (propósito).</w:t>
+      </w:r>
+      <w:r>
+        <w:rPr>
+          <w:lang w:val="pt_PT" w:bidi="pt_PT"/>
+        </w:rPr>
+      </w:r>
+      <w:r>
+        <w:rPr>
+          <w:lang w:val="pt_PT" w:bidi="pt_PT"/>
+        </w:rPr>
+      </w:r>
+    </w:p>
+    <w:p>
+      <w:pPr/>
+      <w:r>
+        <w:rPr>
+          <w:lang w:val="pt_PT" w:bidi="pt_PT"/>
+        </w:rPr>
+      </w:r>
+    </w:p>
+    <w:p>
+      <w:pPr>
+        <w:pStyle w:val="Heading2"/>
+      </w:pPr>
+      <w:r>
+        <w:rPr>
+          <w:lang w:val="pt_PT" w:bidi="pt_PT"/>
+        </w:rPr>
+        <w:t>3 João 1.8 (#6)</w:t>
+      </w:r>
+      <w:r>
+        <w:rPr>
+          <w:lang w:val="pt_PT" w:bidi="pt_PT"/>
+        </w:rPr>
+      </w:r>
+    </w:p>
+    <w:p>
+      <w:pPr/>
+      <w:r>
+        <w:rPr>
+          <w:lang w:val="pt_PT" w:bidi="pt_PT"/>
+        </w:rPr>
+      </w:r>
+      <w:r>
+        <w:rPr>
+          <w:b/>
+          <w:lang w:val="pt_PT" w:bidi="pt_PT"/>
+        </w:rPr>
+        <w:t>"pois assim poderemos tomar parte no seu trabalho de anunciar a verdade".</w:t>
+      </w:r>
+    </w:p>
+    <w:p>
+      <w:pPr/>
+      <w:r>
+        <w:rPr>
+          <w:lang w:val="pt_PT" w:bidi="pt_PT"/>
+        </w:rPr>
+      </w:r>
+      <w:r>
+        <w:rPr>
+          <w:lang w:val="pt_PT" w:bidi="pt_PT"/>
+        </w:rPr>
+        <w:t>João está falando como se a "verdade" fosse algo vivo com o qual ele e seus companheiros cristãos pudessem se tornar colaboradores. Se for útil em seu idioma, você pode declarar o significado de forma clara. Tradução alternativa: “para que possamos cooperar com eles no anúncio da verdade de Deus às pessoas”.</w:t>
+      </w:r>
+    </w:p>
+    <w:p>
+      <w:pPr/>
+      <w:r>
+        <w:rPr>
+          <w:lang w:val="pt_PT" w:bidi="pt_PT"/>
+        </w:rPr>
+      </w:r>
+      <w:r>
+        <w:rPr>
+          <w:lang w:val="pt_PT" w:bidi="pt_PT"/>
+        </w:rPr>
+        <w:t xml:space="preserve">Veja: </w:t>
+      </w:r>
+      <w:r>
+        <w:rPr>
+          <w:lang w:val="pt_PT" w:bidi="pt_PT"/>
+        </w:rPr>
+        <w:t>Personificação.</w:t>
+      </w:r>
+      <w:r>
+        <w:rPr>
+          <w:lang w:val="pt_PT" w:bidi="pt_PT"/>
+        </w:rPr>
+      </w:r>
+      <w:r>
+        <w:rPr>
+          <w:lang w:val="pt_PT" w:bidi="pt_PT"/>
+        </w:rPr>
+      </w:r>
+    </w:p>
+    <w:p>
+      <w:pPr/>
+      <w:r>
+        <w:rPr>
+          <w:lang w:val="pt_PT" w:bidi="pt_PT"/>
+        </w:rPr>
+      </w:r>
+    </w:p>
+    <w:p>
+      <w:pPr>
+        <w:pStyle w:val="Heading2"/>
+      </w:pPr>
+      <w:r>
+        <w:rPr>
+          <w:lang w:val="pt_PT" w:bidi="pt_PT"/>
+        </w:rPr>
+        <w:t>3 João 1.8 (#7)</w:t>
+      </w:r>
+      <w:r>
+        <w:rPr>
+          <w:lang w:val="pt_PT" w:bidi="pt_PT"/>
+        </w:rPr>
+      </w:r>
+    </w:p>
+    <w:p>
+      <w:pPr/>
+      <w:r>
+        <w:rPr>
+          <w:lang w:val="pt_PT" w:bidi="pt_PT"/>
+        </w:rPr>
+      </w:r>
+      <w:r>
+        <w:rPr>
+          <w:b/>
+          <w:lang w:val="pt_PT" w:bidi="pt_PT"/>
+        </w:rPr>
+        <w:t>"a verdade".</w:t>
+      </w:r>
+    </w:p>
+    <w:p>
+      <w:pPr/>
+      <w:r>
+        <w:rPr>
+          <w:lang w:val="pt_PT" w:bidi="pt_PT"/>
+        </w:rPr>
+      </w:r>
+      <w:r>
+        <w:rPr>
+          <w:lang w:val="pt_PT" w:bidi="pt_PT"/>
+        </w:rPr>
+        <w:t>João está usando o termo "verdade" para representar algo ou alguém associado à verdade. Se for útil em seu idioma, você pode usar uma expressão equivalente ou declarar o significado de forma clara. Isso pode significar: (1) a verdadeira mensagem de Deus. Tradução alternativa: “a verdadeira mensagem de Deus” (2) o próprio Deus, que é a Verdade. Tradução alternativa: “o verdadeiro Deus”.</w:t>
+      </w:r>
+    </w:p>
+    <w:p>
+      <w:pPr/>
+      <w:r>
+        <w:rPr>
+          <w:lang w:val="pt_PT" w:bidi="pt_PT"/>
+        </w:rPr>
+      </w:r>
+      <w:r>
+        <w:rPr>
+          <w:lang w:val="pt_PT" w:bidi="pt_PT"/>
+        </w:rPr>
+        <w:t xml:space="preserve">Veja: </w:t>
+      </w:r>
+      <w:r>
+        <w:rPr>
+          <w:lang w:val="pt_PT" w:bidi="pt_PT"/>
+        </w:rPr>
+        <w:t>Metonímia.</w:t>
+      </w:r>
+      <w:r>
+        <w:rPr>
+          <w:lang w:val="pt_PT" w:bidi="pt_PT"/>
+        </w:rPr>
+      </w:r>
+      <w:r>
+        <w:rPr>
+          <w:lang w:val="pt_PT" w:bidi="pt_PT"/>
+        </w:rPr>
+      </w:r>
+    </w:p>
+    <w:p>
+      <w:pPr/>
+      <w:r>
+        <w:rPr>
+          <w:lang w:val="pt_PT" w:bidi="pt_PT"/>
+        </w:rPr>
+      </w:r>
+    </w:p>
+    <w:p>
+      <w:pPr>
+        <w:pStyle w:val="Heading2"/>
+      </w:pPr>
+      <w:r>
+        <w:rPr>
+          <w:lang w:val="pt_PT" w:bidi="pt_PT"/>
+        </w:rPr>
+        <w:t>3 João 1.9 (#1)</w:t>
+      </w:r>
+      <w:r>
+        <w:rPr>
+          <w:lang w:val="pt_PT" w:bidi="pt_PT"/>
+        </w:rPr>
+      </w:r>
+    </w:p>
+    <w:p>
+      <w:pPr/>
+      <w:r>
+        <w:rPr>
+          <w:lang w:val="pt_PT" w:bidi="pt_PT"/>
+        </w:rPr>
+      </w:r>
+      <w:r>
+        <w:rPr>
+          <w:b/>
+          <w:lang w:val="pt_PT" w:bidi="pt_PT"/>
+        </w:rPr>
+        <w:t>"uma pequena carta".</w:t>
+      </w:r>
+    </w:p>
+    <w:p>
+      <w:pPr/>
+      <w:r>
+        <w:rPr>
+          <w:lang w:val="pt_PT" w:bidi="pt_PT"/>
+        </w:rPr>
+      </w:r>
+      <w:r>
+        <w:rPr>
+          <w:lang w:val="pt_PT" w:bidi="pt_PT"/>
+        </w:rPr>
+        <w:t>No texto original, existe a expressão "alguma coisa". Aqui, João escreveu uma carta, com instruções sobre como ajudar professores cristãos viajantes. Você pode incluir essa informação se for útil para seus leitores. Tradução alternativa: “uma carta sobre isso”.</w:t>
+      </w:r>
+    </w:p>
+    <w:p>
+      <w:pPr/>
+      <w:r>
+        <w:rPr>
+          <w:lang w:val="pt_PT" w:bidi="pt_PT"/>
+        </w:rPr>
+      </w:r>
+      <w:r>
+        <w:rPr>
+          <w:lang w:val="pt_PT" w:bidi="pt_PT"/>
+        </w:rPr>
+        <w:t xml:space="preserve">Veja: </w:t>
+      </w:r>
+      <w:r>
+        <w:rPr>
+          <w:lang w:val="pt_PT" w:bidi="pt_PT"/>
+        </w:rPr>
+        <w:t>Conhecimento presumido e informações implícitas.</w:t>
+      </w:r>
+      <w:r>
+        <w:rPr>
+          <w:lang w:val="pt_PT" w:bidi="pt_PT"/>
+        </w:rPr>
+      </w:r>
+      <w:r>
+        <w:rPr>
+          <w:lang w:val="pt_PT" w:bidi="pt_PT"/>
+        </w:rPr>
+      </w:r>
+    </w:p>
+    <w:p>
+      <w:pPr/>
+      <w:r>
+        <w:rPr>
+          <w:lang w:val="pt_PT" w:bidi="pt_PT"/>
+        </w:rPr>
+      </w:r>
+    </w:p>
+    <w:p>
+      <w:pPr>
+        <w:pStyle w:val="Heading2"/>
+      </w:pPr>
+      <w:r>
+        <w:rPr>
+          <w:lang w:val="pt_PT" w:bidi="pt_PT"/>
+        </w:rPr>
+        <w:t>3 João 1.9 (#2)</w:t>
+      </w:r>
+      <w:r>
+        <w:rPr>
+          <w:lang w:val="pt_PT" w:bidi="pt_PT"/>
+        </w:rPr>
+      </w:r>
+    </w:p>
+    <w:p>
+      <w:pPr/>
+      <w:r>
+        <w:rPr>
+          <w:lang w:val="pt_PT" w:bidi="pt_PT"/>
+        </w:rPr>
+      </w:r>
+      <w:r>
+        <w:rPr>
+          <w:b/>
+          <w:lang w:val="pt_PT" w:bidi="pt_PT"/>
+        </w:rPr>
+        <w:t>"à igreja".</w:t>
+      </w:r>
+    </w:p>
+    <w:p>
+      <w:pPr/>
+      <w:r>
+        <w:rPr>
+          <w:lang w:val="pt_PT" w:bidi="pt_PT"/>
+        </w:rPr>
+      </w:r>
+      <w:r>
+        <w:rPr>
+          <w:lang w:val="pt_PT" w:bidi="pt_PT"/>
+        </w:rPr>
+        <w:t>Aqui, "à igreja" refere-se a Gaio e ao grupo de crentes que se reuniam regularmente com ele para adorar a Deus. Você poderia incluir esta informação se for útil para seus leitores. Tradução alternativa: “à assembleia de crentes em seu local”.</w:t>
+      </w:r>
+    </w:p>
+    <w:p>
+      <w:pPr/>
+      <w:r>
+        <w:rPr>
+          <w:lang w:val="pt_PT" w:bidi="pt_PT"/>
+        </w:rPr>
+      </w:r>
+      <w:r>
+        <w:rPr>
+          <w:lang w:val="pt_PT" w:bidi="pt_PT"/>
+        </w:rPr>
+        <w:t xml:space="preserve">Veja: </w:t>
+      </w:r>
+      <w:r>
+        <w:rPr>
+          <w:lang w:val="pt_PT" w:bidi="pt_PT"/>
+        </w:rPr>
+        <w:t>Conhecimento presumido e informações implícitas.</w:t>
+      </w:r>
+      <w:r>
+        <w:rPr>
+          <w:lang w:val="pt_PT" w:bidi="pt_PT"/>
+        </w:rPr>
+      </w:r>
+      <w:r>
+        <w:rPr>
+          <w:lang w:val="pt_PT" w:bidi="pt_PT"/>
+        </w:rPr>
+      </w:r>
+    </w:p>
+    <w:p>
+      <w:pPr/>
+      <w:r>
+        <w:rPr>
+          <w:lang w:val="pt_PT" w:bidi="pt_PT"/>
+        </w:rPr>
+      </w:r>
+    </w:p>
+    <w:p>
+      <w:pPr>
+        <w:pStyle w:val="Heading2"/>
+      </w:pPr>
+      <w:r>
+        <w:rPr>
+          <w:lang w:val="pt_PT" w:bidi="pt_PT"/>
+        </w:rPr>
+        <w:t>3 João 1.9 (#3)</w:t>
+      </w:r>
+      <w:r>
+        <w:rPr>
+          <w:lang w:val="pt_PT" w:bidi="pt_PT"/>
+        </w:rPr>
+      </w:r>
+    </w:p>
+    <w:p>
+      <w:pPr/>
+      <w:r>
+        <w:rPr>
+          <w:lang w:val="pt_PT" w:bidi="pt_PT"/>
+        </w:rPr>
+      </w:r>
+      <w:r>
+        <w:rPr>
+          <w:b/>
+          <w:lang w:val="pt_PT" w:bidi="pt_PT"/>
+        </w:rPr>
+        <w:t>"Diótrefes".</w:t>
+      </w:r>
+    </w:p>
+    <w:p>
+      <w:pPr/>
+      <w:r>
+        <w:rPr>
+          <w:lang w:val="pt_PT" w:bidi="pt_PT"/>
+        </w:rPr>
+      </w:r>
+      <w:r>
+        <w:rPr>
+          <w:lang w:val="pt_PT" w:bidi="pt_PT"/>
+        </w:rPr>
+        <w:t>"Diótrefes" era o nome de um homem que liderava a igreja.</w:t>
+      </w:r>
+    </w:p>
+    <w:p>
+      <w:pPr/>
+      <w:r>
+        <w:rPr>
+          <w:lang w:val="pt_PT" w:bidi="pt_PT"/>
+        </w:rPr>
+      </w:r>
+      <w:r>
+        <w:rPr>
+          <w:lang w:val="pt_PT" w:bidi="pt_PT"/>
+        </w:rPr>
+        <w:t xml:space="preserve">Veja: </w:t>
+      </w:r>
+      <w:r>
+        <w:rPr>
+          <w:lang w:val="pt_PT" w:bidi="pt_PT"/>
+        </w:rPr>
+        <w:t>Como traduzir nomes.</w:t>
+      </w:r>
+      <w:r>
+        <w:rPr>
+          <w:lang w:val="pt_PT" w:bidi="pt_PT"/>
+        </w:rPr>
+      </w:r>
+      <w:r>
+        <w:rPr>
+          <w:lang w:val="pt_PT" w:bidi="pt_PT"/>
+        </w:rPr>
+      </w:r>
+    </w:p>
+    <w:p>
+      <w:pPr/>
+      <w:r>
+        <w:rPr>
+          <w:lang w:val="pt_PT" w:bidi="pt_PT"/>
+        </w:rPr>
+      </w:r>
+    </w:p>
+    <w:p>
+      <w:pPr>
+        <w:pStyle w:val="Heading2"/>
+      </w:pPr>
+      <w:r>
+        <w:rPr>
+          <w:lang w:val="pt_PT" w:bidi="pt_PT"/>
+        </w:rPr>
+        <w:t>3 João 1.9 (#4)</w:t>
+      </w:r>
+      <w:r>
+        <w:rPr>
+          <w:lang w:val="pt_PT" w:bidi="pt_PT"/>
+        </w:rPr>
+      </w:r>
+    </w:p>
+    <w:p>
+      <w:pPr/>
+      <w:r>
+        <w:rPr>
+          <w:lang w:val="pt_PT" w:bidi="pt_PT"/>
+        </w:rPr>
+      </w:r>
+      <w:r>
+        <w:rPr>
+          <w:b/>
+          <w:lang w:val="pt_PT" w:bidi="pt_PT"/>
+        </w:rPr>
+        <w:t>"que deseja ser o líder".</w:t>
+      </w:r>
+    </w:p>
+    <w:p>
+      <w:pPr/>
+      <w:r>
+        <w:rPr>
+          <w:lang w:val="pt_PT" w:bidi="pt_PT"/>
+        </w:rPr>
+      </w:r>
+      <w:r>
+        <w:rPr>
+          <w:lang w:val="pt_PT" w:bidi="pt_PT"/>
+        </w:rPr>
+        <w:t>Uma tradução mais literal dirá: “aquele que gosta de ser o primeiro entre eles”. Aqui, João está usando a palavra "primeiro" no sentido de "mais importante" ou "no comando". Tradução alternativa: "que ama ser o mais importante entre eles" ou "que gosta de agir como se fosse o líder deles".</w:t>
+      </w:r>
+    </w:p>
+    <w:p>
+      <w:pPr/>
+      <w:r>
+        <w:rPr>
+          <w:lang w:val="pt_PT" w:bidi="pt_PT"/>
+        </w:rPr>
+      </w:r>
+      <w:r>
+        <w:rPr>
+          <w:lang w:val="pt_PT" w:bidi="pt_PT"/>
+        </w:rPr>
+        <w:t xml:space="preserve">Veja: </w:t>
+      </w:r>
+      <w:r>
+        <w:rPr>
+          <w:lang w:val="pt_PT" w:bidi="pt_PT"/>
+        </w:rPr>
+        <w:t>Expressão idiomática.</w:t>
+      </w:r>
+      <w:r>
+        <w:rPr>
+          <w:lang w:val="pt_PT" w:bidi="pt_PT"/>
+        </w:rPr>
+      </w:r>
+      <w:r>
+        <w:rPr>
+          <w:lang w:val="pt_PT" w:bidi="pt_PT"/>
+        </w:rPr>
+      </w:r>
+    </w:p>
+    <w:p>
+      <w:pPr/>
+      <w:r>
+        <w:rPr>
+          <w:lang w:val="pt_PT" w:bidi="pt_PT"/>
+        </w:rPr>
+      </w:r>
+    </w:p>
+    <w:p>
+      <w:pPr>
+        <w:pStyle w:val="Heading2"/>
+      </w:pPr>
+      <w:r>
+        <w:rPr>
+          <w:lang w:val="pt_PT" w:bidi="pt_PT"/>
+        </w:rPr>
+        <w:t>3 João 1.9 (#5)</w:t>
+      </w:r>
+      <w:r>
+        <w:rPr>
+          <w:lang w:val="pt_PT" w:bidi="pt_PT"/>
+        </w:rPr>
+      </w:r>
+    </w:p>
+    <w:p>
+      <w:pPr/>
+      <w:r>
+        <w:rPr>
+          <w:lang w:val="pt_PT" w:bidi="pt_PT"/>
+        </w:rPr>
+      </w:r>
+      <w:r>
+        <w:rPr>
+          <w:b/>
+          <w:lang w:val="pt_PT" w:bidi="pt_PT"/>
+        </w:rPr>
+        <w:t>"não quer dar atenção ao que eu disse".</w:t>
+      </w:r>
+    </w:p>
+    <w:p>
+      <w:pPr/>
+      <w:r>
+        <w:rPr>
+          <w:lang w:val="pt_PT" w:bidi="pt_PT"/>
+        </w:rPr>
+      </w:r>
+      <w:r>
+        <w:rPr>
+          <w:lang w:val="pt_PT" w:bidi="pt_PT"/>
+        </w:rPr>
+        <w:t>Uma tradução mais literal dirá: "não nos aceita". Aqui, João está usando a palavra "nos" para representar alguém ou algo associado a ele e aqueles com ele. Isso pode significar: (1) que Diótrefes se opõe a fornecer hospitalidade e apoio aos crentes viajantes que João endossa. (A palavra traduzida como receber neste versículo é a mesma que na frase “ele não recebe os irmãos” no próximo versículo). Tradução alternativa: “se opõe a ajudar esses crentes viajantes” (2) que Diótrefes não aceita a autoridade de João e, portanto, não fará o que ele diz. Tradução alternativa: “rejeita nossas instruções”.</w:t>
+      </w:r>
+    </w:p>
+    <w:p>
+      <w:pPr/>
+      <w:r>
+        <w:rPr>
+          <w:lang w:val="pt_PT" w:bidi="pt_PT"/>
+        </w:rPr>
+      </w:r>
+      <w:r>
+        <w:rPr>
+          <w:lang w:val="pt_PT" w:bidi="pt_PT"/>
+        </w:rPr>
+        <w:t xml:space="preserve">Veja: </w:t>
+      </w:r>
+      <w:r>
+        <w:rPr>
+          <w:lang w:val="pt_PT" w:bidi="pt_PT"/>
+        </w:rPr>
+        <w:t>Metonímia.</w:t>
+      </w:r>
+      <w:r>
+        <w:rPr>
+          <w:lang w:val="pt_PT" w:bidi="pt_PT"/>
+        </w:rPr>
+      </w:r>
+      <w:r>
+        <w:rPr>
+          <w:lang w:val="pt_PT" w:bidi="pt_PT"/>
+        </w:rPr>
+      </w:r>
+    </w:p>
+    <w:p>
+      <w:pPr/>
+      <w:r>
+        <w:rPr>
+          <w:lang w:val="pt_PT" w:bidi="pt_PT"/>
+        </w:rPr>
+      </w:r>
+    </w:p>
+    <w:p>
+      <w:pPr>
+        <w:pStyle w:val="Heading2"/>
+      </w:pPr>
+      <w:r>
+        <w:rPr>
+          <w:lang w:val="pt_PT" w:bidi="pt_PT"/>
+        </w:rPr>
+        <w:t>3 João 1.9 (#6)</w:t>
+      </w:r>
+      <w:r>
+        <w:rPr>
+          <w:lang w:val="pt_PT" w:bidi="pt_PT"/>
+        </w:rPr>
+      </w:r>
+    </w:p>
+    <w:p>
+      <w:pPr/>
+      <w:r>
+        <w:rPr>
+          <w:lang w:val="pt_PT" w:bidi="pt_PT"/>
+        </w:rPr>
+      </w:r>
+      <w:r>
+        <w:rPr>
+          <w:b/>
+          <w:lang w:val="pt_PT" w:bidi="pt_PT"/>
+        </w:rPr>
+        <w:t>"não quer dar atenção ao que eu disse".</w:t>
+      </w:r>
+    </w:p>
+    <w:p>
+      <w:pPr/>
+      <w:r>
+        <w:rPr>
+          <w:lang w:val="pt_PT" w:bidi="pt_PT"/>
+        </w:rPr>
+      </w:r>
+      <w:r>
+        <w:rPr>
+          <w:lang w:val="pt_PT" w:bidi="pt_PT"/>
+        </w:rPr>
+        <w:t>No texto original, existe a palavra "nós". Aqui, refere-se a João e aqueles com ele, mas não a Gaio. Portanto, use a forma exclusiva dessa palavra na sua tradução, se o seu idioma fizer essa distinção.</w:t>
+      </w:r>
+    </w:p>
+    <w:p>
+      <w:pPr/>
+      <w:r>
+        <w:rPr>
+          <w:lang w:val="pt_PT" w:bidi="pt_PT"/>
+        </w:rPr>
+      </w:r>
+      <w:r>
+        <w:rPr>
+          <w:lang w:val="pt_PT" w:bidi="pt_PT"/>
+        </w:rPr>
+        <w:t xml:space="preserve">Veja: </w:t>
+      </w:r>
+      <w:r>
+        <w:rPr>
+          <w:lang w:val="pt_PT" w:bidi="pt_PT"/>
+        </w:rPr>
+        <w:t>‘Nós’ exclusivo e inclusivo.</w:t>
+      </w:r>
+      <w:r>
+        <w:rPr>
+          <w:lang w:val="pt_PT" w:bidi="pt_PT"/>
+        </w:rPr>
+      </w:r>
+      <w:r>
+        <w:rPr>
+          <w:lang w:val="pt_PT" w:bidi="pt_PT"/>
+        </w:rPr>
+      </w:r>
+    </w:p>
+    <w:p>
+      <w:pPr/>
+      <w:r>
+        <w:rPr>
+          <w:lang w:val="pt_PT" w:bidi="pt_PT"/>
+        </w:rPr>
+      </w:r>
+    </w:p>
+    <w:p>
+      <w:pPr>
+        <w:pStyle w:val="Heading2"/>
+      </w:pPr>
+      <w:r>
+        <w:rPr>
+          <w:lang w:val="pt_PT" w:bidi="pt_PT"/>
+        </w:rPr>
+        <w:t>3 João 1.10 (#1)</w:t>
+      </w:r>
+      <w:r>
+        <w:rPr>
+          <w:lang w:val="pt_PT" w:bidi="pt_PT"/>
+        </w:rPr>
+      </w:r>
+    </w:p>
+    <w:p>
+      <w:pPr/>
+      <w:r>
+        <w:rPr>
+          <w:lang w:val="pt_PT" w:bidi="pt_PT"/>
+        </w:rPr>
+      </w:r>
+      <w:r>
+        <w:rPr>
+          <w:b/>
+          <w:lang w:val="pt_PT" w:bidi="pt_PT"/>
+        </w:rPr>
+        <w:t>"Portanto".</w:t>
+      </w:r>
+    </w:p>
+    <w:p>
+      <w:pPr/>
+      <w:r>
+        <w:rPr>
+          <w:lang w:val="pt_PT" w:bidi="pt_PT"/>
+        </w:rPr>
+      </w:r>
+      <w:r>
+        <w:rPr>
+          <w:lang w:val="pt_PT" w:bidi="pt_PT"/>
+        </w:rPr>
+        <w:t>"Portanto" indica que o que se segue é um resultado do que veio antes. Como Diótrefes “não recebe” João e aqueles com ele (versículo 9), João exporá suas obras malignas. Use uma maneira natural em seu idioma que torne essa relação clara. Tradução alternativa: “Portanto” ou “É por isso que”.</w:t>
+      </w:r>
+    </w:p>
+    <w:p>
+      <w:pPr/>
+      <w:r>
+        <w:rPr>
+          <w:lang w:val="pt_PT" w:bidi="pt_PT"/>
+        </w:rPr>
+      </w:r>
+      <w:r>
+        <w:rPr>
+          <w:lang w:val="pt_PT" w:bidi="pt_PT"/>
+        </w:rPr>
+        <w:t xml:space="preserve">Veja: </w:t>
+      </w:r>
+      <w:r>
+        <w:rPr>
+          <w:lang w:val="pt_PT" w:bidi="pt_PT"/>
+        </w:rPr>
+        <w:t>Conectar — Relação de razão e resultado.</w:t>
+      </w:r>
+      <w:r>
+        <w:rPr>
+          <w:lang w:val="pt_PT" w:bidi="pt_PT"/>
+        </w:rPr>
+      </w:r>
+      <w:r>
+        <w:rPr>
+          <w:lang w:val="pt_PT" w:bidi="pt_PT"/>
+        </w:rPr>
+      </w:r>
+    </w:p>
+    <w:p>
+      <w:pPr/>
+      <w:r>
+        <w:rPr>
+          <w:lang w:val="pt_PT" w:bidi="pt_PT"/>
+        </w:rPr>
+      </w:r>
+    </w:p>
+    <w:p>
+      <w:pPr>
+        <w:pStyle w:val="Heading2"/>
+      </w:pPr>
+      <w:r>
+        <w:rPr>
+          <w:lang w:val="pt_PT" w:bidi="pt_PT"/>
+        </w:rPr>
+        <w:t>3 João 1.10 (#2)</w:t>
+      </w:r>
+      <w:r>
+        <w:rPr>
+          <w:lang w:val="pt_PT" w:bidi="pt_PT"/>
+        </w:rPr>
+      </w:r>
+    </w:p>
+    <w:p>
+      <w:pPr/>
+      <w:r>
+        <w:rPr>
+          <w:lang w:val="pt_PT" w:bidi="pt_PT"/>
+        </w:rPr>
+      </w:r>
+      <w:r>
+        <w:rPr>
+          <w:b/>
+          <w:lang w:val="pt_PT" w:bidi="pt_PT"/>
+        </w:rPr>
+        <w:t>"quando eu chegar aí".</w:t>
+      </w:r>
+    </w:p>
+    <w:p>
+      <w:pPr/>
+      <w:r>
+        <w:rPr>
+          <w:lang w:val="pt_PT" w:bidi="pt_PT"/>
+        </w:rPr>
+      </w:r>
+      <w:r>
+        <w:rPr>
+          <w:lang w:val="pt_PT" w:bidi="pt_PT"/>
+        </w:rPr>
+        <w:t>João fala como se estivesse incerto sobre isso, mas ele quer dizer que está planejando vir. Se os leitores puderem interpretar as palavras de João como incertas, você poderia traduzir suas palavras como uma afirmação confiante. Tradução alternativa: “quando eu vier” ou “na hora que eu vier”.</w:t>
+      </w:r>
+    </w:p>
+    <w:p>
+      <w:pPr/>
+      <w:r>
+        <w:rPr>
+          <w:lang w:val="pt_PT" w:bidi="pt_PT"/>
+        </w:rPr>
+      </w:r>
+      <w:r>
+        <w:rPr>
+          <w:lang w:val="pt_PT" w:bidi="pt_PT"/>
+        </w:rPr>
+        <w:t xml:space="preserve">Veja: </w:t>
+      </w:r>
+      <w:r>
+        <w:rPr>
+          <w:lang w:val="pt_PT" w:bidi="pt_PT"/>
+        </w:rPr>
+        <w:t>Conectar — Condições factuais.</w:t>
+      </w:r>
+      <w:r>
+        <w:rPr>
+          <w:lang w:val="pt_PT" w:bidi="pt_PT"/>
+        </w:rPr>
+      </w:r>
+      <w:r>
+        <w:rPr>
+          <w:lang w:val="pt_PT" w:bidi="pt_PT"/>
+        </w:rPr>
+      </w:r>
+    </w:p>
+    <w:p>
+      <w:pPr/>
+      <w:r>
+        <w:rPr>
+          <w:lang w:val="pt_PT" w:bidi="pt_PT"/>
+        </w:rPr>
+      </w:r>
+    </w:p>
+    <w:p>
+      <w:pPr>
+        <w:pStyle w:val="Heading2"/>
+      </w:pPr>
+      <w:r>
+        <w:rPr>
+          <w:lang w:val="pt_PT" w:bidi="pt_PT"/>
+        </w:rPr>
+        <w:t>3 João 1.10 (#3)</w:t>
+      </w:r>
+      <w:r>
+        <w:rPr>
+          <w:lang w:val="pt_PT" w:bidi="pt_PT"/>
+        </w:rPr>
+      </w:r>
+    </w:p>
+    <w:p>
+      <w:pPr/>
+      <w:r>
+        <w:rPr>
+          <w:lang w:val="pt_PT" w:bidi="pt_PT"/>
+        </w:rPr>
+      </w:r>
+      <w:r>
+        <w:rPr>
+          <w:b/>
+          <w:lang w:val="pt_PT" w:bidi="pt_PT"/>
+        </w:rPr>
+        <w:t>"eu chegar aí".</w:t>
+      </w:r>
+    </w:p>
+    <w:p>
+      <w:pPr/>
+      <w:r>
+        <w:rPr>
+          <w:lang w:val="pt_PT" w:bidi="pt_PT"/>
+        </w:rPr>
+      </w:r>
+      <w:r>
+        <w:rPr>
+          <w:lang w:val="pt_PT" w:bidi="pt_PT"/>
+        </w:rPr>
+        <w:t>Uma tradução mais literal dirá: "Eu vir". Em um contexto como este, seu idioma pode usar "ir" em vez de "vir". Tradução alternativa: "quando eu for até você".</w:t>
+      </w:r>
+    </w:p>
+    <w:p>
+      <w:pPr/>
+      <w:r>
+        <w:rPr>
+          <w:lang w:val="pt_PT" w:bidi="pt_PT"/>
+        </w:rPr>
+      </w:r>
+      <w:r>
+        <w:rPr>
+          <w:lang w:val="pt_PT" w:bidi="pt_PT"/>
+        </w:rPr>
+        <w:t xml:space="preserve">Veja: </w:t>
+      </w:r>
+      <w:r>
+        <w:rPr>
+          <w:lang w:val="pt_PT" w:bidi="pt_PT"/>
+        </w:rPr>
+        <w:t>Ir e vir.</w:t>
+      </w:r>
+      <w:r>
+        <w:rPr>
+          <w:lang w:val="pt_PT" w:bidi="pt_PT"/>
+        </w:rPr>
+      </w:r>
+      <w:r>
+        <w:rPr>
+          <w:lang w:val="pt_PT" w:bidi="pt_PT"/>
+        </w:rPr>
+      </w:r>
+    </w:p>
+    <w:p>
+      <w:pPr/>
+      <w:r>
+        <w:rPr>
+          <w:lang w:val="pt_PT" w:bidi="pt_PT"/>
+        </w:rPr>
+      </w:r>
+    </w:p>
+    <w:p>
+      <w:pPr>
+        <w:pStyle w:val="Heading2"/>
+      </w:pPr>
+      <w:r>
+        <w:rPr>
+          <w:lang w:val="pt_PT" w:bidi="pt_PT"/>
+        </w:rPr>
+        <w:t>3 João 1.10 (#4)</w:t>
+      </w:r>
+      <w:r>
+        <w:rPr>
+          <w:lang w:val="pt_PT" w:bidi="pt_PT"/>
+        </w:rPr>
+      </w:r>
+    </w:p>
+    <w:p>
+      <w:pPr/>
+      <w:r>
+        <w:rPr>
+          <w:lang w:val="pt_PT" w:bidi="pt_PT"/>
+        </w:rPr>
+      </w:r>
+      <w:r>
+        <w:rPr>
+          <w:b/>
+          <w:lang w:val="pt_PT" w:bidi="pt_PT"/>
+        </w:rPr>
+        <w:t xml:space="preserve">"as coisas horríveis que diz de nós e as mentiras que conta". </w:t>
+      </w:r>
+    </w:p>
+    <w:p>
+      <w:pPr/>
+      <w:r>
+        <w:rPr>
+          <w:lang w:val="pt_PT" w:bidi="pt_PT"/>
+        </w:rPr>
+      </w:r>
+      <w:r>
+        <w:rPr>
+          <w:lang w:val="pt_PT" w:bidi="pt_PT"/>
+        </w:rPr>
+        <w:t>Uma tradução mais literal dirá: "nos acusando de palavras más". João está usando o termo "palavras" para se referir ao que Diótrefes tem dito. Essas "palavras" são um exemplo das ações que ele está realizando. Se for útil no seu idioma, você poderia declarar o significado de forma clara. Tradução alternativa: “caluniando-nos maliciosamente”.</w:t>
+      </w:r>
+    </w:p>
+    <w:p>
+      <w:pPr/>
+      <w:r>
+        <w:rPr>
+          <w:lang w:val="pt_PT" w:bidi="pt_PT"/>
+        </w:rPr>
+      </w:r>
+      <w:r>
+        <w:rPr>
+          <w:lang w:val="pt_PT" w:bidi="pt_PT"/>
+        </w:rPr>
+        <w:t xml:space="preserve">Veja: </w:t>
+      </w:r>
+      <w:r>
+        <w:rPr>
+          <w:lang w:val="pt_PT" w:bidi="pt_PT"/>
+        </w:rPr>
+        <w:t>Metonímia.</w:t>
+      </w:r>
+      <w:r>
+        <w:rPr>
+          <w:lang w:val="pt_PT" w:bidi="pt_PT"/>
+        </w:rPr>
+      </w:r>
+      <w:r>
+        <w:rPr>
+          <w:lang w:val="pt_PT" w:bidi="pt_PT"/>
+        </w:rPr>
+      </w:r>
+    </w:p>
+    <w:p>
+      <w:pPr/>
+      <w:r>
+        <w:rPr>
+          <w:lang w:val="pt_PT" w:bidi="pt_PT"/>
+        </w:rPr>
+      </w:r>
+    </w:p>
+    <w:p>
+      <w:pPr>
+        <w:pStyle w:val="Heading2"/>
+      </w:pPr>
+      <w:r>
+        <w:rPr>
+          <w:lang w:val="pt_PT" w:bidi="pt_PT"/>
+        </w:rPr>
+        <w:t>3 João 1.10 (#5)</w:t>
+      </w:r>
+      <w:r>
+        <w:rPr>
+          <w:lang w:val="pt_PT" w:bidi="pt_PT"/>
+        </w:rPr>
+      </w:r>
+    </w:p>
+    <w:p>
+      <w:pPr/>
+      <w:r>
+        <w:rPr>
+          <w:lang w:val="pt_PT" w:bidi="pt_PT"/>
+        </w:rPr>
+      </w:r>
+      <w:r>
+        <w:rPr>
+          <w:b/>
+          <w:lang w:val="pt_PT" w:bidi="pt_PT"/>
+        </w:rPr>
+        <w:t>"ele não fica satisfeito só em fazer isso".</w:t>
+      </w:r>
+    </w:p>
+    <w:p>
+      <w:pPr/>
+      <w:r>
+        <w:rPr>
+          <w:lang w:val="pt_PT" w:bidi="pt_PT"/>
+        </w:rPr>
+      </w:r>
+      <w:r>
+        <w:rPr>
+          <w:lang w:val="pt_PT" w:bidi="pt_PT"/>
+        </w:rPr>
+        <w:t>Se o seu idioma não utiliza essa forma ativa, você pode expressar a ideia de forma passiva ou de outra maneira que seja natural no seu idioma. Tradução alternativa: “Isso foi feito por ele”.</w:t>
+      </w:r>
+    </w:p>
+    <w:p>
+      <w:pPr/>
+      <w:r>
+        <w:rPr>
+          <w:lang w:val="pt_PT" w:bidi="pt_PT"/>
+        </w:rPr>
+      </w:r>
+      <w:r>
+        <w:rPr>
+          <w:lang w:val="pt_PT" w:bidi="pt_PT"/>
+        </w:rPr>
+        <w:t xml:space="preserve">Veja: </w:t>
+      </w:r>
+      <w:r>
+        <w:rPr>
+          <w:lang w:val="pt_PT" w:bidi="pt_PT"/>
+        </w:rPr>
+        <w:t>Ativo ou passivo.</w:t>
+      </w:r>
+      <w:r>
+        <w:rPr>
+          <w:lang w:val="pt_PT" w:bidi="pt_PT"/>
+        </w:rPr>
+      </w:r>
+      <w:r>
+        <w:rPr>
+          <w:lang w:val="pt_PT" w:bidi="pt_PT"/>
+        </w:rPr>
+      </w:r>
+    </w:p>
+    <w:p>
+      <w:pPr/>
+      <w:r>
+        <w:rPr>
+          <w:lang w:val="pt_PT" w:bidi="pt_PT"/>
+        </w:rPr>
+      </w:r>
+    </w:p>
+    <w:p>
+      <w:pPr>
+        <w:pStyle w:val="Heading2"/>
+      </w:pPr>
+      <w:r>
+        <w:rPr>
+          <w:lang w:val="pt_PT" w:bidi="pt_PT"/>
+        </w:rPr>
+        <w:t>3 João 1.10 (#6)</w:t>
+      </w:r>
+      <w:r>
+        <w:rPr>
+          <w:lang w:val="pt_PT" w:bidi="pt_PT"/>
+        </w:rPr>
+      </w:r>
+    </w:p>
+    <w:p>
+      <w:pPr/>
+      <w:r>
+        <w:rPr>
+          <w:lang w:val="pt_PT" w:bidi="pt_PT"/>
+        </w:rPr>
+      </w:r>
+      <w:r>
+        <w:rPr>
+          <w:b/>
+          <w:lang w:val="pt_PT" w:bidi="pt_PT"/>
+        </w:rPr>
+        <w:t>"os irmãos".</w:t>
+      </w:r>
+    </w:p>
+    <w:p>
+      <w:pPr/>
+      <w:r>
+        <w:rPr>
+          <w:lang w:val="pt_PT" w:bidi="pt_PT"/>
+        </w:rPr>
+      </w:r>
+      <w:r>
+        <w:rPr>
+          <w:lang w:val="pt_PT" w:bidi="pt_PT"/>
+        </w:rPr>
+        <w:t>João está usando o termo "</w:t>
+      </w:r>
+      <w:r>
+        <w:rPr>
+          <w:b/>
+          <w:lang w:val="pt_PT" w:bidi="pt_PT"/>
+        </w:rPr>
+        <w:t>irmãos"</w:t>
+      </w:r>
+      <w:r>
+        <w:rPr>
+          <w:lang w:val="pt_PT" w:bidi="pt_PT"/>
+        </w:rPr>
+        <w:t xml:space="preserve"> para se referir a pessoas que compartilham a mesma fé. Se for útil em seu idioma, você pode declarar o significado de forma clara. Tradução alternativa: “esses companheiros de fé”.</w:t>
+      </w:r>
+    </w:p>
+    <w:p>
+      <w:pPr/>
+      <w:r>
+        <w:rPr>
+          <w:lang w:val="pt_PT" w:bidi="pt_PT"/>
+        </w:rPr>
+      </w:r>
+      <w:r>
+        <w:rPr>
+          <w:lang w:val="pt_PT" w:bidi="pt_PT"/>
+        </w:rPr>
+        <w:t xml:space="preserve">Veja: </w:t>
+      </w:r>
+      <w:r>
+        <w:rPr>
+          <w:lang w:val="pt_PT" w:bidi="pt_PT"/>
+        </w:rPr>
+        <w:t>Metáfora.</w:t>
+      </w:r>
+      <w:r>
+        <w:rPr>
+          <w:lang w:val="pt_PT" w:bidi="pt_PT"/>
+        </w:rPr>
+      </w:r>
+      <w:r>
+        <w:rPr>
+          <w:lang w:val="pt_PT" w:bidi="pt_PT"/>
+        </w:rPr>
+      </w:r>
+    </w:p>
+    <w:p>
+      <w:pPr/>
+      <w:r>
+        <w:rPr>
+          <w:lang w:val="pt_PT" w:bidi="pt_PT"/>
+        </w:rPr>
+      </w:r>
+    </w:p>
+    <w:p>
+      <w:pPr>
+        <w:pStyle w:val="Heading2"/>
+      </w:pPr>
+      <w:r>
+        <w:rPr>
+          <w:lang w:val="pt_PT" w:bidi="pt_PT"/>
+        </w:rPr>
+        <w:t>3 João 1.10 (#7)</w:t>
+      </w:r>
+      <w:r>
+        <w:rPr>
+          <w:lang w:val="pt_PT" w:bidi="pt_PT"/>
+        </w:rPr>
+      </w:r>
+    </w:p>
+    <w:p>
+      <w:pPr/>
+      <w:r>
+        <w:rPr>
+          <w:lang w:val="pt_PT" w:bidi="pt_PT"/>
+        </w:rPr>
+      </w:r>
+      <w:r>
+        <w:rPr>
+          <w:b/>
+          <w:lang w:val="pt_PT" w:bidi="pt_PT"/>
+        </w:rPr>
+        <w:t>"E, se alguma pessoa quer recebê-los, ele não deixa".</w:t>
+      </w:r>
+    </w:p>
+    <w:p>
+      <w:pPr/>
+      <w:r>
+        <w:rPr>
+          <w:lang w:val="pt_PT" w:bidi="pt_PT"/>
+        </w:rPr>
+      </w:r>
+      <w:r>
+        <w:rPr>
+          <w:lang w:val="pt_PT" w:bidi="pt_PT"/>
+        </w:rPr>
+        <w:t>Uma tradução mais literal dirá: "e ele impede aqueles que estão dispostos". Aqui, João está omitindo algumas palavras que, em muitas línguas, seriam necessárias para que uma frase estivesse completa. Você pode fornecer essas palavras a partir do contexto, se isso for mais claro em seu idioma. Tradução alternativa: “e ele impede aqueles que estão dispostos a receber os crentes”.</w:t>
+      </w:r>
+    </w:p>
+    <w:p>
+      <w:pPr/>
+      <w:r>
+        <w:rPr>
+          <w:lang w:val="pt_PT" w:bidi="pt_PT"/>
+        </w:rPr>
+      </w:r>
+      <w:r>
+        <w:rPr>
+          <w:lang w:val="pt_PT" w:bidi="pt_PT"/>
+        </w:rPr>
+        <w:t xml:space="preserve">Veja: </w:t>
+      </w:r>
+      <w:r>
+        <w:rPr>
+          <w:lang w:val="pt_PT" w:bidi="pt_PT"/>
+        </w:rPr>
+        <w:t>Elipse.</w:t>
+      </w:r>
+      <w:r>
+        <w:rPr>
+          <w:lang w:val="pt_PT" w:bidi="pt_PT"/>
+        </w:rPr>
+      </w:r>
+      <w:r>
+        <w:rPr>
+          <w:lang w:val="pt_PT" w:bidi="pt_PT"/>
+        </w:rPr>
+      </w:r>
+    </w:p>
+    <w:p>
+      <w:pPr/>
+      <w:r>
+        <w:rPr>
+          <w:lang w:val="pt_PT" w:bidi="pt_PT"/>
+        </w:rPr>
+      </w:r>
+    </w:p>
+    <w:p>
+      <w:pPr>
+        <w:pStyle w:val="Heading2"/>
+      </w:pPr>
+      <w:r>
+        <w:rPr>
+          <w:lang w:val="pt_PT" w:bidi="pt_PT"/>
+        </w:rPr>
+        <w:t>3 João 1.11 (#1)</w:t>
+      </w:r>
+      <w:r>
+        <w:rPr>
+          <w:lang w:val="pt_PT" w:bidi="pt_PT"/>
+        </w:rPr>
+      </w:r>
+    </w:p>
+    <w:p>
+      <w:pPr/>
+      <w:r>
+        <w:rPr>
+          <w:lang w:val="pt_PT" w:bidi="pt_PT"/>
+        </w:rPr>
+      </w:r>
+      <w:r>
+        <w:rPr>
+          <w:b/>
+          <w:lang w:val="pt_PT" w:bidi="pt_PT"/>
+        </w:rPr>
+        <w:t>"imite o que é bom e não o que é mau".</w:t>
+      </w:r>
+    </w:p>
+    <w:p>
+      <w:pPr/>
+      <w:r>
+        <w:rPr>
+          <w:lang w:val="pt_PT" w:bidi="pt_PT"/>
+        </w:rPr>
+      </w:r>
+      <w:r>
+        <w:rPr>
+          <w:lang w:val="pt_PT" w:bidi="pt_PT"/>
+        </w:rPr>
+        <w:t>João está usando os adjetivos "mau" e "bom" como substantivos em um sentido geral. Sua língua pode usar adjetivos da mesma forma. Se não, você poderia traduzir essas palavras com uma frase equivalente. Tradução alternativa: “não imite as coisas ruins que as pessoas fazem, mas imite as coisas boas”.</w:t>
+      </w:r>
+    </w:p>
+    <w:p>
+      <w:pPr/>
+      <w:r>
+        <w:rPr>
+          <w:lang w:val="pt_PT" w:bidi="pt_PT"/>
+        </w:rPr>
+      </w:r>
+      <w:r>
+        <w:rPr>
+          <w:lang w:val="pt_PT" w:bidi="pt_PT"/>
+        </w:rPr>
+        <w:t xml:space="preserve">Veja: </w:t>
+      </w:r>
+      <w:r>
+        <w:rPr>
+          <w:lang w:val="pt_PT" w:bidi="pt_PT"/>
+        </w:rPr>
+        <w:t>Adjetivos nominais.</w:t>
+      </w:r>
+      <w:r>
+        <w:rPr>
+          <w:lang w:val="pt_PT" w:bidi="pt_PT"/>
+        </w:rPr>
+      </w:r>
+      <w:r>
+        <w:rPr>
+          <w:lang w:val="pt_PT" w:bidi="pt_PT"/>
+        </w:rPr>
+      </w:r>
+    </w:p>
+    <w:p>
+      <w:pPr/>
+      <w:r>
+        <w:rPr>
+          <w:lang w:val="pt_PT" w:bidi="pt_PT"/>
+        </w:rPr>
+      </w:r>
+    </w:p>
+    <w:p>
+      <w:pPr>
+        <w:pStyle w:val="Heading2"/>
+      </w:pPr>
+      <w:r>
+        <w:rPr>
+          <w:lang w:val="pt_PT" w:bidi="pt_PT"/>
+        </w:rPr>
+        <w:t>3 João 1.11 (#2)</w:t>
+      </w:r>
+      <w:r>
+        <w:rPr>
+          <w:lang w:val="pt_PT" w:bidi="pt_PT"/>
+        </w:rPr>
+      </w:r>
+    </w:p>
+    <w:p>
+      <w:pPr/>
+      <w:r>
+        <w:rPr>
+          <w:lang w:val="pt_PT" w:bidi="pt_PT"/>
+        </w:rPr>
+      </w:r>
+      <w:r>
+        <w:rPr>
+          <w:b/>
+          <w:lang w:val="pt_PT" w:bidi="pt_PT"/>
+        </w:rPr>
+        <w:t>"Quem faz o bem".</w:t>
+      </w:r>
+    </w:p>
+    <w:p>
+      <w:pPr/>
+      <w:r>
+        <w:rPr>
+          <w:lang w:val="pt_PT" w:bidi="pt_PT"/>
+        </w:rPr>
+      </w:r>
+      <w:r>
+        <w:rPr>
+          <w:lang w:val="pt_PT" w:bidi="pt_PT"/>
+        </w:rPr>
+        <w:t>Uma tradução mais literal dirá: "mas o bem". Aqui, João está omitindo algumas das palavras que, em muitas línguas, uma frase precisaria para estar completa. Você pode fornecer essas palavras a partir do contexto, se isso for mais claro em seu idioma, como fez a NTLH. Tradução alternativa: “mas imite as coisas boas que as pessoas fazem”.</w:t>
+      </w:r>
+    </w:p>
+    <w:p>
+      <w:pPr/>
+      <w:r>
+        <w:rPr>
+          <w:lang w:val="pt_PT" w:bidi="pt_PT"/>
+        </w:rPr>
+      </w:r>
+      <w:r>
+        <w:rPr>
+          <w:lang w:val="pt_PT" w:bidi="pt_PT"/>
+        </w:rPr>
+        <w:t xml:space="preserve">Veja: </w:t>
+      </w:r>
+      <w:r>
+        <w:rPr>
+          <w:lang w:val="pt_PT" w:bidi="pt_PT"/>
+        </w:rPr>
+        <w:t>Elipse.</w:t>
+      </w:r>
+      <w:r>
+        <w:rPr>
+          <w:lang w:val="pt_PT" w:bidi="pt_PT"/>
+        </w:rPr>
+      </w:r>
+      <w:r>
+        <w:rPr>
+          <w:lang w:val="pt_PT" w:bidi="pt_PT"/>
+        </w:rPr>
+      </w:r>
+    </w:p>
+    <w:p>
+      <w:pPr/>
+      <w:r>
+        <w:rPr>
+          <w:lang w:val="pt_PT" w:bidi="pt_PT"/>
+        </w:rPr>
+      </w:r>
+    </w:p>
+    <w:p>
+      <w:pPr>
+        <w:pStyle w:val="Heading2"/>
+      </w:pPr>
+      <w:r>
+        <w:rPr>
+          <w:lang w:val="pt_PT" w:bidi="pt_PT"/>
+        </w:rPr>
+        <w:t>3 João 1.11 (#3)</w:t>
+      </w:r>
+      <w:r>
+        <w:rPr>
+          <w:lang w:val="pt_PT" w:bidi="pt_PT"/>
+        </w:rPr>
+      </w:r>
+    </w:p>
+    <w:p>
+      <w:pPr/>
+      <w:r>
+        <w:rPr>
+          <w:lang w:val="pt_PT" w:bidi="pt_PT"/>
+        </w:rPr>
+      </w:r>
+      <w:r>
+        <w:rPr>
+          <w:b/>
+          <w:lang w:val="pt_PT" w:bidi="pt_PT"/>
+        </w:rPr>
+        <w:t>"nunca viu Deus".</w:t>
+      </w:r>
+    </w:p>
+    <w:p>
+      <w:pPr/>
+      <w:r>
+        <w:rPr>
+          <w:lang w:val="pt_PT" w:bidi="pt_PT"/>
+        </w:rPr>
+      </w:r>
+      <w:r>
+        <w:rPr>
+          <w:lang w:val="pt_PT" w:bidi="pt_PT"/>
+        </w:rPr>
+        <w:t>João está usando a palavra "viu" para significar "acreditou em" ou "experimentou". Se for mais claro em seu idioma, você pode declarar o significado de forma simples. Tradução alternativa: "não experimentou Deus" ou "não acreditou em Deus".</w:t>
+      </w:r>
+    </w:p>
+    <w:p>
+      <w:pPr/>
+      <w:r>
+        <w:rPr>
+          <w:lang w:val="pt_PT" w:bidi="pt_PT"/>
+        </w:rPr>
+      </w:r>
+      <w:r>
+        <w:rPr>
+          <w:lang w:val="pt_PT" w:bidi="pt_PT"/>
+        </w:rPr>
+        <w:t xml:space="preserve">Veja: </w:t>
+      </w:r>
+      <w:r>
+        <w:rPr>
+          <w:lang w:val="pt_PT" w:bidi="pt_PT"/>
+        </w:rPr>
+        <w:t>Metáfora.</w:t>
+      </w:r>
+      <w:r>
+        <w:rPr>
+          <w:lang w:val="pt_PT" w:bidi="pt_PT"/>
+        </w:rPr>
+      </w:r>
+      <w:r>
+        <w:rPr>
+          <w:lang w:val="pt_PT" w:bidi="pt_PT"/>
+        </w:rPr>
+      </w:r>
+    </w:p>
+    <w:p>
+      <w:pPr/>
+      <w:r>
+        <w:rPr>
+          <w:lang w:val="pt_PT" w:bidi="pt_PT"/>
+        </w:rPr>
+      </w:r>
+    </w:p>
+    <w:p>
+      <w:pPr>
+        <w:pStyle w:val="Heading2"/>
+      </w:pPr>
+      <w:r>
+        <w:rPr>
+          <w:lang w:val="pt_PT" w:bidi="pt_PT"/>
+        </w:rPr>
+        <w:t>3 João 1.12 (#1)</w:t>
+      </w:r>
+      <w:r>
+        <w:rPr>
+          <w:lang w:val="pt_PT" w:bidi="pt_PT"/>
+        </w:rPr>
+      </w:r>
+    </w:p>
+    <w:p>
+      <w:pPr/>
+      <w:r>
+        <w:rPr>
+          <w:lang w:val="pt_PT" w:bidi="pt_PT"/>
+        </w:rPr>
+      </w:r>
+      <w:r>
+        <w:rPr>
+          <w:b/>
+          <w:lang w:val="pt_PT" w:bidi="pt_PT"/>
+        </w:rPr>
+        <w:t>"Todos falam bem de Demétrio".</w:t>
+      </w:r>
+    </w:p>
+    <w:p>
+      <w:pPr/>
+      <w:r>
+        <w:rPr>
+          <w:lang w:val="pt_PT" w:bidi="pt_PT"/>
+        </w:rPr>
+      </w:r>
+      <w:r>
+        <w:rPr>
+          <w:lang w:val="pt_PT" w:bidi="pt_PT"/>
+        </w:rPr>
+        <w:t>Se o seu idioma não utiliza essa forma ativa, você pode expressar isso na forma passiva. Tradução alternativa: “Demétrio é bem falado por todos”.</w:t>
+      </w:r>
+    </w:p>
+    <w:p>
+      <w:pPr/>
+      <w:r>
+        <w:rPr>
+          <w:lang w:val="pt_PT" w:bidi="pt_PT"/>
+        </w:rPr>
+      </w:r>
+      <w:r>
+        <w:rPr>
+          <w:lang w:val="pt_PT" w:bidi="pt_PT"/>
+        </w:rPr>
+        <w:t xml:space="preserve">Veja: </w:t>
+      </w:r>
+      <w:r>
+        <w:rPr>
+          <w:lang w:val="pt_PT" w:bidi="pt_PT"/>
+        </w:rPr>
+        <w:t>Ativo ou passivo.</w:t>
+      </w:r>
+      <w:r>
+        <w:rPr>
+          <w:lang w:val="pt_PT" w:bidi="pt_PT"/>
+        </w:rPr>
+      </w:r>
+      <w:r>
+        <w:rPr>
+          <w:lang w:val="pt_PT" w:bidi="pt_PT"/>
+        </w:rPr>
+      </w:r>
+    </w:p>
+    <w:p>
+      <w:pPr/>
+      <w:r>
+        <w:rPr>
+          <w:lang w:val="pt_PT" w:bidi="pt_PT"/>
+        </w:rPr>
+      </w:r>
+    </w:p>
+    <w:p>
+      <w:pPr>
+        <w:pStyle w:val="Heading2"/>
+      </w:pPr>
+      <w:r>
+        <w:rPr>
+          <w:lang w:val="pt_PT" w:bidi="pt_PT"/>
+        </w:rPr>
+        <w:t>3 João 1.12 (#2)</w:t>
+      </w:r>
+      <w:r>
+        <w:rPr>
+          <w:lang w:val="pt_PT" w:bidi="pt_PT"/>
+        </w:rPr>
+      </w:r>
+    </w:p>
+    <w:p>
+      <w:pPr/>
+      <w:r>
+        <w:rPr>
+          <w:lang w:val="pt_PT" w:bidi="pt_PT"/>
+        </w:rPr>
+      </w:r>
+      <w:r>
+        <w:rPr>
+          <w:b/>
+          <w:lang w:val="pt_PT" w:bidi="pt_PT"/>
+        </w:rPr>
+        <w:t>"Demétrio".</w:t>
+      </w:r>
+    </w:p>
+    <w:p>
+      <w:pPr/>
+      <w:r>
+        <w:rPr>
+          <w:lang w:val="pt_PT" w:bidi="pt_PT"/>
+        </w:rPr>
+      </w:r>
+      <w:r>
+        <w:rPr>
+          <w:b/>
+          <w:lang w:val="pt_PT" w:bidi="pt_PT"/>
+        </w:rPr>
+        <w:t>"Demétrio"</w:t>
+      </w:r>
+      <w:r>
+        <w:rPr>
+          <w:lang w:val="pt_PT" w:bidi="pt_PT"/>
+        </w:rPr>
+        <w:t xml:space="preserve"> é o nome de um homem.</w:t>
+      </w:r>
+    </w:p>
+    <w:p>
+      <w:pPr/>
+      <w:r>
+        <w:rPr>
+          <w:lang w:val="pt_PT" w:bidi="pt_PT"/>
+        </w:rPr>
+      </w:r>
+      <w:r>
+        <w:rPr>
+          <w:lang w:val="pt_PT" w:bidi="pt_PT"/>
+        </w:rPr>
+        <w:t xml:space="preserve">Veja: </w:t>
+      </w:r>
+      <w:r>
+        <w:rPr>
+          <w:lang w:val="pt_PT" w:bidi="pt_PT"/>
+        </w:rPr>
+        <w:t>Como traduzir nomes.</w:t>
+      </w:r>
+      <w:r>
+        <w:rPr>
+          <w:lang w:val="pt_PT" w:bidi="pt_PT"/>
+        </w:rPr>
+      </w:r>
+      <w:r>
+        <w:rPr>
+          <w:lang w:val="pt_PT" w:bidi="pt_PT"/>
+        </w:rPr>
+      </w:r>
+    </w:p>
+    <w:p>
+      <w:pPr/>
+      <w:r>
+        <w:rPr>
+          <w:lang w:val="pt_PT" w:bidi="pt_PT"/>
+        </w:rPr>
+      </w:r>
+    </w:p>
+    <w:p>
+      <w:pPr>
+        <w:pStyle w:val="Heading2"/>
+      </w:pPr>
+      <w:r>
+        <w:rPr>
+          <w:lang w:val="pt_PT" w:bidi="pt_PT"/>
+        </w:rPr>
+        <w:t>3 João 1.12 (#3)</w:t>
+      </w:r>
+      <w:r>
+        <w:rPr>
+          <w:lang w:val="pt_PT" w:bidi="pt_PT"/>
+        </w:rPr>
+      </w:r>
+    </w:p>
+    <w:p>
+      <w:pPr/>
+      <w:r>
+        <w:rPr>
+          <w:lang w:val="pt_PT" w:bidi="pt_PT"/>
+        </w:rPr>
+      </w:r>
+      <w:r>
+        <w:rPr>
+          <w:b/>
+          <w:lang w:val="pt_PT" w:bidi="pt_PT"/>
+        </w:rPr>
+        <w:t>"Todos".</w:t>
+      </w:r>
+    </w:p>
+    <w:p>
+      <w:pPr/>
+      <w:r>
+        <w:rPr>
+          <w:lang w:val="pt_PT" w:bidi="pt_PT"/>
+        </w:rPr>
+      </w:r>
+      <w:r>
+        <w:rPr>
+          <w:lang w:val="pt_PT" w:bidi="pt_PT"/>
+        </w:rPr>
+        <w:t>João usa "todos" aqui como uma generalização para dar ênfase. Se for útil no seu idioma, você pode usar uma maneira diferente de expressar essa ênfase. Tradução alternativa: “por aqueles que o conhecem”.</w:t>
+      </w:r>
+    </w:p>
+    <w:p>
+      <w:pPr/>
+      <w:r>
+        <w:rPr>
+          <w:lang w:val="pt_PT" w:bidi="pt_PT"/>
+        </w:rPr>
+      </w:r>
+      <w:r>
+        <w:rPr>
+          <w:lang w:val="pt_PT" w:bidi="pt_PT"/>
+        </w:rPr>
+        <w:t xml:space="preserve">Veja: </w:t>
+      </w:r>
+      <w:r>
+        <w:rPr>
+          <w:lang w:val="pt_PT" w:bidi="pt_PT"/>
+        </w:rPr>
+        <w:t>Hipérbole.</w:t>
+      </w:r>
+      <w:r>
+        <w:rPr>
+          <w:lang w:val="pt_PT" w:bidi="pt_PT"/>
+        </w:rPr>
+      </w:r>
+      <w:r>
+        <w:rPr>
+          <w:lang w:val="pt_PT" w:bidi="pt_PT"/>
+        </w:rPr>
+      </w:r>
+    </w:p>
+    <w:p>
+      <w:pPr/>
+      <w:r>
+        <w:rPr>
+          <w:lang w:val="pt_PT" w:bidi="pt_PT"/>
+        </w:rPr>
+      </w:r>
+    </w:p>
+    <w:p>
+      <w:pPr>
+        <w:pStyle w:val="Heading2"/>
+      </w:pPr>
+      <w:r>
+        <w:rPr>
+          <w:lang w:val="pt_PT" w:bidi="pt_PT"/>
+        </w:rPr>
+        <w:t>3 João 1.12 (#4)</w:t>
+      </w:r>
+      <w:r>
+        <w:rPr>
+          <w:lang w:val="pt_PT" w:bidi="pt_PT"/>
+        </w:rPr>
+      </w:r>
+    </w:p>
+    <w:p>
+      <w:pPr/>
+      <w:r>
+        <w:rPr>
+          <w:lang w:val="pt_PT" w:bidi="pt_PT"/>
+        </w:rPr>
+      </w:r>
+      <w:r>
+        <w:rPr>
+          <w:b/>
+          <w:lang w:val="pt_PT" w:bidi="pt_PT"/>
+        </w:rPr>
+        <w:t>"e a própria verdade fala bem dele".</w:t>
+      </w:r>
+    </w:p>
+    <w:p>
+      <w:pPr/>
+      <w:r>
+        <w:rPr>
+          <w:lang w:val="pt_PT" w:bidi="pt_PT"/>
+        </w:rPr>
+      </w:r>
+      <w:r>
+        <w:rPr>
+          <w:lang w:val="pt_PT" w:bidi="pt_PT"/>
+        </w:rPr>
+        <w:t>Uma tradução mais literal dirá: "e pela própria verdade". Aqui, João está omitindo algumas das palavras que, em muitas línguas, uma frase precisaria para estar completa. Você pode fornecer essas palavras a partir do contexto, se isso for mais claro em seu idioma, como fez a NTLH. Tradução alternativa: “e ele foi confirmado pela própria verdade”.</w:t>
+      </w:r>
+    </w:p>
+    <w:p>
+      <w:pPr/>
+      <w:r>
+        <w:rPr>
+          <w:lang w:val="pt_PT" w:bidi="pt_PT"/>
+        </w:rPr>
+      </w:r>
+      <w:r>
+        <w:rPr>
+          <w:lang w:val="pt_PT" w:bidi="pt_PT"/>
+        </w:rPr>
+        <w:t xml:space="preserve">Veja: </w:t>
+      </w:r>
+      <w:r>
+        <w:rPr>
+          <w:lang w:val="pt_PT" w:bidi="pt_PT"/>
+        </w:rPr>
+        <w:t>Elipse.</w:t>
+      </w:r>
+      <w:r>
+        <w:rPr>
+          <w:lang w:val="pt_PT" w:bidi="pt_PT"/>
+        </w:rPr>
+      </w:r>
+      <w:r>
+        <w:rPr>
+          <w:lang w:val="pt_PT" w:bidi="pt_PT"/>
+        </w:rPr>
+      </w:r>
+    </w:p>
+    <w:p>
+      <w:pPr/>
+      <w:r>
+        <w:rPr>
+          <w:lang w:val="pt_PT" w:bidi="pt_PT"/>
+        </w:rPr>
+      </w:r>
+    </w:p>
+    <w:p>
+      <w:pPr>
+        <w:pStyle w:val="Heading2"/>
+      </w:pPr>
+      <w:r>
+        <w:rPr>
+          <w:lang w:val="pt_PT" w:bidi="pt_PT"/>
+        </w:rPr>
+        <w:t>3 João 1.12 (#5)</w:t>
+      </w:r>
+      <w:r>
+        <w:rPr>
+          <w:lang w:val="pt_PT" w:bidi="pt_PT"/>
+        </w:rPr>
+      </w:r>
+    </w:p>
+    <w:p>
+      <w:pPr/>
+      <w:r>
+        <w:rPr>
+          <w:lang w:val="pt_PT" w:bidi="pt_PT"/>
+        </w:rPr>
+      </w:r>
+      <w:r>
+        <w:rPr>
+          <w:b/>
+          <w:lang w:val="pt_PT" w:bidi="pt_PT"/>
+        </w:rPr>
+        <w:t>"e a própria verdade fala bem dele".</w:t>
+      </w:r>
+    </w:p>
+    <w:p>
+      <w:pPr/>
+      <w:r>
+        <w:rPr>
+          <w:lang w:val="pt_PT" w:bidi="pt_PT"/>
+        </w:rPr>
+      </w:r>
+      <w:r>
+        <w:rPr>
+          <w:lang w:val="pt_PT" w:bidi="pt_PT"/>
+        </w:rPr>
+        <w:t>Se o seu idioma não utiliza um substantivo abstrato para a ideia de "verdade", você poderia expressar a mesma ideia de outra forma. Tradução alternativa: “pela maneira como ele realmente obedece a Jesus”.</w:t>
+      </w:r>
+    </w:p>
+    <w:p>
+      <w:pPr/>
+      <w:r>
+        <w:rPr>
+          <w:lang w:val="pt_PT" w:bidi="pt_PT"/>
+        </w:rPr>
+      </w:r>
+      <w:r>
+        <w:rPr>
+          <w:lang w:val="pt_PT" w:bidi="pt_PT"/>
+        </w:rPr>
+        <w:t xml:space="preserve">Veja: </w:t>
+      </w:r>
+      <w:r>
+        <w:rPr>
+          <w:lang w:val="pt_PT" w:bidi="pt_PT"/>
+        </w:rPr>
+        <w:t>Substantivos abstratos.</w:t>
+      </w:r>
+      <w:r>
+        <w:rPr>
+          <w:lang w:val="pt_PT" w:bidi="pt_PT"/>
+        </w:rPr>
+      </w:r>
+      <w:r>
+        <w:rPr>
+          <w:lang w:val="pt_PT" w:bidi="pt_PT"/>
+        </w:rPr>
+      </w:r>
+    </w:p>
+    <w:p>
+      <w:pPr/>
+      <w:r>
+        <w:rPr>
+          <w:lang w:val="pt_PT" w:bidi="pt_PT"/>
+        </w:rPr>
+      </w:r>
+    </w:p>
+    <w:p>
+      <w:pPr>
+        <w:pStyle w:val="Heading2"/>
+      </w:pPr>
+      <w:r>
+        <w:rPr>
+          <w:lang w:val="pt_PT" w:bidi="pt_PT"/>
+        </w:rPr>
+        <w:t>3 João 1.12 (#6)</w:t>
+      </w:r>
+      <w:r>
+        <w:rPr>
+          <w:lang w:val="pt_PT" w:bidi="pt_PT"/>
+        </w:rPr>
+      </w:r>
+    </w:p>
+    <w:p>
+      <w:pPr/>
+      <w:r>
+        <w:rPr>
+          <w:lang w:val="pt_PT" w:bidi="pt_PT"/>
+        </w:rPr>
+      </w:r>
+      <w:r>
+        <w:rPr>
+          <w:b/>
+          <w:lang w:val="pt_PT" w:bidi="pt_PT"/>
+        </w:rPr>
+        <w:t>"e a própria verdade fala bem dele".</w:t>
+      </w:r>
+    </w:p>
+    <w:p>
+      <w:pPr/>
+      <w:r>
+        <w:rPr>
+          <w:lang w:val="pt_PT" w:bidi="pt_PT"/>
+        </w:rPr>
+      </w:r>
+      <w:r>
+        <w:rPr>
+          <w:lang w:val="pt_PT" w:bidi="pt_PT"/>
+        </w:rPr>
+        <w:t>João está falando "verdade" como se fosse uma entidade viva capaz de testemunhar que Demétrio é uma boa pessoa. Se for útil no seu idioma, você poderia declarar o significado de forma clara. Tradução alternativa: “pelo seu modo correto de viver”.</w:t>
+      </w:r>
+    </w:p>
+    <w:p>
+      <w:pPr/>
+      <w:r>
+        <w:rPr>
+          <w:lang w:val="pt_PT" w:bidi="pt_PT"/>
+        </w:rPr>
+      </w:r>
+      <w:r>
+        <w:rPr>
+          <w:lang w:val="pt_PT" w:bidi="pt_PT"/>
+        </w:rPr>
+        <w:t xml:space="preserve">Veja: </w:t>
+      </w:r>
+      <w:r>
+        <w:rPr>
+          <w:lang w:val="pt_PT" w:bidi="pt_PT"/>
+        </w:rPr>
+        <w:t>Personificação.</w:t>
+      </w:r>
+      <w:r>
+        <w:rPr>
+          <w:lang w:val="pt_PT" w:bidi="pt_PT"/>
+        </w:rPr>
+      </w:r>
+      <w:r>
+        <w:rPr>
+          <w:lang w:val="pt_PT" w:bidi="pt_PT"/>
+        </w:rPr>
+      </w:r>
+    </w:p>
+    <w:p>
+      <w:pPr/>
+      <w:r>
+        <w:rPr>
+          <w:lang w:val="pt_PT" w:bidi="pt_PT"/>
+        </w:rPr>
+      </w:r>
+    </w:p>
+    <w:p>
+      <w:pPr>
+        <w:pStyle w:val="Heading2"/>
+      </w:pPr>
+      <w:r>
+        <w:rPr>
+          <w:lang w:val="pt_PT" w:bidi="pt_PT"/>
+        </w:rPr>
+        <w:t>3 João 1.12 (#7)</w:t>
+      </w:r>
+      <w:r>
+        <w:rPr>
+          <w:lang w:val="pt_PT" w:bidi="pt_PT"/>
+        </w:rPr>
+      </w:r>
+    </w:p>
+    <w:p>
+      <w:pPr/>
+      <w:r>
+        <w:rPr>
+          <w:lang w:val="pt_PT" w:bidi="pt_PT"/>
+        </w:rPr>
+      </w:r>
+      <w:r>
+        <w:rPr>
+          <w:b/>
+          <w:lang w:val="pt_PT" w:bidi="pt_PT"/>
+        </w:rPr>
+        <w:t>"Nós também falamos bem a respeito dele".</w:t>
+      </w:r>
+    </w:p>
+    <w:p>
+      <w:pPr/>
+      <w:r>
+        <w:rPr>
+          <w:lang w:val="pt_PT" w:bidi="pt_PT"/>
+        </w:rPr>
+      </w:r>
+      <w:r>
+        <w:rPr>
+          <w:lang w:val="pt_PT" w:bidi="pt_PT"/>
+        </w:rPr>
+        <w:t>Para ênfase, João está destacando o pronome "nós", cujo significado já está presente no verbo traduzido como "falamos". Se o seu idioma pode expressar pronomes implícitos explicitamente para ênfase, você pode querer usar essa construção na sua tradução. Outros idiomas podem ter outras maneiras de destacar essa ênfase. A ARC faz isso usando o pronome intensivo "nós também". Tradução alternativa: “nós também atestamos firmemente”.</w:t>
+      </w:r>
+    </w:p>
+    <w:p>
+      <w:pPr/>
+      <w:r>
+        <w:rPr>
+          <w:lang w:val="pt_PT" w:bidi="pt_PT"/>
+        </w:rPr>
+      </w:r>
+      <w:r>
+        <w:rPr>
+          <w:lang w:val="pt_PT" w:bidi="pt_PT"/>
+        </w:rPr>
+        <w:t xml:space="preserve">Veja: </w:t>
+      </w:r>
+      <w:r>
+        <w:rPr>
+          <w:lang w:val="pt_PT" w:bidi="pt_PT"/>
+        </w:rPr>
+        <w:t>Pronomes — Quando usá-los.</w:t>
+      </w:r>
+      <w:r>
+        <w:rPr>
+          <w:lang w:val="pt_PT" w:bidi="pt_PT"/>
+        </w:rPr>
+      </w:r>
+      <w:r>
+        <w:rPr>
+          <w:lang w:val="pt_PT" w:bidi="pt_PT"/>
+        </w:rPr>
+      </w:r>
+    </w:p>
+    <w:p>
+      <w:pPr/>
+      <w:r>
+        <w:rPr>
+          <w:lang w:val="pt_PT" w:bidi="pt_PT"/>
+        </w:rPr>
+      </w:r>
+    </w:p>
+    <w:p>
+      <w:pPr>
+        <w:pStyle w:val="Heading2"/>
+      </w:pPr>
+      <w:r>
+        <w:rPr>
+          <w:lang w:val="pt_PT" w:bidi="pt_PT"/>
+        </w:rPr>
+        <w:t>3 João 1.12 (#8)</w:t>
+      </w:r>
+      <w:r>
+        <w:rPr>
+          <w:lang w:val="pt_PT" w:bidi="pt_PT"/>
+        </w:rPr>
+      </w:r>
+    </w:p>
+    <w:p>
+      <w:pPr/>
+      <w:r>
+        <w:rPr>
+          <w:lang w:val="pt_PT" w:bidi="pt_PT"/>
+        </w:rPr>
+      </w:r>
+      <w:r>
+        <w:rPr>
+          <w:b/>
+          <w:lang w:val="pt_PT" w:bidi="pt_PT"/>
+        </w:rPr>
+        <w:t>"nós também"</w:t>
+      </w:r>
+      <w:r>
+        <w:rPr>
+          <w:lang w:val="pt_PT" w:bidi="pt_PT"/>
+        </w:rPr>
+        <w:t xml:space="preserve"> - </w:t>
+      </w:r>
+      <w:r>
+        <w:rPr>
+          <w:b/>
+          <w:lang w:val="pt_PT" w:bidi="pt_PT"/>
+        </w:rPr>
+        <w:t>"dizemos".</w:t>
+      </w:r>
+    </w:p>
+    <w:p>
+      <w:pPr/>
+      <w:r>
+        <w:rPr>
+          <w:lang w:val="pt_PT" w:bidi="pt_PT"/>
+        </w:rPr>
+      </w:r>
+      <w:r>
+        <w:rPr>
+          <w:lang w:val="pt_PT" w:bidi="pt_PT"/>
+        </w:rPr>
+        <w:t>No texto original, existem as seguintes expressões "nós mesmos", "atestamos" e "nosso". Aqui, as palavras "nós mesmos" e "nosso" referem-se a João e aqueles com ele, mas não incluem Gaio. Portanto, use a forma exclusiva dessas palavras na sua tradução, se o seu idioma fizer essa distinção.</w:t>
+      </w:r>
+    </w:p>
+    <w:p>
+      <w:pPr/>
+      <w:r>
+        <w:rPr>
+          <w:lang w:val="pt_PT" w:bidi="pt_PT"/>
+        </w:rPr>
+      </w:r>
+      <w:r>
+        <w:rPr>
+          <w:lang w:val="pt_PT" w:bidi="pt_PT"/>
+        </w:rPr>
+        <w:t xml:space="preserve">Veja: </w:t>
+      </w:r>
+      <w:r>
+        <w:rPr>
+          <w:lang w:val="pt_PT" w:bidi="pt_PT"/>
+        </w:rPr>
+        <w:t>‘Nós’ exclusivo e inclusivo.</w:t>
+      </w:r>
+      <w:r>
+        <w:rPr>
+          <w:lang w:val="pt_PT" w:bidi="pt_PT"/>
+        </w:rPr>
+      </w:r>
+      <w:r>
+        <w:rPr>
+          <w:lang w:val="pt_PT" w:bidi="pt_PT"/>
+        </w:rPr>
+      </w:r>
+    </w:p>
+    <w:p>
+      <w:pPr/>
+      <w:r>
+        <w:rPr>
+          <w:lang w:val="pt_PT" w:bidi="pt_PT"/>
+        </w:rPr>
+      </w:r>
+    </w:p>
+    <w:p>
+      <w:pPr>
+        <w:pStyle w:val="Heading2"/>
+      </w:pPr>
+      <w:r>
+        <w:rPr>
+          <w:lang w:val="pt_PT" w:bidi="pt_PT"/>
+        </w:rPr>
+        <w:t>3 João 1.13 (#1)</w:t>
+      </w:r>
+      <w:r>
+        <w:rPr>
+          <w:lang w:val="pt_PT" w:bidi="pt_PT"/>
+        </w:rPr>
+      </w:r>
+    </w:p>
+    <w:p>
+      <w:pPr/>
+      <w:r>
+        <w:rPr>
+          <w:lang w:val="pt_PT" w:bidi="pt_PT"/>
+        </w:rPr>
+      </w:r>
+      <w:r>
+        <w:rPr>
+          <w:b/>
+          <w:lang w:val="pt_PT" w:bidi="pt_PT"/>
+        </w:rPr>
+        <w:t>"por carta".</w:t>
+      </w:r>
+    </w:p>
+    <w:p>
+      <w:pPr/>
+      <w:r>
+        <w:rPr>
+          <w:lang w:val="pt_PT" w:bidi="pt_PT"/>
+        </w:rPr>
+      </w:r>
+      <w:r>
+        <w:rPr>
+          <w:lang w:val="pt_PT" w:bidi="pt_PT"/>
+        </w:rPr>
+        <w:t>Uma tradução mais literal dirá: "com tinta e caneta". Aqui, João está usando a expressão "tinta e caneta" que ele usaria para escrever uma carta. Se for útil no seu idioma, você pode usar uma expressão equivalente ou declarar o significado de forma clara. Tradução alternativa, como na NTLH: “por carta”.</w:t>
+      </w:r>
+    </w:p>
+    <w:p>
+      <w:pPr/>
+      <w:r>
+        <w:rPr>
+          <w:lang w:val="pt_PT" w:bidi="pt_PT"/>
+        </w:rPr>
+      </w:r>
+      <w:r>
+        <w:rPr>
+          <w:lang w:val="pt_PT" w:bidi="pt_PT"/>
+        </w:rPr>
+        <w:t xml:space="preserve">Veja: </w:t>
+      </w:r>
+      <w:r>
+        <w:rPr>
+          <w:lang w:val="pt_PT" w:bidi="pt_PT"/>
+        </w:rPr>
+        <w:t>Metonímia.</w:t>
+      </w:r>
+      <w:r>
+        <w:rPr>
+          <w:lang w:val="pt_PT" w:bidi="pt_PT"/>
+        </w:rPr>
+      </w:r>
+      <w:r>
+        <w:rPr>
+          <w:lang w:val="pt_PT" w:bidi="pt_PT"/>
+        </w:rPr>
+      </w:r>
+    </w:p>
+    <w:p>
+      <w:pPr/>
+      <w:r>
+        <w:rPr>
+          <w:lang w:val="pt_PT" w:bidi="pt_PT"/>
+        </w:rPr>
+      </w:r>
+    </w:p>
+    <w:p>
+      <w:pPr>
+        <w:pStyle w:val="Heading2"/>
+      </w:pPr>
+      <w:r>
+        <w:rPr>
+          <w:lang w:val="pt_PT" w:bidi="pt_PT"/>
+        </w:rPr>
+        <w:t>3 João 1.14 (#1)</w:t>
+      </w:r>
+      <w:r>
+        <w:rPr>
+          <w:lang w:val="pt_PT" w:bidi="pt_PT"/>
+        </w:rPr>
+      </w:r>
+    </w:p>
+    <w:p>
+      <w:pPr/>
+      <w:r>
+        <w:rPr>
+          <w:lang w:val="pt_PT" w:bidi="pt_PT"/>
+        </w:rPr>
+      </w:r>
+      <w:r>
+        <w:rPr>
+          <w:b/>
+          <w:lang w:val="pt_PT" w:bidi="pt_PT"/>
+        </w:rPr>
+        <w:t>"pessoalmente".</w:t>
+      </w:r>
+    </w:p>
+    <w:p>
+      <w:pPr/>
+      <w:r>
+        <w:rPr>
+          <w:lang w:val="pt_PT" w:bidi="pt_PT"/>
+        </w:rPr>
+      </w:r>
+      <w:r>
+        <w:rPr>
+          <w:lang w:val="pt_PT" w:bidi="pt_PT"/>
+        </w:rPr>
+        <w:t>Uma tradução mais literal dirá: "boca a boca". Aqui, essa expressão significa “em pessoa”. Se essa expressão não tiver esse significado em seu idioma, você pode usar uma expressão que tenha esse significado ou declarar o significado de forma clara. Tradução alternativa: “cara a cara” ou “em pessoa”.</w:t>
+      </w:r>
+    </w:p>
+    <w:p>
+      <w:pPr/>
+      <w:r>
+        <w:rPr>
+          <w:lang w:val="pt_PT" w:bidi="pt_PT"/>
+        </w:rPr>
+      </w:r>
+      <w:r>
+        <w:rPr>
+          <w:lang w:val="pt_PT" w:bidi="pt_PT"/>
+        </w:rPr>
+        <w:t xml:space="preserve">Veja: </w:t>
+      </w:r>
+      <w:r>
+        <w:rPr>
+          <w:lang w:val="pt_PT" w:bidi="pt_PT"/>
+        </w:rPr>
+        <w:t>Expressão idiomática.</w:t>
+      </w:r>
+      <w:r>
+        <w:rPr>
+          <w:lang w:val="pt_PT" w:bidi="pt_PT"/>
+        </w:rPr>
+      </w:r>
+      <w:r>
+        <w:rPr>
+          <w:lang w:val="pt_PT" w:bidi="pt_PT"/>
+        </w:rPr>
+      </w:r>
+    </w:p>
+    <w:p>
+      <w:pPr/>
+      <w:r>
+        <w:rPr>
+          <w:lang w:val="pt_PT" w:bidi="pt_PT"/>
+        </w:rPr>
+      </w:r>
+    </w:p>
+    <w:p>
+      <w:pPr>
+        <w:pStyle w:val="Heading2"/>
+      </w:pPr>
+      <w:r>
+        <w:rPr>
+          <w:lang w:val="pt_PT" w:bidi="pt_PT"/>
+        </w:rPr>
+        <w:t>3 João 1.15 (#1)</w:t>
+      </w:r>
+      <w:r>
+        <w:rPr>
+          <w:lang w:val="pt_PT" w:bidi="pt_PT"/>
+        </w:rPr>
+      </w:r>
+    </w:p>
+    <w:p>
+      <w:pPr/>
+      <w:r>
+        <w:rPr>
+          <w:lang w:val="pt_PT" w:bidi="pt_PT"/>
+        </w:rPr>
+      </w:r>
+      <w:r>
+        <w:rPr>
+          <w:b/>
+          <w:lang w:val="pt_PT" w:bidi="pt_PT"/>
+        </w:rPr>
+        <w:t>"A paz esteja com você!".</w:t>
+      </w:r>
+    </w:p>
+    <w:p>
+      <w:pPr/>
+      <w:r>
+        <w:rPr>
+          <w:lang w:val="pt_PT" w:bidi="pt_PT"/>
+        </w:rPr>
+      </w:r>
+      <w:r>
+        <w:rPr>
+          <w:lang w:val="pt_PT" w:bidi="pt_PT"/>
+        </w:rPr>
+        <w:t>João conclui sua carta com uma bênção para Gaio. Você poderia expressar isso como uma bênção ou uma oração, da maneira que for mais natural em seu idioma. Tradução alternativa: "Que Deus lhe conceda paz".</w:t>
+      </w:r>
+    </w:p>
+    <w:p>
+      <w:pPr/>
+      <w:r>
+        <w:rPr>
+          <w:lang w:val="pt_PT" w:bidi="pt_PT"/>
+        </w:rPr>
+      </w:r>
+      <w:r>
+        <w:rPr>
+          <w:lang w:val="pt_PT" w:bidi="pt_PT"/>
+        </w:rPr>
+        <w:t xml:space="preserve">Veja: </w:t>
+      </w:r>
+      <w:r>
+        <w:rPr>
+          <w:lang w:val="pt_PT" w:bidi="pt_PT"/>
+        </w:rPr>
+        <w:t>Bênçãos.</w:t>
+      </w:r>
+      <w:r>
+        <w:rPr>
+          <w:lang w:val="pt_PT" w:bidi="pt_PT"/>
+        </w:rPr>
+      </w:r>
+      <w:r>
+        <w:rPr>
+          <w:lang w:val="pt_PT" w:bidi="pt_PT"/>
+        </w:rPr>
+      </w:r>
+    </w:p>
+    <w:p>
+      <w:pPr/>
+      <w:r>
+        <w:rPr>
+          <w:lang w:val="pt_PT" w:bidi="pt_PT"/>
+        </w:rPr>
+      </w:r>
+    </w:p>
+    <w:p>
+      <w:pPr>
+        <w:pStyle w:val="Heading2"/>
+      </w:pPr>
+      <w:r>
+        <w:rPr>
+          <w:lang w:val="pt_PT" w:bidi="pt_PT"/>
+        </w:rPr>
+        <w:t>3 João 1.15 (#2)</w:t>
+      </w:r>
+      <w:r>
+        <w:rPr>
+          <w:lang w:val="pt_PT" w:bidi="pt_PT"/>
+        </w:rPr>
+      </w:r>
+    </w:p>
+    <w:p>
+      <w:pPr/>
+      <w:r>
+        <w:rPr>
+          <w:lang w:val="pt_PT" w:bidi="pt_PT"/>
+        </w:rPr>
+      </w:r>
+      <w:r>
+        <w:rPr>
+          <w:b/>
+          <w:lang w:val="pt_PT" w:bidi="pt_PT"/>
+        </w:rPr>
+        <w:t>"A paz esteja com você!".</w:t>
+      </w:r>
+    </w:p>
+    <w:p>
+      <w:pPr/>
+      <w:r>
+        <w:rPr>
+          <w:lang w:val="pt_PT" w:bidi="pt_PT"/>
+        </w:rPr>
+      </w:r>
+      <w:r>
+        <w:rPr>
+          <w:lang w:val="pt_PT" w:bidi="pt_PT"/>
+        </w:rPr>
+        <w:t>Se o seu idioma não utiliza um substantivo abstrato para a ideia de "paz", você pode expressar a mesma ideia de outra maneira. Tradução alternativa: “Que Deus te torne pacífico”.</w:t>
+      </w:r>
+    </w:p>
+    <w:p>
+      <w:pPr/>
+      <w:r>
+        <w:rPr>
+          <w:lang w:val="pt_PT" w:bidi="pt_PT"/>
+        </w:rPr>
+      </w:r>
+      <w:r>
+        <w:rPr>
+          <w:lang w:val="pt_PT" w:bidi="pt_PT"/>
+        </w:rPr>
+        <w:t xml:space="preserve">Veja: </w:t>
+      </w:r>
+      <w:r>
+        <w:rPr>
+          <w:lang w:val="pt_PT" w:bidi="pt_PT"/>
+        </w:rPr>
+        <w:t>Substantivos abstratos.</w:t>
+      </w:r>
+      <w:r>
+        <w:rPr>
+          <w:lang w:val="pt_PT" w:bidi="pt_PT"/>
+        </w:rPr>
+      </w:r>
+      <w:r>
+        <w:rPr>
+          <w:lang w:val="pt_PT" w:bidi="pt_PT"/>
+        </w:rPr>
+      </w:r>
+    </w:p>
+    <w:p>
+      <w:pPr/>
+      <w:r>
+        <w:rPr>
+          <w:lang w:val="pt_PT" w:bidi="pt_PT"/>
+        </w:rPr>
+      </w:r>
+    </w:p>
+    <w:p>
+      <w:pPr>
+        <w:pStyle w:val="Heading2"/>
+      </w:pPr>
+      <w:r>
+        <w:rPr>
+          <w:lang w:val="pt_PT" w:bidi="pt_PT"/>
+        </w:rPr>
+        <w:t>3 João 1.15 (#3)</w:t>
+      </w:r>
+      <w:r>
+        <w:rPr>
+          <w:lang w:val="pt_PT" w:bidi="pt_PT"/>
+        </w:rPr>
+      </w:r>
+    </w:p>
+    <w:p>
+      <w:pPr/>
+      <w:r>
+        <w:rPr>
+          <w:lang w:val="pt_PT" w:bidi="pt_PT"/>
+        </w:rPr>
+      </w:r>
+      <w:r>
+        <w:rPr>
+          <w:b/>
+          <w:lang w:val="pt_PT" w:bidi="pt_PT"/>
+        </w:rPr>
+        <w:t>"Os seus amigos mandam saudações".</w:t>
+      </w:r>
+    </w:p>
+    <w:p>
+      <w:pPr/>
+      <w:r>
+        <w:rPr>
+          <w:lang w:val="pt_PT" w:bidi="pt_PT"/>
+        </w:rPr>
+      </w:r>
+      <w:r>
+        <w:rPr>
+          <w:lang w:val="pt_PT" w:bidi="pt_PT"/>
+        </w:rPr>
+        <w:t>João presume que Gaio entenderá que por "os seus amigos" nesta instância, ele se refere aos crentes que estão com ele. Você poderia incluir essa informação se isso fosse útil para seus leitores. Tradução alternativa: “Os crentes que estão comigo enviam suas saudações a você”.</w:t>
+      </w:r>
+    </w:p>
+    <w:p>
+      <w:pPr/>
+      <w:r>
+        <w:rPr>
+          <w:lang w:val="pt_PT" w:bidi="pt_PT"/>
+        </w:rPr>
+      </w:r>
+      <w:r>
+        <w:rPr>
+          <w:lang w:val="pt_PT" w:bidi="pt_PT"/>
+        </w:rPr>
+        <w:t xml:space="preserve">Veja: </w:t>
+      </w:r>
+      <w:r>
+        <w:rPr>
+          <w:lang w:val="pt_PT" w:bidi="pt_PT"/>
+        </w:rPr>
+        <w:t>Conhecimento presumido e informações implícitas.</w:t>
+      </w:r>
+      <w:r>
+        <w:rPr>
+          <w:lang w:val="pt_PT" w:bidi="pt_PT"/>
+        </w:rPr>
+      </w:r>
+      <w:r>
+        <w:rPr>
+          <w:lang w:val="pt_PT" w:bidi="pt_PT"/>
+        </w:rPr>
+      </w:r>
+    </w:p>
+    <w:p>
+      <w:pPr/>
+      <w:r>
+        <w:rPr>
+          <w:lang w:val="pt_PT" w:bidi="pt_PT"/>
+        </w:rPr>
+      </w:r>
+    </w:p>
+    <w:p>
+      <w:pPr>
+        <w:pStyle w:val="Heading2"/>
+      </w:pPr>
+      <w:r>
+        <w:rPr>
+          <w:lang w:val="pt_PT" w:bidi="pt_PT"/>
+        </w:rPr>
+        <w:t>3 João 1.15 (#4)</w:t>
+      </w:r>
+      <w:r>
+        <w:rPr>
+          <w:lang w:val="pt_PT" w:bidi="pt_PT"/>
+        </w:rPr>
+      </w:r>
+    </w:p>
+    <w:p>
+      <w:pPr/>
+      <w:r>
+        <w:rPr>
+          <w:lang w:val="pt_PT" w:bidi="pt_PT"/>
+        </w:rPr>
+      </w:r>
+      <w:r>
+        <w:rPr>
+          <w:b/>
+          <w:lang w:val="pt_PT" w:bidi="pt_PT"/>
+        </w:rPr>
+        <w:t>"Dê saudações, pessoalmente, a cada um dos nossos amigos".</w:t>
+      </w:r>
+    </w:p>
+    <w:p>
+      <w:pPr/>
+      <w:r>
+        <w:rPr>
+          <w:lang w:val="pt_PT" w:bidi="pt_PT"/>
+        </w:rPr>
+      </w:r>
+      <w:r>
+        <w:rPr>
+          <w:lang w:val="pt_PT" w:bidi="pt_PT"/>
+        </w:rPr>
+        <w:t>João presume que Gaio entenderá que, quando ele menciona "amigos" nesta situação, ele está se referindo aos crentes que estão com Gaio. Você poderia incluir essa informação se for útil para seus leitores. Tradução alternativa: “Cumprimentem os crentes aí por nós”.</w:t>
+      </w:r>
+    </w:p>
+    <w:p>
+      <w:pPr/>
+      <w:r>
+        <w:rPr>
+          <w:lang w:val="pt_PT" w:bidi="pt_PT"/>
+        </w:rPr>
+      </w:r>
+      <w:r>
+        <w:rPr>
+          <w:lang w:val="pt_PT" w:bidi="pt_PT"/>
+        </w:rPr>
+        <w:t xml:space="preserve">Veja: </w:t>
+      </w:r>
+      <w:r>
+        <w:rPr>
+          <w:lang w:val="pt_PT" w:bidi="pt_PT"/>
+        </w:rPr>
+        <w:t>Conhecimento presumido e informações implícitas.</w:t>
+      </w:r>
+      <w:r>
+        <w:rPr>
+          <w:lang w:val="pt_PT" w:bidi="pt_PT"/>
+        </w:rPr>
+      </w:r>
+      <w:r>
+        <w:rPr>
+          <w:lang w:val="pt_PT" w:bidi="pt_PT"/>
+        </w:rPr>
+      </w:r>
+    </w:p>
+    <w:p>
+      <w:pPr/>
+      <w:r>
+        <w:rPr>
+          <w:lang w:val="pt_PT" w:bidi="pt_PT"/>
+        </w:rPr>
+      </w:r>
+    </w:p>
+    <w:p>
+      <w:pPr>
+        <w:pStyle w:val="Heading2"/>
+      </w:pPr>
+      <w:r>
+        <w:rPr>
+          <w:lang w:val="pt_PT" w:bidi="pt_PT"/>
+        </w:rPr>
+        <w:t>3 João 1.15 (#5)</w:t>
+      </w:r>
+      <w:r>
+        <w:rPr>
+          <w:lang w:val="pt_PT" w:bidi="pt_PT"/>
+        </w:rPr>
+      </w:r>
+    </w:p>
+    <w:p>
+      <w:pPr/>
+      <w:r>
+        <w:rPr>
+          <w:lang w:val="pt_PT" w:bidi="pt_PT"/>
+        </w:rPr>
+      </w:r>
+      <w:r>
+        <w:rPr>
+          <w:b/>
+          <w:lang w:val="pt_PT" w:bidi="pt_PT"/>
+        </w:rPr>
+        <w:t>"pessoalmente".</w:t>
+      </w:r>
+    </w:p>
+    <w:p>
+      <w:pPr/>
+      <w:r>
+        <w:rPr>
+          <w:lang w:val="pt_PT" w:bidi="pt_PT"/>
+        </w:rPr>
+      </w:r>
+      <w:r>
+        <w:rPr>
+          <w:lang w:val="pt_PT" w:bidi="pt_PT"/>
+        </w:rPr>
+        <w:t>No texto original, existe a expressão "pelo nome", a qual indica uma expressão idiomática que significa “pessoalmente”. Se essa frase não tiver esse significado em seu idioma, você pode usar uma expressão do seu idioma que tenha esse significado ou declarar o significado de forma clara. Tradução alternativa: “um por um” ou “pessoalmente”.</w:t>
+      </w:r>
+    </w:p>
+    <w:p>
+      <w:pPr/>
+      <w:r>
+        <w:rPr>
+          <w:lang w:val="pt_PT" w:bidi="pt_PT"/>
+        </w:rPr>
+      </w:r>
+      <w:r>
+        <w:rPr>
+          <w:lang w:val="pt_PT" w:bidi="pt_PT"/>
+        </w:rPr>
+        <w:t xml:space="preserve">Veja: </w:t>
+      </w:r>
+      <w:r>
+        <w:rPr>
+          <w:lang w:val="pt_PT" w:bidi="pt_PT"/>
+        </w:rPr>
+        <w:t>Expressão idiomática.</w:t>
       </w:r>
       <w:r>
         <w:rPr>

--- a/por/docx/64.content.docx
+++ b/por/docx/64.content.docx
@@ -19,7 +19,7 @@
         <w:rPr>
           <w:lang w:val="pt_PT" w:bidi="pt_PT"/>
         </w:rPr>
-        <w:t>Resource: Notas de Tradução (unfoldingWord)</w:t>
+        <w:t>Resource: unfoldingWord® Translation Notes</w:t>
       </w:r>
       <w:r>
         <w:rPr>
@@ -90,7 +90,7 @@
         <w:rPr>
           <w:lang w:val="pt_PT" w:bidi="pt_PT"/>
         </w:rPr>
-        <w:t>Notas de Tradução (unfoldingWord)</w:t>
+        <w:t>unfoldingWord® Translation Notes</w:t>
       </w:r>
     </w:p>
     <w:p>

--- a/por/docx/64.content.docx
+++ b/por/docx/64.content.docx
@@ -771,6 +771,21 @@
           <w:b/>
           <w:lang w:val="pt_PT" w:bidi="pt_PT"/>
         </w:rPr>
+        <w:t>ὁ πρεσβύτερος</w:t>
+      </w:r>
+    </w:p>
+    <w:p>
+      <w:pPr/>
+      <w:r>
+        <w:rPr>
+          <w:lang w:val="pt_PT" w:bidi="pt_PT"/>
+        </w:rPr>
+      </w:r>
+      <w:r>
+        <w:rPr>
+          <w:b/>
+          <w:lang w:val="pt_PT" w:bidi="pt_PT"/>
+        </w:rPr>
         <w:t>"Do presbítero".</w:t>
       </w:r>
     </w:p>
@@ -854,6 +869,21 @@
           <w:b/>
           <w:lang w:val="pt_PT" w:bidi="pt_PT"/>
         </w:rPr>
+        <w:t>Γαΐῳ</w:t>
+      </w:r>
+    </w:p>
+    <w:p>
+      <w:pPr/>
+      <w:r>
+        <w:rPr>
+          <w:lang w:val="pt_PT" w:bidi="pt_PT"/>
+        </w:rPr>
+      </w:r>
+      <w:r>
+        <w:rPr>
+          <w:b/>
+          <w:lang w:val="pt_PT" w:bidi="pt_PT"/>
+        </w:rPr>
         <w:t>"ao"</w:t>
       </w:r>
       <w:r>
@@ -950,6 +980,21 @@
           <w:b/>
           <w:lang w:val="pt_PT" w:bidi="pt_PT"/>
         </w:rPr>
+        <w:t>ὃν ἐγὼ ἀγαπῶ ἐν ἀληθείᾳ</w:t>
+      </w:r>
+    </w:p>
+    <w:p>
+      <w:pPr/>
+      <w:r>
+        <w:rPr>
+          <w:lang w:val="pt_PT" w:bidi="pt_PT"/>
+        </w:rPr>
+      </w:r>
+      <w:r>
+        <w:rPr>
+          <w:b/>
+          <w:lang w:val="pt_PT" w:bidi="pt_PT"/>
+        </w:rPr>
         <w:t>"a quem amo de verdade".</w:t>
       </w:r>
     </w:p>
@@ -1033,6 +1078,21 @@
           <w:b/>
           <w:lang w:val="pt_PT" w:bidi="pt_PT"/>
         </w:rPr>
+        <w:t>γὰρ</w:t>
+      </w:r>
+    </w:p>
+    <w:p>
+      <w:pPr/>
+      <w:r>
+        <w:rPr>
+          <w:lang w:val="pt_PT" w:bidi="pt_PT"/>
+        </w:rPr>
+      </w:r>
+      <w:r>
+        <w:rPr>
+          <w:b/>
+          <w:lang w:val="pt_PT" w:bidi="pt_PT"/>
+        </w:rPr>
         <w:t>"-".</w:t>
       </w:r>
     </w:p>
@@ -1116,6 +1176,21 @@
           <w:b/>
           <w:lang w:val="pt_PT" w:bidi="pt_PT"/>
         </w:rPr>
+        <w:t>ἀδελφῶν</w:t>
+      </w:r>
+    </w:p>
+    <w:p>
+      <w:pPr/>
+      <w:r>
+        <w:rPr>
+          <w:lang w:val="pt_PT" w:bidi="pt_PT"/>
+        </w:rPr>
+      </w:r>
+      <w:r>
+        <w:rPr>
+          <w:b/>
+          <w:lang w:val="pt_PT" w:bidi="pt_PT"/>
+        </w:rPr>
         <w:t>"irmãos".</w:t>
       </w:r>
     </w:p>
@@ -1282,6 +1357,21 @@
           <w:b/>
           <w:lang w:val="pt_PT" w:bidi="pt_PT"/>
         </w:rPr>
+        <w:t>τῇ ἀληθείᾳ &amp; ἀληθείᾳ</w:t>
+      </w:r>
+    </w:p>
+    <w:p>
+      <w:pPr/>
+      <w:r>
+        <w:rPr>
+          <w:lang w:val="pt_PT" w:bidi="pt_PT"/>
+        </w:rPr>
+      </w:r>
+      <w:r>
+        <w:rPr>
+          <w:b/>
+          <w:lang w:val="pt_PT" w:bidi="pt_PT"/>
+        </w:rPr>
         <w:t>"como"</w:t>
       </w:r>
       <w:r>
@@ -1391,6 +1481,21 @@
           <w:b/>
           <w:lang w:val="pt_PT" w:bidi="pt_PT"/>
         </w:rPr>
+        <w:t>μειζοτέραν &amp; οὐκ ἔχω χαράν</w:t>
+      </w:r>
+    </w:p>
+    <w:p>
+      <w:pPr/>
+      <w:r>
+        <w:rPr>
+          <w:lang w:val="pt_PT" w:bidi="pt_PT"/>
+        </w:rPr>
+      </w:r>
+      <w:r>
+        <w:rPr>
+          <w:b/>
+          <w:lang w:val="pt_PT" w:bidi="pt_PT"/>
+        </w:rPr>
         <w:t>"Nada me alegra mais".</w:t>
       </w:r>
     </w:p>
@@ -1474,6 +1579,21 @@
           <w:b/>
           <w:lang w:val="pt_PT" w:bidi="pt_PT"/>
         </w:rPr>
+        <w:t>τὰ ἐμὰ τέκνα</w:t>
+      </w:r>
+    </w:p>
+    <w:p>
+      <w:pPr/>
+      <w:r>
+        <w:rPr>
+          <w:lang w:val="pt_PT" w:bidi="pt_PT"/>
+        </w:rPr>
+      </w:r>
+      <w:r>
+        <w:rPr>
+          <w:b/>
+          <w:lang w:val="pt_PT" w:bidi="pt_PT"/>
+        </w:rPr>
         <w:t>"meus filhos".</w:t>
       </w:r>
     </w:p>
@@ -1640,6 +1760,21 @@
           <w:b/>
           <w:lang w:val="pt_PT" w:bidi="pt_PT"/>
         </w:rPr>
+        <w:t>ἐν τῇ ἀληθείᾳ</w:t>
+      </w:r>
+    </w:p>
+    <w:p>
+      <w:pPr/>
+      <w:r>
+        <w:rPr>
+          <w:lang w:val="pt_PT" w:bidi="pt_PT"/>
+        </w:rPr>
+      </w:r>
+      <w:r>
+        <w:rPr>
+          <w:b/>
+          <w:lang w:val="pt_PT" w:bidi="pt_PT"/>
+        </w:rPr>
         <w:t>"com a verdade".</w:t>
       </w:r>
     </w:p>
@@ -1723,6 +1858,21 @@
           <w:b/>
           <w:lang w:val="pt_PT" w:bidi="pt_PT"/>
         </w:rPr>
+        <w:t>τοὺς ἀδελφοὺς</w:t>
+      </w:r>
+    </w:p>
+    <w:p>
+      <w:pPr/>
+      <w:r>
+        <w:rPr>
+          <w:lang w:val="pt_PT" w:bidi="pt_PT"/>
+        </w:rPr>
+      </w:r>
+      <w:r>
+        <w:rPr>
+          <w:b/>
+          <w:lang w:val="pt_PT" w:bidi="pt_PT"/>
+        </w:rPr>
         <w:t>"pelos irmãos".</w:t>
       </w:r>
     </w:p>
@@ -1806,6 +1956,21 @@
           <w:b/>
           <w:lang w:val="pt_PT" w:bidi="pt_PT"/>
         </w:rPr>
+        <w:t>σου τῇ ἀγάπῃ</w:t>
+      </w:r>
+    </w:p>
+    <w:p>
+      <w:pPr/>
+      <w:r>
+        <w:rPr>
+          <w:lang w:val="pt_PT" w:bidi="pt_PT"/>
+        </w:rPr>
+      </w:r>
+      <w:r>
+        <w:rPr>
+          <w:b/>
+          <w:lang w:val="pt_PT" w:bidi="pt_PT"/>
+        </w:rPr>
         <w:t>"do amor de você".</w:t>
       </w:r>
     </w:p>
@@ -1889,6 +2054,21 @@
           <w:b/>
           <w:lang w:val="pt_PT" w:bidi="pt_PT"/>
         </w:rPr>
+        <w:t>προπέμψας</w:t>
+      </w:r>
+    </w:p>
+    <w:p>
+      <w:pPr/>
+      <w:r>
+        <w:rPr>
+          <w:lang w:val="pt_PT" w:bidi="pt_PT"/>
+        </w:rPr>
+      </w:r>
+      <w:r>
+        <w:rPr>
+          <w:b/>
+          <w:lang w:val="pt_PT" w:bidi="pt_PT"/>
+        </w:rPr>
         <w:t>"ajude essa gente a continuar a sua viagem".</w:t>
       </w:r>
     </w:p>
@@ -2068,6 +2248,21 @@
           <w:b/>
           <w:lang w:val="pt_PT" w:bidi="pt_PT"/>
         </w:rPr>
+        <w:t>ὑπὲρ &amp; τοῦ ὀνόματος</w:t>
+      </w:r>
+    </w:p>
+    <w:p>
+      <w:pPr/>
+      <w:r>
+        <w:rPr>
+          <w:lang w:val="pt_PT" w:bidi="pt_PT"/>
+        </w:rPr>
+      </w:r>
+      <w:r>
+        <w:rPr>
+          <w:b/>
+          <w:lang w:val="pt_PT" w:bidi="pt_PT"/>
+        </w:rPr>
         <w:t>"de um modo que agrade a Deus".</w:t>
       </w:r>
     </w:p>
@@ -2151,6 +2346,21 @@
           <w:b/>
           <w:lang w:val="pt_PT" w:bidi="pt_PT"/>
         </w:rPr>
+        <w:t>μηδὲν λαμβάνοντες ἀπὸ τῶν ἐθνικῶν</w:t>
+      </w:r>
+    </w:p>
+    <w:p>
+      <w:pPr/>
+      <w:r>
+        <w:rPr>
+          <w:lang w:val="pt_PT" w:bidi="pt_PT"/>
+        </w:rPr>
+      </w:r>
+      <w:r>
+        <w:rPr>
+          <w:b/>
+          <w:lang w:val="pt_PT" w:bidi="pt_PT"/>
+        </w:rPr>
         <w:t>"sem aceitar nenhum auxílio dos pagãos".</w:t>
       </w:r>
     </w:p>
@@ -2234,6 +2444,21 @@
           <w:b/>
           <w:lang w:val="pt_PT" w:bidi="pt_PT"/>
         </w:rPr>
+        <w:t>τῶν ἐθνικῶν</w:t>
+      </w:r>
+    </w:p>
+    <w:p>
+      <w:pPr/>
+      <w:r>
+        <w:rPr>
+          <w:lang w:val="pt_PT" w:bidi="pt_PT"/>
+        </w:rPr>
+      </w:r>
+      <w:r>
+        <w:rPr>
+          <w:b/>
+          <w:lang w:val="pt_PT" w:bidi="pt_PT"/>
+        </w:rPr>
         <w:t>"dos pagãos".</w:t>
       </w:r>
     </w:p>
@@ -2317,6 +2542,21 @@
           <w:b/>
           <w:lang w:val="pt_PT" w:bidi="pt_PT"/>
         </w:rPr>
+        <w:t>οὖν</w:t>
+      </w:r>
+    </w:p>
+    <w:p>
+      <w:pPr/>
+      <w:r>
+        <w:rPr>
+          <w:lang w:val="pt_PT" w:bidi="pt_PT"/>
+        </w:rPr>
+      </w:r>
+      <w:r>
+        <w:rPr>
+          <w:b/>
+          <w:lang w:val="pt_PT" w:bidi="pt_PT"/>
+        </w:rPr>
         <w:t>"Portanto".</w:t>
       </w:r>
     </w:p>
@@ -2400,6 +2640,21 @@
           <w:b/>
           <w:lang w:val="pt_PT" w:bidi="pt_PT"/>
         </w:rPr>
+        <w:t>ἡμεῖς &amp; ὀφείλομεν ὑπολαμβάνειν</w:t>
+      </w:r>
+    </w:p>
+    <w:p>
+      <w:pPr/>
+      <w:r>
+        <w:rPr>
+          <w:lang w:val="pt_PT" w:bidi="pt_PT"/>
+        </w:rPr>
+      </w:r>
+      <w:r>
+        <w:rPr>
+          <w:b/>
+          <w:lang w:val="pt_PT" w:bidi="pt_PT"/>
+        </w:rPr>
         <w:t>"nós, os cristãos, precisamos ajudar".</w:t>
       </w:r>
     </w:p>
@@ -2483,6 +2738,21 @@
           <w:b/>
           <w:lang w:val="pt_PT" w:bidi="pt_PT"/>
         </w:rPr>
+        <w:t>ἡμεῖς &amp; ὀφείλομεν</w:t>
+      </w:r>
+    </w:p>
+    <w:p>
+      <w:pPr/>
+      <w:r>
+        <w:rPr>
+          <w:lang w:val="pt_PT" w:bidi="pt_PT"/>
+        </w:rPr>
+      </w:r>
+      <w:r>
+        <w:rPr>
+          <w:b/>
+          <w:lang w:val="pt_PT" w:bidi="pt_PT"/>
+        </w:rPr>
         <w:t>"nós, os cristãos, precisamos".</w:t>
       </w:r>
     </w:p>
@@ -2566,6 +2836,21 @@
           <w:b/>
           <w:lang w:val="pt_PT" w:bidi="pt_PT"/>
         </w:rPr>
+        <w:t>ὑπολαμβάνειν</w:t>
+      </w:r>
+    </w:p>
+    <w:p>
+      <w:pPr/>
+      <w:r>
+        <w:rPr>
+          <w:lang w:val="pt_PT" w:bidi="pt_PT"/>
+        </w:rPr>
+      </w:r>
+      <w:r>
+        <w:rPr>
+          <w:b/>
+          <w:lang w:val="pt_PT" w:bidi="pt_PT"/>
+        </w:rPr>
         <w:t>"ajudar".</w:t>
       </w:r>
     </w:p>
@@ -2649,6 +2934,21 @@
           <w:b/>
           <w:lang w:val="pt_PT" w:bidi="pt_PT"/>
         </w:rPr>
+        <w:t>ἵνα</w:t>
+      </w:r>
+    </w:p>
+    <w:p>
+      <w:pPr/>
+      <w:r>
+        <w:rPr>
+          <w:lang w:val="pt_PT" w:bidi="pt_PT"/>
+        </w:rPr>
+      </w:r>
+      <w:r>
+        <w:rPr>
+          <w:b/>
+          <w:lang w:val="pt_PT" w:bidi="pt_PT"/>
+        </w:rPr>
         <w:t>"pois assim".</w:t>
       </w:r>
     </w:p>
@@ -2815,6 +3115,21 @@
           <w:b/>
           <w:lang w:val="pt_PT" w:bidi="pt_PT"/>
         </w:rPr>
+        <w:t>τῇ ἀληθείᾳ</w:t>
+      </w:r>
+    </w:p>
+    <w:p>
+      <w:pPr/>
+      <w:r>
+        <w:rPr>
+          <w:lang w:val="pt_PT" w:bidi="pt_PT"/>
+        </w:rPr>
+      </w:r>
+      <w:r>
+        <w:rPr>
+          <w:b/>
+          <w:lang w:val="pt_PT" w:bidi="pt_PT"/>
+        </w:rPr>
         <w:t>"a verdade".</w:t>
       </w:r>
     </w:p>
@@ -2898,6 +3213,21 @@
           <w:b/>
           <w:lang w:val="pt_PT" w:bidi="pt_PT"/>
         </w:rPr>
+        <w:t>τι</w:t>
+      </w:r>
+    </w:p>
+    <w:p>
+      <w:pPr/>
+      <w:r>
+        <w:rPr>
+          <w:lang w:val="pt_PT" w:bidi="pt_PT"/>
+        </w:rPr>
+      </w:r>
+      <w:r>
+        <w:rPr>
+          <w:b/>
+          <w:lang w:val="pt_PT" w:bidi="pt_PT"/>
+        </w:rPr>
         <w:t>"uma pequena carta".</w:t>
       </w:r>
     </w:p>
@@ -2981,6 +3311,21 @@
           <w:b/>
           <w:lang w:val="pt_PT" w:bidi="pt_PT"/>
         </w:rPr>
+        <w:t>τῇ ἐκκλησίᾳ</w:t>
+      </w:r>
+    </w:p>
+    <w:p>
+      <w:pPr/>
+      <w:r>
+        <w:rPr>
+          <w:lang w:val="pt_PT" w:bidi="pt_PT"/>
+        </w:rPr>
+      </w:r>
+      <w:r>
+        <w:rPr>
+          <w:b/>
+          <w:lang w:val="pt_PT" w:bidi="pt_PT"/>
+        </w:rPr>
         <w:t>"à igreja".</w:t>
       </w:r>
     </w:p>
@@ -3230,6 +3575,21 @@
           <w:b/>
           <w:lang w:val="pt_PT" w:bidi="pt_PT"/>
         </w:rPr>
+        <w:t>οὐκ ἐπιδέχεται ἡμᾶς</w:t>
+      </w:r>
+    </w:p>
+    <w:p>
+      <w:pPr/>
+      <w:r>
+        <w:rPr>
+          <w:lang w:val="pt_PT" w:bidi="pt_PT"/>
+        </w:rPr>
+      </w:r>
+      <w:r>
+        <w:rPr>
+          <w:b/>
+          <w:lang w:val="pt_PT" w:bidi="pt_PT"/>
+        </w:rPr>
         <w:t>"não quer dar atenção ao que eu disse".</w:t>
       </w:r>
     </w:p>
@@ -3313,6 +3673,21 @@
           <w:b/>
           <w:lang w:val="pt_PT" w:bidi="pt_PT"/>
         </w:rPr>
+        <w:t>ἡμᾶς</w:t>
+      </w:r>
+    </w:p>
+    <w:p>
+      <w:pPr/>
+      <w:r>
+        <w:rPr>
+          <w:lang w:val="pt_PT" w:bidi="pt_PT"/>
+        </w:rPr>
+      </w:r>
+      <w:r>
+        <w:rPr>
+          <w:b/>
+          <w:lang w:val="pt_PT" w:bidi="pt_PT"/>
+        </w:rPr>
         <w:t>"não quer dar atenção ao que eu disse".</w:t>
       </w:r>
     </w:p>
@@ -3396,6 +3771,21 @@
           <w:b/>
           <w:lang w:val="pt_PT" w:bidi="pt_PT"/>
         </w:rPr>
+        <w:t>διὰ τοῦτο</w:t>
+      </w:r>
+    </w:p>
+    <w:p>
+      <w:pPr/>
+      <w:r>
+        <w:rPr>
+          <w:lang w:val="pt_PT" w:bidi="pt_PT"/>
+        </w:rPr>
+      </w:r>
+      <w:r>
+        <w:rPr>
+          <w:b/>
+          <w:lang w:val="pt_PT" w:bidi="pt_PT"/>
+        </w:rPr>
         <w:t>"Portanto".</w:t>
       </w:r>
     </w:p>
@@ -3479,6 +3869,21 @@
           <w:b/>
           <w:lang w:val="pt_PT" w:bidi="pt_PT"/>
         </w:rPr>
+        <w:t>ἐὰν ἔλθω</w:t>
+      </w:r>
+    </w:p>
+    <w:p>
+      <w:pPr/>
+      <w:r>
+        <w:rPr>
+          <w:lang w:val="pt_PT" w:bidi="pt_PT"/>
+        </w:rPr>
+      </w:r>
+      <w:r>
+        <w:rPr>
+          <w:b/>
+          <w:lang w:val="pt_PT" w:bidi="pt_PT"/>
+        </w:rPr>
         <w:t>"quando eu chegar aí".</w:t>
       </w:r>
     </w:p>
@@ -3562,6 +3967,21 @@
           <w:b/>
           <w:lang w:val="pt_PT" w:bidi="pt_PT"/>
         </w:rPr>
+        <w:t>ἔλθω</w:t>
+      </w:r>
+    </w:p>
+    <w:p>
+      <w:pPr/>
+      <w:r>
+        <w:rPr>
+          <w:lang w:val="pt_PT" w:bidi="pt_PT"/>
+        </w:rPr>
+      </w:r>
+      <w:r>
+        <w:rPr>
+          <w:b/>
+          <w:lang w:val="pt_PT" w:bidi="pt_PT"/>
+        </w:rPr>
         <w:t>"eu chegar aí".</w:t>
       </w:r>
     </w:p>
@@ -3645,6 +4065,21 @@
           <w:b/>
           <w:lang w:val="pt_PT" w:bidi="pt_PT"/>
         </w:rPr>
+        <w:t>λόγοις πονηροῖς φλυαρῶν ἡμᾶς</w:t>
+      </w:r>
+    </w:p>
+    <w:p>
+      <w:pPr/>
+      <w:r>
+        <w:rPr>
+          <w:lang w:val="pt_PT" w:bidi="pt_PT"/>
+        </w:rPr>
+      </w:r>
+      <w:r>
+        <w:rPr>
+          <w:b/>
+          <w:lang w:val="pt_PT" w:bidi="pt_PT"/>
+        </w:rPr>
         <w:t xml:space="preserve">"as coisas horríveis que diz de nós e as mentiras que conta". </w:t>
       </w:r>
     </w:p>
@@ -3811,6 +4246,21 @@
           <w:b/>
           <w:lang w:val="pt_PT" w:bidi="pt_PT"/>
         </w:rPr>
+        <w:t>τοὺς ἀδελφοὺς</w:t>
+      </w:r>
+    </w:p>
+    <w:p>
+      <w:pPr/>
+      <w:r>
+        <w:rPr>
+          <w:lang w:val="pt_PT" w:bidi="pt_PT"/>
+        </w:rPr>
+      </w:r>
+      <w:r>
+        <w:rPr>
+          <w:b/>
+          <w:lang w:val="pt_PT" w:bidi="pt_PT"/>
+        </w:rPr>
         <w:t>"os irmãos".</w:t>
       </w:r>
     </w:p>
@@ -3907,6 +4357,21 @@
           <w:b/>
           <w:lang w:val="pt_PT" w:bidi="pt_PT"/>
         </w:rPr>
+        <w:t>καὶ τοὺς βουλομένους κωλύει</w:t>
+      </w:r>
+    </w:p>
+    <w:p>
+      <w:pPr/>
+      <w:r>
+        <w:rPr>
+          <w:lang w:val="pt_PT" w:bidi="pt_PT"/>
+        </w:rPr>
+      </w:r>
+      <w:r>
+        <w:rPr>
+          <w:b/>
+          <w:lang w:val="pt_PT" w:bidi="pt_PT"/>
+        </w:rPr>
         <w:t>"E, se alguma pessoa quer recebê-los, ele não deixa".</w:t>
       </w:r>
     </w:p>
@@ -3990,6 +4455,21 @@
           <w:b/>
           <w:lang w:val="pt_PT" w:bidi="pt_PT"/>
         </w:rPr>
+        <w:t>μὴ μιμοῦ τὸ κακὸν, ἀλλὰ τὸ ἀγαθόν</w:t>
+      </w:r>
+    </w:p>
+    <w:p>
+      <w:pPr/>
+      <w:r>
+        <w:rPr>
+          <w:lang w:val="pt_PT" w:bidi="pt_PT"/>
+        </w:rPr>
+      </w:r>
+      <w:r>
+        <w:rPr>
+          <w:b/>
+          <w:lang w:val="pt_PT" w:bidi="pt_PT"/>
+        </w:rPr>
         <w:t>"imite o que é bom e não o que é mau".</w:t>
       </w:r>
     </w:p>
@@ -4073,6 +4553,21 @@
           <w:b/>
           <w:lang w:val="pt_PT" w:bidi="pt_PT"/>
         </w:rPr>
+        <w:t>ἀλλὰ τὸ ἀγαθόν</w:t>
+      </w:r>
+    </w:p>
+    <w:p>
+      <w:pPr/>
+      <w:r>
+        <w:rPr>
+          <w:lang w:val="pt_PT" w:bidi="pt_PT"/>
+        </w:rPr>
+      </w:r>
+      <w:r>
+        <w:rPr>
+          <w:b/>
+          <w:lang w:val="pt_PT" w:bidi="pt_PT"/>
+        </w:rPr>
         <w:t>"Quem faz o bem".</w:t>
       </w:r>
     </w:p>
@@ -4156,6 +4651,21 @@
           <w:b/>
           <w:lang w:val="pt_PT" w:bidi="pt_PT"/>
         </w:rPr>
+        <w:t>οὐχ ἑώρακεν τὸν Θεόν</w:t>
+      </w:r>
+    </w:p>
+    <w:p>
+      <w:pPr/>
+      <w:r>
+        <w:rPr>
+          <w:lang w:val="pt_PT" w:bidi="pt_PT"/>
+        </w:rPr>
+      </w:r>
+      <w:r>
+        <w:rPr>
+          <w:b/>
+          <w:lang w:val="pt_PT" w:bidi="pt_PT"/>
+        </w:rPr>
         <w:t>"nunca viu Deus".</w:t>
       </w:r>
     </w:p>
@@ -4412,6 +4922,21 @@
           <w:b/>
           <w:lang w:val="pt_PT" w:bidi="pt_PT"/>
         </w:rPr>
+        <w:t>ὑπὸ πάντων</w:t>
+      </w:r>
+    </w:p>
+    <w:p>
+      <w:pPr/>
+      <w:r>
+        <w:rPr>
+          <w:lang w:val="pt_PT" w:bidi="pt_PT"/>
+        </w:rPr>
+      </w:r>
+      <w:r>
+        <w:rPr>
+          <w:b/>
+          <w:lang w:val="pt_PT" w:bidi="pt_PT"/>
+        </w:rPr>
         <w:t>"Todos".</w:t>
       </w:r>
     </w:p>
@@ -4495,6 +5020,21 @@
           <w:b/>
           <w:lang w:val="pt_PT" w:bidi="pt_PT"/>
         </w:rPr>
+        <w:t>καὶ ὑπὸ αὐτῆς τῆς ἀληθείας</w:t>
+      </w:r>
+    </w:p>
+    <w:p>
+      <w:pPr/>
+      <w:r>
+        <w:rPr>
+          <w:lang w:val="pt_PT" w:bidi="pt_PT"/>
+        </w:rPr>
+      </w:r>
+      <w:r>
+        <w:rPr>
+          <w:b/>
+          <w:lang w:val="pt_PT" w:bidi="pt_PT"/>
+        </w:rPr>
         <w:t>"e a própria verdade fala bem dele".</w:t>
       </w:r>
     </w:p>
@@ -4578,6 +5118,21 @@
           <w:b/>
           <w:lang w:val="pt_PT" w:bidi="pt_PT"/>
         </w:rPr>
+        <w:t>ὑπὸ αὐτῆς τῆς ἀληθείας</w:t>
+      </w:r>
+    </w:p>
+    <w:p>
+      <w:pPr/>
+      <w:r>
+        <w:rPr>
+          <w:lang w:val="pt_PT" w:bidi="pt_PT"/>
+        </w:rPr>
+      </w:r>
+      <w:r>
+        <w:rPr>
+          <w:b/>
+          <w:lang w:val="pt_PT" w:bidi="pt_PT"/>
+        </w:rPr>
         <w:t>"e a própria verdade fala bem dele".</w:t>
       </w:r>
     </w:p>
@@ -4661,6 +5216,21 @@
           <w:b/>
           <w:lang w:val="pt_PT" w:bidi="pt_PT"/>
         </w:rPr>
+        <w:t>ὑπὸ αὐτῆς τῆς ἀληθείας</w:t>
+      </w:r>
+    </w:p>
+    <w:p>
+      <w:pPr/>
+      <w:r>
+        <w:rPr>
+          <w:lang w:val="pt_PT" w:bidi="pt_PT"/>
+        </w:rPr>
+      </w:r>
+      <w:r>
+        <w:rPr>
+          <w:b/>
+          <w:lang w:val="pt_PT" w:bidi="pt_PT"/>
+        </w:rPr>
         <w:t>"e a própria verdade fala bem dele".</w:t>
       </w:r>
     </w:p>
@@ -4744,6 +5314,21 @@
           <w:b/>
           <w:lang w:val="pt_PT" w:bidi="pt_PT"/>
         </w:rPr>
+        <w:t>καὶ ἡμεῖς &amp; μαρτυροῦμεν</w:t>
+      </w:r>
+    </w:p>
+    <w:p>
+      <w:pPr/>
+      <w:r>
+        <w:rPr>
+          <w:lang w:val="pt_PT" w:bidi="pt_PT"/>
+        </w:rPr>
+      </w:r>
+      <w:r>
+        <w:rPr>
+          <w:b/>
+          <w:lang w:val="pt_PT" w:bidi="pt_PT"/>
+        </w:rPr>
         <w:t>"Nós também falamos bem a respeito dele".</w:t>
       </w:r>
     </w:p>
@@ -4827,6 +5412,21 @@
           <w:b/>
           <w:lang w:val="pt_PT" w:bidi="pt_PT"/>
         </w:rPr>
+        <w:t>ἡμεῖς &amp; μαρτυροῦμεν &amp; ἡμῶν</w:t>
+      </w:r>
+    </w:p>
+    <w:p>
+      <w:pPr/>
+      <w:r>
+        <w:rPr>
+          <w:lang w:val="pt_PT" w:bidi="pt_PT"/>
+        </w:rPr>
+      </w:r>
+      <w:r>
+        <w:rPr>
+          <w:b/>
+          <w:lang w:val="pt_PT" w:bidi="pt_PT"/>
+        </w:rPr>
         <w:t>"nós também"</w:t>
       </w:r>
       <w:r>
@@ -4923,6 +5523,21 @@
           <w:b/>
           <w:lang w:val="pt_PT" w:bidi="pt_PT"/>
         </w:rPr>
+        <w:t>διὰ μέλανος καὶ καλάμου</w:t>
+      </w:r>
+    </w:p>
+    <w:p>
+      <w:pPr/>
+      <w:r>
+        <w:rPr>
+          <w:lang w:val="pt_PT" w:bidi="pt_PT"/>
+        </w:rPr>
+      </w:r>
+      <w:r>
+        <w:rPr>
+          <w:b/>
+          <w:lang w:val="pt_PT" w:bidi="pt_PT"/>
+        </w:rPr>
         <w:t>"por carta".</w:t>
       </w:r>
     </w:p>
@@ -5006,6 +5621,21 @@
           <w:b/>
           <w:lang w:val="pt_PT" w:bidi="pt_PT"/>
         </w:rPr>
+        <w:t>στόμα πρὸς στόμα</w:t>
+      </w:r>
+    </w:p>
+    <w:p>
+      <w:pPr/>
+      <w:r>
+        <w:rPr>
+          <w:lang w:val="pt_PT" w:bidi="pt_PT"/>
+        </w:rPr>
+      </w:r>
+      <w:r>
+        <w:rPr>
+          <w:b/>
+          <w:lang w:val="pt_PT" w:bidi="pt_PT"/>
+        </w:rPr>
         <w:t>"pessoalmente".</w:t>
       </w:r>
     </w:p>
@@ -5089,6 +5719,21 @@
           <w:b/>
           <w:lang w:val="pt_PT" w:bidi="pt_PT"/>
         </w:rPr>
+        <w:t>εἰρήνη σοι</w:t>
+      </w:r>
+    </w:p>
+    <w:p>
+      <w:pPr/>
+      <w:r>
+        <w:rPr>
+          <w:lang w:val="pt_PT" w:bidi="pt_PT"/>
+        </w:rPr>
+      </w:r>
+      <w:r>
+        <w:rPr>
+          <w:b/>
+          <w:lang w:val="pt_PT" w:bidi="pt_PT"/>
+        </w:rPr>
         <w:t>"A paz esteja com você!".</w:t>
       </w:r>
     </w:p>
@@ -5172,6 +5817,21 @@
           <w:b/>
           <w:lang w:val="pt_PT" w:bidi="pt_PT"/>
         </w:rPr>
+        <w:t>εἰρήνη σοι</w:t>
+      </w:r>
+    </w:p>
+    <w:p>
+      <w:pPr/>
+      <w:r>
+        <w:rPr>
+          <w:lang w:val="pt_PT" w:bidi="pt_PT"/>
+        </w:rPr>
+      </w:r>
+      <w:r>
+        <w:rPr>
+          <w:b/>
+          <w:lang w:val="pt_PT" w:bidi="pt_PT"/>
+        </w:rPr>
         <w:t>"A paz esteja com você!".</w:t>
       </w:r>
     </w:p>
@@ -5255,6 +5915,21 @@
           <w:b/>
           <w:lang w:val="pt_PT" w:bidi="pt_PT"/>
         </w:rPr>
+        <w:t>ἀσπάζονταί σε οἱ φίλοι</w:t>
+      </w:r>
+    </w:p>
+    <w:p>
+      <w:pPr/>
+      <w:r>
+        <w:rPr>
+          <w:lang w:val="pt_PT" w:bidi="pt_PT"/>
+        </w:rPr>
+      </w:r>
+      <w:r>
+        <w:rPr>
+          <w:b/>
+          <w:lang w:val="pt_PT" w:bidi="pt_PT"/>
+        </w:rPr>
         <w:t>"Os seus amigos mandam saudações".</w:t>
       </w:r>
     </w:p>
@@ -5338,6 +6013,21 @@
           <w:b/>
           <w:lang w:val="pt_PT" w:bidi="pt_PT"/>
         </w:rPr>
+        <w:t>ἀσπάζου τοὺς φίλους</w:t>
+      </w:r>
+    </w:p>
+    <w:p>
+      <w:pPr/>
+      <w:r>
+        <w:rPr>
+          <w:lang w:val="pt_PT" w:bidi="pt_PT"/>
+        </w:rPr>
+      </w:r>
+      <w:r>
+        <w:rPr>
+          <w:b/>
+          <w:lang w:val="pt_PT" w:bidi="pt_PT"/>
+        </w:rPr>
         <w:t>"Dê saudações, pessoalmente, a cada um dos nossos amigos".</w:t>
       </w:r>
     </w:p>
@@ -5407,6 +6097,21 @@
         <w:rPr>
           <w:lang w:val="pt_PT" w:bidi="pt_PT"/>
         </w:rPr>
+      </w:r>
+    </w:p>
+    <w:p>
+      <w:pPr/>
+      <w:r>
+        <w:rPr>
+          <w:lang w:val="pt_PT" w:bidi="pt_PT"/>
+        </w:rPr>
+      </w:r>
+      <w:r>
+        <w:rPr>
+          <w:b/>
+          <w:lang w:val="pt_PT" w:bidi="pt_PT"/>
+        </w:rPr>
+        <w:t>κατ’ ὄνομα</w:t>
       </w:r>
     </w:p>
     <w:p>

--- a/por/docx/64.content.docx
+++ b/por/docx/64.content.docx
@@ -1274,6 +1274,21 @@
           <w:b/>
           <w:lang w:val="pt_PT" w:bidi="pt_PT"/>
         </w:rPr>
+        <w:t>σὺ ἐν ἀληθείᾳ περιπατεῖς</w:t>
+      </w:r>
+    </w:p>
+    <w:p>
+      <w:pPr/>
+      <w:r>
+        <w:rPr>
+          <w:lang w:val="pt_PT" w:bidi="pt_PT"/>
+        </w:rPr>
+      </w:r>
+      <w:r>
+        <w:rPr>
+          <w:b/>
+          <w:lang w:val="pt_PT" w:bidi="pt_PT"/>
+        </w:rPr>
         <w:t>"e como sempre vive na verdade".</w:t>
       </w:r>
     </w:p>
@@ -1677,6 +1692,21 @@
           <w:b/>
           <w:lang w:val="pt_PT" w:bidi="pt_PT"/>
         </w:rPr>
+        <w:t>ἐν τῇ ἀληθείᾳ περιπατοῦντα</w:t>
+      </w:r>
+    </w:p>
+    <w:p>
+      <w:pPr/>
+      <w:r>
+        <w:rPr>
+          <w:lang w:val="pt_PT" w:bidi="pt_PT"/>
+        </w:rPr>
+      </w:r>
+      <w:r>
+        <w:rPr>
+          <w:b/>
+          <w:lang w:val="pt_PT" w:bidi="pt_PT"/>
+        </w:rPr>
         <w:t>"vivem de acordo com a verdade".</w:t>
       </w:r>
     </w:p>
@@ -2152,6 +2182,21 @@
           <w:b/>
           <w:lang w:val="pt_PT" w:bidi="pt_PT"/>
         </w:rPr>
+        <w:t>οὓς καλῶς ποιήσεις, προπέμψας ἀξίως τοῦ Θεοῦ; ὑπὲρ γὰρ τοῦ ὀνόματος ἐξῆλθον, μηδὲν λαμβάνοντες ἀπὸ τῶν ἐθνικῶν</w:t>
+      </w:r>
+    </w:p>
+    <w:p>
+      <w:pPr/>
+      <w:r>
+        <w:rPr>
+          <w:lang w:val="pt_PT" w:bidi="pt_PT"/>
+        </w:rPr>
+      </w:r>
+      <w:r>
+        <w:rPr>
+          <w:b/>
+          <w:lang w:val="pt_PT" w:bidi="pt_PT"/>
+        </w:rPr>
         <w:t>"Por favor, ajude essa gente essa gente a continuar a sua viagem de um modo que agrade a Deus"</w:t>
       </w:r>
       <w:r>
@@ -3032,6 +3077,21 @@
           <w:b/>
           <w:lang w:val="pt_PT" w:bidi="pt_PT"/>
         </w:rPr>
+        <w:t>ἵνα συνεργοὶ γινώμεθα τῇ ἀληθείᾳ</w:t>
+      </w:r>
+    </w:p>
+    <w:p>
+      <w:pPr/>
+      <w:r>
+        <w:rPr>
+          <w:lang w:val="pt_PT" w:bidi="pt_PT"/>
+        </w:rPr>
+      </w:r>
+      <w:r>
+        <w:rPr>
+          <w:b/>
+          <w:lang w:val="pt_PT" w:bidi="pt_PT"/>
+        </w:rPr>
         <w:t>"pois assim poderemos tomar parte no seu trabalho de anunciar a verdade".</w:t>
       </w:r>
     </w:p>
@@ -3409,6 +3469,21 @@
           <w:b/>
           <w:lang w:val="pt_PT" w:bidi="pt_PT"/>
         </w:rPr>
+        <w:t>Διοτρέφης</w:t>
+      </w:r>
+    </w:p>
+    <w:p>
+      <w:pPr/>
+      <w:r>
+        <w:rPr>
+          <w:lang w:val="pt_PT" w:bidi="pt_PT"/>
+        </w:rPr>
+      </w:r>
+      <w:r>
+        <w:rPr>
+          <w:b/>
+          <w:lang w:val="pt_PT" w:bidi="pt_PT"/>
+        </w:rPr>
         <w:t>"Diótrefes".</w:t>
       </w:r>
     </w:p>
@@ -3492,6 +3567,21 @@
           <w:b/>
           <w:lang w:val="pt_PT" w:bidi="pt_PT"/>
         </w:rPr>
+        <w:t>ὁ φιλοπρωτεύων αὐτῶν</w:t>
+      </w:r>
+    </w:p>
+    <w:p>
+      <w:pPr/>
+      <w:r>
+        <w:rPr>
+          <w:lang w:val="pt_PT" w:bidi="pt_PT"/>
+        </w:rPr>
+      </w:r>
+      <w:r>
+        <w:rPr>
+          <w:b/>
+          <w:lang w:val="pt_PT" w:bidi="pt_PT"/>
+        </w:rPr>
         <w:t>"que deseja ser o líder".</w:t>
       </w:r>
     </w:p>
@@ -4163,6 +4253,21 @@
           <w:b/>
           <w:lang w:val="pt_PT" w:bidi="pt_PT"/>
         </w:rPr>
+        <w:t>μὴ ἀρκούμενος ἐπὶ τούτοις</w:t>
+      </w:r>
+    </w:p>
+    <w:p>
+      <w:pPr/>
+      <w:r>
+        <w:rPr>
+          <w:lang w:val="pt_PT" w:bidi="pt_PT"/>
+        </w:rPr>
+      </w:r>
+      <w:r>
+        <w:rPr>
+          <w:b/>
+          <w:lang w:val="pt_PT" w:bidi="pt_PT"/>
+        </w:rPr>
         <w:t>"ele não fica satisfeito só em fazer isso".</w:t>
       </w:r>
     </w:p>
@@ -4749,6 +4854,21 @@
           <w:b/>
           <w:lang w:val="pt_PT" w:bidi="pt_PT"/>
         </w:rPr>
+        <w:t>Δημητρίῳ μεμαρτύρηται ὑπὸ πάντων</w:t>
+      </w:r>
+    </w:p>
+    <w:p>
+      <w:pPr/>
+      <w:r>
+        <w:rPr>
+          <w:lang w:val="pt_PT" w:bidi="pt_PT"/>
+        </w:rPr>
+      </w:r>
+      <w:r>
+        <w:rPr>
+          <w:b/>
+          <w:lang w:val="pt_PT" w:bidi="pt_PT"/>
+        </w:rPr>
         <w:t>"Todos falam bem de Demétrio".</w:t>
       </w:r>
     </w:p>
@@ -4818,6 +4938,21 @@
         <w:rPr>
           <w:lang w:val="pt_PT" w:bidi="pt_PT"/>
         </w:rPr>
+      </w:r>
+    </w:p>
+    <w:p>
+      <w:pPr/>
+      <w:r>
+        <w:rPr>
+          <w:lang w:val="pt_PT" w:bidi="pt_PT"/>
+        </w:rPr>
+      </w:r>
+      <w:r>
+        <w:rPr>
+          <w:b/>
+          <w:lang w:val="pt_PT" w:bidi="pt_PT"/>
+        </w:rPr>
+        <w:t>Δημητρίῳ</w:t>
       </w:r>
     </w:p>
     <w:p>
